--- a/BlogsWord/Werkmakenvansolidariteit.docx
+++ b/BlogsWord/Werkmakenvansolidariteit.docx
@@ -727,6 +727,14 @@
           <w:sz w:val="22"/>
           <w:szCs w:val="22"/>
         </w:rPr>
+        <w:t xml:space="preserve"> wat hem betreft</w:t>
+      </w:r>
+      <w:r>
+        <w:rPr>
+          <w:rFonts w:ascii="Courier New" w:hAnsi="Courier New" w:cs="Courier New"/>
+          <w:sz w:val="22"/>
+          <w:szCs w:val="22"/>
+        </w:rPr>
         <w:t>,</w:t>
       </w:r>
       <w:r>
@@ -840,15 +848,57 @@
           <w:sz w:val="22"/>
           <w:szCs w:val="22"/>
         </w:rPr>
-        <w:t xml:space="preserve">In het </w:t>
-      </w:r>
-      <w:r>
-        <w:rPr>
-          <w:rFonts w:ascii="Courier New" w:hAnsi="Courier New" w:cs="Courier New"/>
-          <w:sz w:val="22"/>
-          <w:szCs w:val="22"/>
-        </w:rPr>
-        <w:t>boek heeft h</w:t>
+        <w:t xml:space="preserve">In </w:t>
+      </w:r>
+      <w:r>
+        <w:rPr>
+          <w:rFonts w:ascii="Courier New" w:hAnsi="Courier New" w:cs="Courier New"/>
+          <w:sz w:val="22"/>
+          <w:szCs w:val="22"/>
+        </w:rPr>
+        <w:t>zijn</w:t>
+      </w:r>
+      <w:r>
+        <w:rPr>
+          <w:rFonts w:ascii="Courier New" w:hAnsi="Courier New" w:cs="Courier New"/>
+          <w:sz w:val="22"/>
+          <w:szCs w:val="22"/>
+        </w:rPr>
+        <w:t xml:space="preserve"> </w:t>
+      </w:r>
+      <w:r>
+        <w:rPr>
+          <w:rFonts w:ascii="Courier New" w:hAnsi="Courier New" w:cs="Courier New"/>
+          <w:sz w:val="22"/>
+          <w:szCs w:val="22"/>
+        </w:rPr>
+        <w:t xml:space="preserve">boek </w:t>
+      </w:r>
+      <w:r>
+        <w:rPr>
+          <w:rFonts w:ascii="Courier New" w:hAnsi="Courier New" w:cs="Courier New"/>
+          <w:i/>
+          <w:iCs/>
+          <w:sz w:val="22"/>
+          <w:szCs w:val="22"/>
+        </w:rPr>
+        <w:t>Solidarity</w:t>
+      </w:r>
+      <w:r>
+        <w:rPr>
+          <w:rFonts w:ascii="Courier New" w:hAnsi="Courier New" w:cs="Courier New"/>
+          <w:sz w:val="22"/>
+          <w:szCs w:val="22"/>
+        </w:rPr>
+        <w:t xml:space="preserve"> </w:t>
+      </w:r>
+      <w:r>
+        <w:rPr>
+          <w:rFonts w:ascii="Courier New" w:hAnsi="Courier New" w:cs="Courier New"/>
+          <w:sz w:val="22"/>
+          <w:szCs w:val="22"/>
+        </w:rPr>
+        <w:t>heeft h</w:t>
       </w:r>
       <w:r>
         <w:rPr>
@@ -864,7 +914,7 @@
           <w:sz w:val="22"/>
           <w:szCs w:val="22"/>
         </w:rPr>
-        <w:t xml:space="preserve">het vaak over </w:t>
+        <w:t xml:space="preserve">het over </w:t>
       </w:r>
       <w:r>
         <w:rPr>
@@ -960,23 +1010,103 @@
           <w:sz w:val="22"/>
           <w:szCs w:val="22"/>
         </w:rPr>
-        <w:t>. Er zijn veel krachten die het moeilijk maken om voldoende gelijkenis met de vreemde te herkennen om solidair te kunnen zijn</w:t>
-      </w:r>
-      <w:r>
-        <w:rPr>
-          <w:rFonts w:ascii="Courier New" w:hAnsi="Courier New" w:cs="Courier New"/>
-          <w:sz w:val="22"/>
-          <w:szCs w:val="22"/>
-        </w:rPr>
-        <w:t>, m</w:t>
-      </w:r>
-      <w:r>
-        <w:rPr>
-          <w:rFonts w:ascii="Courier New" w:hAnsi="Courier New" w:cs="Courier New"/>
-          <w:sz w:val="22"/>
-          <w:szCs w:val="22"/>
-        </w:rPr>
-        <w:t xml:space="preserve">aar er zijn ook redenen om sceptisch te zijn tegenover die obstakels (zijn reactie op de vermeende uitdagingen van AI is bijzonder interessant). </w:t>
+        <w:t xml:space="preserve">. Er zijn veel krachten die het moeilijk maken om voldoende gelijkenis met de vreemde te herkennen </w:t>
+      </w:r>
+      <w:r>
+        <w:rPr>
+          <w:rFonts w:ascii="Courier New" w:hAnsi="Courier New" w:cs="Courier New"/>
+          <w:sz w:val="22"/>
+          <w:szCs w:val="22"/>
+        </w:rPr>
+        <w:t xml:space="preserve">en </w:t>
+      </w:r>
+      <w:r>
+        <w:rPr>
+          <w:rFonts w:ascii="Courier New" w:hAnsi="Courier New" w:cs="Courier New"/>
+          <w:sz w:val="22"/>
+          <w:szCs w:val="22"/>
+        </w:rPr>
+        <w:t>om solidair te kunnen zijn</w:t>
+      </w:r>
+      <w:r>
+        <w:rPr>
+          <w:rFonts w:ascii="Courier New" w:hAnsi="Courier New" w:cs="Courier New"/>
+          <w:sz w:val="22"/>
+          <w:szCs w:val="22"/>
+        </w:rPr>
+        <w:t>. Er zijn</w:t>
+      </w:r>
+      <w:r>
+        <w:rPr>
+          <w:rFonts w:ascii="Courier New" w:hAnsi="Courier New" w:cs="Courier New"/>
+          <w:sz w:val="22"/>
+          <w:szCs w:val="22"/>
+        </w:rPr>
+        <w:t xml:space="preserve"> ook redenen om </w:t>
+      </w:r>
+      <w:r>
+        <w:rPr>
+          <w:rFonts w:ascii="Courier New" w:hAnsi="Courier New" w:cs="Courier New"/>
+          <w:sz w:val="22"/>
+          <w:szCs w:val="22"/>
+        </w:rPr>
+        <w:t xml:space="preserve">daar </w:t>
+      </w:r>
+      <w:r>
+        <w:rPr>
+          <w:rFonts w:ascii="Courier New" w:hAnsi="Courier New" w:cs="Courier New"/>
+          <w:sz w:val="22"/>
+          <w:szCs w:val="22"/>
+        </w:rPr>
+        <w:t xml:space="preserve">sceptisch </w:t>
+      </w:r>
+      <w:r>
+        <w:rPr>
+          <w:rFonts w:ascii="Courier New" w:hAnsi="Courier New" w:cs="Courier New"/>
+          <w:sz w:val="22"/>
+          <w:szCs w:val="22"/>
+        </w:rPr>
+        <w:t xml:space="preserve">over </w:t>
+      </w:r>
+      <w:r>
+        <w:rPr>
+          <w:rFonts w:ascii="Courier New" w:hAnsi="Courier New" w:cs="Courier New"/>
+          <w:sz w:val="22"/>
+          <w:szCs w:val="22"/>
+        </w:rPr>
+        <w:t xml:space="preserve">te zijn </w:t>
+      </w:r>
+      <w:r>
+        <w:rPr>
+          <w:rFonts w:ascii="Courier New" w:hAnsi="Courier New" w:cs="Courier New"/>
+          <w:sz w:val="22"/>
+          <w:szCs w:val="22"/>
+        </w:rPr>
+        <w:t xml:space="preserve">en dan hoef je alleen maar aan alles rondom </w:t>
+      </w:r>
+      <w:r>
+        <w:rPr>
+          <w:rFonts w:ascii="Courier New" w:hAnsi="Courier New" w:cs="Courier New"/>
+          <w:sz w:val="22"/>
+          <w:szCs w:val="22"/>
+        </w:rPr>
+        <w:t xml:space="preserve">uitdagingen </w:t>
+      </w:r>
+      <w:r>
+        <w:rPr>
+          <w:rFonts w:ascii="Courier New" w:hAnsi="Courier New" w:cs="Courier New"/>
+          <w:sz w:val="22"/>
+          <w:szCs w:val="22"/>
+        </w:rPr>
+        <w:t>te denken</w:t>
+      </w:r>
+      <w:r>
+        <w:rPr>
+          <w:rFonts w:ascii="Courier New" w:hAnsi="Courier New" w:cs="Courier New"/>
+          <w:sz w:val="22"/>
+          <w:szCs w:val="22"/>
+        </w:rPr>
+        <w:t xml:space="preserve">. </w:t>
       </w:r>
       <w:r>
         <w:rPr>
@@ -992,7 +1122,23 @@
           <w:sz w:val="22"/>
           <w:szCs w:val="22"/>
         </w:rPr>
-        <w:t xml:space="preserve"> de erkenning van </w:t>
+        <w:t xml:space="preserve"> </w:t>
+      </w:r>
+      <w:r>
+        <w:rPr>
+          <w:rFonts w:ascii="Courier New" w:hAnsi="Courier New" w:cs="Courier New"/>
+          <w:sz w:val="22"/>
+          <w:szCs w:val="22"/>
+        </w:rPr>
+        <w:t xml:space="preserve">dat </w:t>
+      </w:r>
+      <w:r>
+        <w:rPr>
+          <w:rFonts w:ascii="Courier New" w:hAnsi="Courier New" w:cs="Courier New"/>
+          <w:sz w:val="22"/>
+          <w:szCs w:val="22"/>
+        </w:rPr>
+        <w:t xml:space="preserve">de erkenning van </w:t>
       </w:r>
       <w:r>
         <w:rPr>
@@ -1259,15 +1405,111 @@
           <w:sz w:val="22"/>
           <w:szCs w:val="22"/>
         </w:rPr>
-        <w:t>De ervaringen van de</w:t>
-      </w:r>
-      <w:r>
-        <w:rPr>
-          <w:rFonts w:ascii="Courier New" w:hAnsi="Courier New" w:cs="Courier New"/>
-          <w:sz w:val="22"/>
-          <w:szCs w:val="22"/>
-        </w:rPr>
-        <w:t>ze</w:t>
+        <w:t xml:space="preserve">De ervaringen van deze </w:t>
+      </w:r>
+      <w:r>
+        <w:rPr>
+          <w:rFonts w:ascii="Courier New" w:hAnsi="Courier New" w:cs="Courier New"/>
+          <w:sz w:val="22"/>
+          <w:szCs w:val="22"/>
+        </w:rPr>
+        <w:t xml:space="preserve">denkers </w:t>
+      </w:r>
+      <w:r>
+        <w:rPr>
+          <w:rFonts w:ascii="Courier New" w:hAnsi="Courier New" w:cs="Courier New"/>
+          <w:sz w:val="22"/>
+          <w:szCs w:val="22"/>
+        </w:rPr>
+        <w:t xml:space="preserve">waar Williams zijn ideeën op baseert </w:t>
+      </w:r>
+      <w:r>
+        <w:rPr>
+          <w:rFonts w:ascii="Courier New" w:hAnsi="Courier New" w:cs="Courier New"/>
+          <w:sz w:val="22"/>
+          <w:szCs w:val="22"/>
+        </w:rPr>
+        <w:t xml:space="preserve">zijn </w:t>
+      </w:r>
+      <w:r>
+        <w:rPr>
+          <w:rFonts w:ascii="Courier New" w:hAnsi="Courier New" w:cs="Courier New"/>
+          <w:sz w:val="22"/>
+          <w:szCs w:val="22"/>
+        </w:rPr>
+        <w:t xml:space="preserve">gevormd door </w:t>
+      </w:r>
+      <w:r>
+        <w:rPr>
+          <w:rFonts w:ascii="Courier New" w:hAnsi="Courier New" w:cs="Courier New"/>
+          <w:sz w:val="22"/>
+          <w:szCs w:val="22"/>
+        </w:rPr>
+        <w:t>zwa</w:t>
+      </w:r>
+      <w:r>
+        <w:rPr>
+          <w:rFonts w:ascii="Courier New" w:hAnsi="Courier New" w:cs="Courier New"/>
+          <w:sz w:val="22"/>
+          <w:szCs w:val="22"/>
+        </w:rPr>
+        <w:t>re</w:t>
+      </w:r>
+      <w:r>
+        <w:rPr>
+          <w:rFonts w:ascii="Courier New" w:hAnsi="Courier New" w:cs="Courier New"/>
+          <w:sz w:val="22"/>
+          <w:szCs w:val="22"/>
+        </w:rPr>
+        <w:t xml:space="preserve"> nationale en persoonlijke geschiedenissen </w:t>
+      </w:r>
+      <w:r>
+        <w:rPr>
+          <w:rFonts w:ascii="Courier New" w:hAnsi="Courier New" w:cs="Courier New"/>
+          <w:sz w:val="22"/>
+          <w:szCs w:val="22"/>
+        </w:rPr>
+        <w:t>die in hun denken over</w:t>
+      </w:r>
+      <w:r>
+        <w:rPr>
+          <w:rFonts w:ascii="Courier New" w:hAnsi="Courier New" w:cs="Courier New"/>
+          <w:sz w:val="22"/>
+          <w:szCs w:val="22"/>
+        </w:rPr>
+        <w:t xml:space="preserve"> solidariteit </w:t>
+      </w:r>
+      <w:r>
+        <w:rPr>
+          <w:rFonts w:ascii="Courier New" w:hAnsi="Courier New" w:cs="Courier New"/>
+          <w:sz w:val="22"/>
+          <w:szCs w:val="22"/>
+        </w:rPr>
+        <w:t xml:space="preserve">steeds weer </w:t>
+      </w:r>
+      <w:r>
+        <w:rPr>
+          <w:rFonts w:ascii="Courier New" w:hAnsi="Courier New" w:cs="Courier New"/>
+          <w:sz w:val="22"/>
+          <w:szCs w:val="22"/>
+        </w:rPr>
+        <w:t>opduik</w:t>
+      </w:r>
+      <w:r>
+        <w:rPr>
+          <w:rFonts w:ascii="Courier New" w:hAnsi="Courier New" w:cs="Courier New"/>
+          <w:sz w:val="22"/>
+          <w:szCs w:val="22"/>
+        </w:rPr>
+        <w:t>en</w:t>
+      </w:r>
+      <w:r>
+        <w:rPr>
+          <w:rFonts w:ascii="Courier New" w:hAnsi="Courier New" w:cs="Courier New"/>
+          <w:sz w:val="22"/>
+          <w:szCs w:val="22"/>
+        </w:rPr>
+        <w:t>.</w:t>
       </w:r>
       <w:r>
         <w:rPr>
@@ -1283,87 +1525,39 @@
           <w:sz w:val="22"/>
           <w:szCs w:val="22"/>
         </w:rPr>
-        <w:t xml:space="preserve">denkers </w:t>
-      </w:r>
-      <w:r>
-        <w:rPr>
-          <w:rFonts w:ascii="Courier New" w:hAnsi="Courier New" w:cs="Courier New"/>
-          <w:sz w:val="22"/>
-          <w:szCs w:val="22"/>
-        </w:rPr>
-        <w:t xml:space="preserve">waar Williams zijn ideeën op baseert </w:t>
-      </w:r>
-      <w:r>
-        <w:rPr>
-          <w:rFonts w:ascii="Courier New" w:hAnsi="Courier New" w:cs="Courier New"/>
-          <w:sz w:val="22"/>
-          <w:szCs w:val="22"/>
-        </w:rPr>
-        <w:t xml:space="preserve">zijn </w:t>
-      </w:r>
-      <w:r>
-        <w:rPr>
-          <w:rFonts w:ascii="Courier New" w:hAnsi="Courier New" w:cs="Courier New"/>
-          <w:sz w:val="22"/>
-          <w:szCs w:val="22"/>
-        </w:rPr>
-        <w:t xml:space="preserve">gevormd door </w:t>
-      </w:r>
-      <w:r>
-        <w:rPr>
-          <w:rFonts w:ascii="Courier New" w:hAnsi="Courier New" w:cs="Courier New"/>
-          <w:sz w:val="22"/>
-          <w:szCs w:val="22"/>
-        </w:rPr>
-        <w:t>zwa</w:t>
-      </w:r>
-      <w:r>
-        <w:rPr>
-          <w:rFonts w:ascii="Courier New" w:hAnsi="Courier New" w:cs="Courier New"/>
-          <w:sz w:val="22"/>
-          <w:szCs w:val="22"/>
-        </w:rPr>
-        <w:t>re</w:t>
-      </w:r>
-      <w:r>
-        <w:rPr>
-          <w:rFonts w:ascii="Courier New" w:hAnsi="Courier New" w:cs="Courier New"/>
-          <w:sz w:val="22"/>
-          <w:szCs w:val="22"/>
-        </w:rPr>
-        <w:t xml:space="preserve"> nationale en persoonlijke geschiedenissen </w:t>
-      </w:r>
-      <w:r>
-        <w:rPr>
-          <w:rFonts w:ascii="Courier New" w:hAnsi="Courier New" w:cs="Courier New"/>
-          <w:sz w:val="22"/>
-          <w:szCs w:val="22"/>
-        </w:rPr>
-        <w:t>die in hun denken over</w:t>
-      </w:r>
-      <w:r>
-        <w:rPr>
-          <w:rFonts w:ascii="Courier New" w:hAnsi="Courier New" w:cs="Courier New"/>
-          <w:sz w:val="22"/>
-          <w:szCs w:val="22"/>
-        </w:rPr>
-        <w:t xml:space="preserve"> solidariteit </w:t>
-      </w:r>
-      <w:r>
-        <w:rPr>
-          <w:rFonts w:ascii="Courier New" w:hAnsi="Courier New" w:cs="Courier New"/>
-          <w:sz w:val="22"/>
-          <w:szCs w:val="22"/>
-        </w:rPr>
-        <w:t xml:space="preserve">steeds weer </w:t>
-      </w:r>
-      <w:r>
-        <w:rPr>
-          <w:rFonts w:ascii="Courier New" w:hAnsi="Courier New" w:cs="Courier New"/>
-          <w:sz w:val="22"/>
-          <w:szCs w:val="22"/>
-        </w:rPr>
-        <w:t>opduikt.</w:t>
+        <w:t xml:space="preserve">De </w:t>
+      </w:r>
+      <w:r>
+        <w:rPr>
+          <w:rFonts w:ascii="Courier New" w:hAnsi="Courier New" w:cs="Courier New"/>
+          <w:sz w:val="22"/>
+          <w:szCs w:val="22"/>
+        </w:rPr>
+        <w:t>Tsjech Jan Patočka</w:t>
+      </w:r>
+      <w:r>
+        <w:rPr>
+          <w:rFonts w:ascii="Courier New" w:hAnsi="Courier New" w:cs="Courier New"/>
+          <w:sz w:val="22"/>
+          <w:szCs w:val="22"/>
+        </w:rPr>
+        <w:t xml:space="preserve"> (1907-1977) studeerde bij Husserl en</w:t>
+      </w:r>
+      <w:r>
+        <w:rPr>
+          <w:rFonts w:ascii="Courier New" w:hAnsi="Courier New" w:cs="Courier New"/>
+          <w:sz w:val="22"/>
+          <w:szCs w:val="22"/>
+        </w:rPr>
+        <w:t xml:space="preserve"> Heidegger en </w:t>
+      </w:r>
+      <w:r>
+        <w:rPr>
+          <w:rFonts w:ascii="Courier New" w:hAnsi="Courier New" w:cs="Courier New"/>
+          <w:sz w:val="22"/>
+          <w:szCs w:val="22"/>
+        </w:rPr>
+        <w:t>heeft de bezetting van de Duitsers eerst en vervolgens de Russen daarna meegemaakt. Hij voelde zich Europeaan en de zorg van de ziel is ondanks alles wat volgens hem bij Europa past.</w:t>
       </w:r>
       <w:r>
         <w:rPr>
@@ -1379,39 +1573,87 @@
           <w:sz w:val="22"/>
           <w:szCs w:val="22"/>
         </w:rPr>
-        <w:t xml:space="preserve">De </w:t>
-      </w:r>
-      <w:r>
-        <w:rPr>
-          <w:rFonts w:ascii="Courier New" w:hAnsi="Courier New" w:cs="Courier New"/>
-          <w:sz w:val="22"/>
-          <w:szCs w:val="22"/>
-        </w:rPr>
-        <w:t>Tsjech Jan Patočka</w:t>
-      </w:r>
-      <w:r>
-        <w:rPr>
-          <w:rFonts w:ascii="Courier New" w:hAnsi="Courier New" w:cs="Courier New"/>
-          <w:sz w:val="22"/>
-          <w:szCs w:val="22"/>
-        </w:rPr>
-        <w:t xml:space="preserve"> (1907-1977) studeerde bij Husserl en</w:t>
-      </w:r>
-      <w:r>
-        <w:rPr>
-          <w:rFonts w:ascii="Courier New" w:hAnsi="Courier New" w:cs="Courier New"/>
-          <w:sz w:val="22"/>
-          <w:szCs w:val="22"/>
-        </w:rPr>
-        <w:t xml:space="preserve"> Heidegger en </w:t>
-      </w:r>
-      <w:r>
-        <w:rPr>
-          <w:rFonts w:ascii="Courier New" w:hAnsi="Courier New" w:cs="Courier New"/>
-          <w:sz w:val="22"/>
-          <w:szCs w:val="22"/>
-        </w:rPr>
-        <w:t>heeft de bezetting van de Duitsers eerst en vervolgens de Russen daarna meegemaakt. Hij voelde zich Europeaan en de zorg van de ziel is ondanks alles wat volgens hem bij Europa past.</w:t>
+        <w:t xml:space="preserve">Daar hoorde het </w:t>
+      </w:r>
+      <w:r>
+        <w:rPr>
+          <w:rFonts w:ascii="Courier New" w:hAnsi="Courier New" w:cs="Courier New"/>
+          <w:sz w:val="22"/>
+          <w:szCs w:val="22"/>
+        </w:rPr>
+        <w:t>opnieuw doordenken</w:t>
+      </w:r>
+      <w:r>
+        <w:rPr>
+          <w:rFonts w:ascii="Courier New" w:hAnsi="Courier New" w:cs="Courier New"/>
+          <w:sz w:val="22"/>
+          <w:szCs w:val="22"/>
+        </w:rPr>
+        <w:t xml:space="preserve"> van politieke macht en morele doelen</w:t>
+      </w:r>
+      <w:r>
+        <w:rPr>
+          <w:rFonts w:ascii="Courier New" w:hAnsi="Courier New" w:cs="Courier New"/>
+          <w:sz w:val="22"/>
+          <w:szCs w:val="22"/>
+        </w:rPr>
+        <w:t xml:space="preserve"> bij</w:t>
+      </w:r>
+      <w:r>
+        <w:rPr>
+          <w:rFonts w:ascii="Courier New" w:hAnsi="Courier New" w:cs="Courier New"/>
+          <w:sz w:val="22"/>
+          <w:szCs w:val="22"/>
+        </w:rPr>
+        <w:t xml:space="preserve">. </w:t>
+      </w:r>
+      <w:r>
+        <w:rPr>
+          <w:rFonts w:ascii="Courier New" w:hAnsi="Courier New" w:cs="Courier New"/>
+          <w:sz w:val="22"/>
+          <w:szCs w:val="22"/>
+        </w:rPr>
+        <w:t>Patočka</w:t>
+      </w:r>
+      <w:r>
+        <w:rPr>
+          <w:rFonts w:ascii="Courier New" w:hAnsi="Courier New" w:cs="Courier New"/>
+          <w:sz w:val="22"/>
+          <w:szCs w:val="22"/>
+        </w:rPr>
+        <w:t xml:space="preserve"> ontwikkelde een eigen filosofie rond vrijheid, verantwoordelijkheid en de geestelijke crisis van de moderne wereld. Patočka benadrukte dat menselijk bestaan gekenmerkt wordt door zorg voor de ziel en door morele verantwoordelijkheid tegenover anderen. Hij werd internationaal bekend door zijn idee van de </w:t>
+      </w:r>
+      <w:r>
+        <w:rPr>
+          <w:rFonts w:ascii="Courier New" w:hAnsi="Courier New" w:cs="Courier New"/>
+          <w:sz w:val="22"/>
+          <w:szCs w:val="22"/>
+        </w:rPr>
+        <w:t>‘</w:t>
+      </w:r>
+      <w:r>
+        <w:rPr>
+          <w:rFonts w:ascii="Courier New" w:hAnsi="Courier New" w:cs="Courier New"/>
+          <w:sz w:val="22"/>
+          <w:szCs w:val="22"/>
+        </w:rPr>
+        <w:t>solidariteit van de geschokten</w:t>
+      </w:r>
+      <w:r>
+        <w:rPr>
+          <w:rFonts w:ascii="Courier New" w:hAnsi="Courier New" w:cs="Courier New"/>
+          <w:sz w:val="22"/>
+          <w:szCs w:val="22"/>
+        </w:rPr>
+        <w:t>’</w:t>
+      </w:r>
+      <w:r>
+        <w:rPr>
+          <w:rFonts w:ascii="Courier New" w:hAnsi="Courier New" w:cs="Courier New"/>
+          <w:sz w:val="22"/>
+          <w:szCs w:val="22"/>
+        </w:rPr>
+        <w:t>,</w:t>
       </w:r>
       <w:r>
         <w:rPr>
@@ -1427,47 +1669,7 @@
           <w:sz w:val="22"/>
           <w:szCs w:val="22"/>
         </w:rPr>
-        <w:t>Daar hoorde het herdenken van politieke macht en morele doelen</w:t>
-      </w:r>
-      <w:r>
-        <w:rPr>
-          <w:rFonts w:ascii="Courier New" w:hAnsi="Courier New" w:cs="Courier New"/>
-          <w:sz w:val="22"/>
-          <w:szCs w:val="22"/>
-        </w:rPr>
-        <w:t xml:space="preserve">. </w:t>
-      </w:r>
-      <w:r>
-        <w:rPr>
-          <w:rFonts w:ascii="Courier New" w:hAnsi="Courier New" w:cs="Courier New"/>
-          <w:sz w:val="22"/>
-          <w:szCs w:val="22"/>
-        </w:rPr>
-        <w:t xml:space="preserve">Hij ontwikkelde een eigen filosofie rond vrijheid, verantwoordelijkheid en de geestelijke crisis van de moderne wereld. Patočka benadrukte dat menselijk bestaan gekenmerkt wordt door zorg voor de ziel en door morele verantwoordelijkheid tegenover anderen. Hij werd internationaal bekend door zijn idee van de </w:t>
-      </w:r>
-      <w:r>
-        <w:rPr>
-          <w:rFonts w:ascii="Courier New" w:hAnsi="Courier New" w:cs="Courier New"/>
-          <w:sz w:val="22"/>
-          <w:szCs w:val="22"/>
-        </w:rPr>
-        <w:t>‘</w:t>
-      </w:r>
-      <w:r>
-        <w:rPr>
-          <w:rFonts w:ascii="Courier New" w:hAnsi="Courier New" w:cs="Courier New"/>
-          <w:sz w:val="22"/>
-          <w:szCs w:val="22"/>
-        </w:rPr>
-        <w:t>solidariteit van de geschokten</w:t>
-      </w:r>
-      <w:r>
-        <w:rPr>
-          <w:rFonts w:ascii="Courier New" w:hAnsi="Courier New" w:cs="Courier New"/>
-          <w:sz w:val="22"/>
-          <w:szCs w:val="22"/>
-        </w:rPr>
-        <w:t>’. M</w:t>
+        <w:t>de solidariteit van m</w:t>
       </w:r>
       <w:r>
         <w:rPr>
@@ -1476,14 +1678,6 @@
           <w:szCs w:val="22"/>
         </w:rPr>
         <w:t xml:space="preserve">ensen die door oorlog, lijden en historische crises tot een dieper bewustzijn komen. </w:t>
-      </w:r>
-      <w:r>
-        <w:rPr>
-          <w:rFonts w:ascii="Courier New" w:hAnsi="Courier New" w:cs="Courier New"/>
-          <w:sz w:val="22"/>
-          <w:szCs w:val="22"/>
-        </w:rPr>
-        <w:t>xx</w:t>
       </w:r>
     </w:p>
     <w:p>
@@ -1526,15 +1720,23 @@
           <w:sz w:val="22"/>
           <w:szCs w:val="22"/>
         </w:rPr>
-        <w:t xml:space="preserve">was een Pools filosoof, katholiek priester en </w:t>
-      </w:r>
-      <w:r>
-        <w:rPr>
-          <w:rFonts w:ascii="Courier New" w:hAnsi="Courier New" w:cs="Courier New"/>
-          <w:sz w:val="22"/>
-          <w:szCs w:val="22"/>
-        </w:rPr>
-        <w:t xml:space="preserve">behoorde in de jaren tachtig van de vorige eeuw tot de </w:t>
+        <w:t xml:space="preserve">was een Pools filosoof, katholiek priester </w:t>
+      </w:r>
+      <w:r>
+        <w:rPr>
+          <w:rFonts w:ascii="Courier New" w:hAnsi="Courier New" w:cs="Courier New"/>
+          <w:sz w:val="22"/>
+          <w:szCs w:val="22"/>
+        </w:rPr>
+        <w:t>die</w:t>
+      </w:r>
+      <w:r>
+        <w:rPr>
+          <w:rFonts w:ascii="Courier New" w:hAnsi="Courier New" w:cs="Courier New"/>
+          <w:sz w:val="22"/>
+          <w:szCs w:val="22"/>
+        </w:rPr>
+        <w:t xml:space="preserve"> in de jaren tachtig van de vorige eeuw tot de </w:t>
       </w:r>
       <w:r>
         <w:rPr>
@@ -1558,7 +1760,23 @@
           <w:sz w:val="22"/>
           <w:szCs w:val="22"/>
         </w:rPr>
-        <w:t xml:space="preserve"> van de Poolse Solidarność-beweging. In zijn denken over solidariteit benadrukte hij dat echte solidariteit niet gebouwd mag zijn op haat of op het creëren van vijanden. </w:t>
+        <w:t xml:space="preserve"> van de Poolse Solidarność-beweging</w:t>
+      </w:r>
+      <w:r>
+        <w:rPr>
+          <w:rFonts w:ascii="Courier New" w:hAnsi="Courier New" w:cs="Courier New"/>
+          <w:sz w:val="22"/>
+          <w:szCs w:val="22"/>
+        </w:rPr>
+        <w:t xml:space="preserve"> behoorde</w:t>
+      </w:r>
+      <w:r>
+        <w:rPr>
+          <w:rFonts w:ascii="Courier New" w:hAnsi="Courier New" w:cs="Courier New"/>
+          <w:sz w:val="22"/>
+          <w:szCs w:val="22"/>
+        </w:rPr>
+        <w:t xml:space="preserve">. In zijn denken over solidariteit benadrukte hij dat echte solidariteit niet gebouwd mag zijn op haat of op het creëren van vijanden. </w:t>
       </w:r>
       <w:r>
         <w:rPr>
@@ -1622,7 +1840,15 @@
           <w:sz w:val="22"/>
           <w:szCs w:val="22"/>
         </w:rPr>
-        <w:t xml:space="preserve">een gemeenschappelijk zoeken naar waarheid en rechtvaardigheid. </w:t>
+        <w:t>een gemeenschappelijk zoeken naar waarheid en rechtvaardigheid.</w:t>
+      </w:r>
+      <w:r>
+        <w:rPr>
+          <w:rFonts w:ascii="Courier New" w:hAnsi="Courier New" w:cs="Courier New"/>
+          <w:sz w:val="22"/>
+          <w:szCs w:val="22"/>
+        </w:rPr>
+        <w:t xml:space="preserve"> </w:t>
       </w:r>
       <w:r>
         <w:rPr>
@@ -1631,87 +1857,7 @@
           <w:szCs w:val="22"/>
         </w:rPr>
         <w:lastRenderedPageBreak/>
-        <w:t>Hij moet niets weten</w:t>
-      </w:r>
-      <w:r>
-        <w:rPr>
-          <w:rFonts w:ascii="Courier New" w:hAnsi="Courier New" w:cs="Courier New"/>
-          <w:sz w:val="22"/>
-          <w:szCs w:val="22"/>
-        </w:rPr>
-        <w:t xml:space="preserve"> </w:t>
-      </w:r>
-      <w:r>
-        <w:rPr>
-          <w:rFonts w:ascii="Courier New" w:hAnsi="Courier New" w:cs="Courier New"/>
-          <w:sz w:val="22"/>
-          <w:szCs w:val="22"/>
-        </w:rPr>
-        <w:t>van</w:t>
-      </w:r>
-      <w:r>
-        <w:rPr>
-          <w:rFonts w:ascii="Courier New" w:hAnsi="Courier New" w:cs="Courier New"/>
-          <w:sz w:val="22"/>
-          <w:szCs w:val="22"/>
-        </w:rPr>
-        <w:t xml:space="preserve"> bewegingen die zich moreel definiëren door vijandschap. Werkelijke solidariteit vraagt dialoog, gewetensvorming en bereidheid om ook de ander als mens te blijven zien, zelfs in conflict en politieke strijd.</w:t>
-      </w:r>
-      <w:r>
-        <w:rPr>
-          <w:rFonts w:ascii="Courier New" w:hAnsi="Courier New" w:cs="Courier New"/>
-          <w:sz w:val="22"/>
-          <w:szCs w:val="22"/>
-        </w:rPr>
-        <w:t xml:space="preserve"> </w:t>
-      </w:r>
-      <w:r>
-        <w:rPr>
-          <w:rFonts w:ascii="Courier New" w:hAnsi="Courier New" w:cs="Courier New"/>
-          <w:sz w:val="22"/>
-          <w:szCs w:val="22"/>
-        </w:rPr>
-        <w:t>S</w:t>
-      </w:r>
-      <w:r>
-        <w:rPr>
-          <w:rFonts w:ascii="Courier New" w:hAnsi="Courier New" w:cs="Courier New"/>
-          <w:sz w:val="22"/>
-          <w:szCs w:val="22"/>
-        </w:rPr>
-        <w:t xml:space="preserve">olidariteit </w:t>
-      </w:r>
-      <w:r>
-        <w:rPr>
-          <w:rFonts w:ascii="Courier New" w:hAnsi="Courier New" w:cs="Courier New"/>
-          <w:sz w:val="22"/>
-          <w:szCs w:val="22"/>
-        </w:rPr>
-        <w:t>is voor hem</w:t>
-      </w:r>
-      <w:r>
-        <w:rPr>
-          <w:rFonts w:ascii="Courier New" w:hAnsi="Courier New" w:cs="Courier New"/>
-          <w:sz w:val="22"/>
-          <w:szCs w:val="22"/>
-        </w:rPr>
-        <w:t xml:space="preserve"> een roeping of plicht</w:t>
-      </w:r>
-      <w:r>
-        <w:rPr>
-          <w:rFonts w:ascii="Courier New" w:hAnsi="Courier New" w:cs="Courier New"/>
-          <w:sz w:val="22"/>
-          <w:szCs w:val="22"/>
-        </w:rPr>
-        <w:t xml:space="preserve">. Het is </w:t>
-      </w:r>
-      <w:r>
-        <w:rPr>
-          <w:rFonts w:ascii="Courier New" w:hAnsi="Courier New" w:cs="Courier New"/>
-          <w:sz w:val="22"/>
-          <w:szCs w:val="22"/>
-        </w:rPr>
-        <w:t>een vorm van menselijk handelen die waardigheid en integriteit voor anderen herstelt en die bovenal belichaamd wordt in praktijken van trouw en betrouwbaarheid.</w:t>
+        <w:t xml:space="preserve">Werkelijke solidariteit vraagt dialoog, gewetensvorming en bereidheid om ook de ander als mens te blijven zien, zelfs in conflict en politieke strijd. </w:t>
       </w:r>
     </w:p>
     <w:p>
@@ -1746,7 +1892,7 @@
           <w:sz w:val="22"/>
           <w:szCs w:val="22"/>
         </w:rPr>
-        <w:t xml:space="preserve">was een Duitse theoloog, predikant en verzetsstrijder tegen het nationaalsocialisme. In zijn denken staat solidariteit centraal als deelname aan het lijden en de verantwoordelijkheid van anderen. Bonhoeffer </w:t>
+        <w:t xml:space="preserve">was een Duitse theoloog, predikant en verzetsstrijder tegen het nationaalsocialisme. Bonhoeffer </w:t>
       </w:r>
       <w:r>
         <w:rPr>
@@ -1762,7 +1908,39 @@
           <w:sz w:val="22"/>
           <w:szCs w:val="22"/>
         </w:rPr>
-        <w:t>betrokken bij concrete menselijke nood en onrecht. Hij sprak over “plaatsvervangend handelen”: leven voor en met andere</w:t>
+        <w:t xml:space="preserve">betrokken bij concrete menselijke nood en onrecht. Hij sprak over </w:t>
+      </w:r>
+      <w:r>
+        <w:rPr>
+          <w:rFonts w:ascii="Courier New" w:hAnsi="Courier New" w:cs="Courier New"/>
+          <w:sz w:val="22"/>
+          <w:szCs w:val="22"/>
+        </w:rPr>
+        <w:t>‘</w:t>
+      </w:r>
+      <w:r>
+        <w:rPr>
+          <w:rFonts w:ascii="Courier New" w:hAnsi="Courier New" w:cs="Courier New"/>
+          <w:sz w:val="22"/>
+          <w:szCs w:val="22"/>
+        </w:rPr>
+        <w:t>plaatsvervangend handelen</w:t>
+      </w:r>
+      <w:r>
+        <w:rPr>
+          <w:rFonts w:ascii="Courier New" w:hAnsi="Courier New" w:cs="Courier New"/>
+          <w:sz w:val="22"/>
+          <w:szCs w:val="22"/>
+        </w:rPr>
+        <w:t>’,</w:t>
+      </w:r>
+      <w:r>
+        <w:rPr>
+          <w:rFonts w:ascii="Courier New" w:hAnsi="Courier New" w:cs="Courier New"/>
+          <w:sz w:val="22"/>
+          <w:szCs w:val="22"/>
+        </w:rPr>
+        <w:t xml:space="preserve"> leven voor en met andere</w:t>
       </w:r>
       <w:r>
         <w:rPr>
@@ -1821,7 +1999,7 @@
           <w:sz w:val="22"/>
           <w:szCs w:val="22"/>
         </w:rPr>
-        <w:t xml:space="preserve"> een Britse dichter, romanschrijver, literair criticus en christelijk denker, verbonden aan de Inklings rond C.S. Lewis en Tolkien. </w:t>
+        <w:t xml:space="preserve"> een Britse dichter, romanschrijver, literair criticus en christelijk denker. </w:t>
       </w:r>
       <w:r>
         <w:rPr>
@@ -1837,7 +2015,7 @@
           <w:sz w:val="22"/>
           <w:szCs w:val="22"/>
         </w:rPr>
-        <w:t xml:space="preserve"> begrip van solidariteit draait om wat hij </w:t>
+        <w:t xml:space="preserve"> begrip van solidariteit draait om </w:t>
       </w:r>
       <w:r>
         <w:rPr>
@@ -1869,15 +2047,15 @@
           <w:sz w:val="22"/>
           <w:szCs w:val="22"/>
         </w:rPr>
-        <w:t xml:space="preserve"> noemde</w:t>
-      </w:r>
-      <w:r>
-        <w:rPr>
-          <w:rFonts w:ascii="Courier New" w:hAnsi="Courier New" w:cs="Courier New"/>
-          <w:sz w:val="22"/>
-          <w:szCs w:val="22"/>
-        </w:rPr>
-        <w:t>. Hier gaat het om he</w:t>
+        <w:t>, waarbij het</w:t>
+      </w:r>
+      <w:r>
+        <w:rPr>
+          <w:rFonts w:ascii="Courier New" w:hAnsi="Courier New" w:cs="Courier New"/>
+          <w:sz w:val="22"/>
+          <w:szCs w:val="22"/>
+        </w:rPr>
+        <w:t xml:space="preserve"> gaat het om he</w:t>
       </w:r>
       <w:r>
         <w:rPr>
@@ -1917,7 +2095,23 @@
           <w:sz w:val="22"/>
           <w:szCs w:val="22"/>
         </w:rPr>
-        <w:t>Mensen dragen volgens Williams elkaars lasten, schuld, vreugde en verantwoordelijkheid. Liefde betekent daarom een bereidheid om plaatsvervangend voor anderen te handelen en hun nood mede te dragen. Solidariteit is bij hem sociaal of politiek, maar ook spiritueel en mystiek</w:t>
+        <w:t>Mensen dragen volgens Williams elkaars lasten, schuld, vreugde en verantwoordelijkheid. Liefde b</w:t>
+      </w:r>
+      <w:r>
+        <w:rPr>
+          <w:rFonts w:ascii="Courier New" w:hAnsi="Courier New" w:cs="Courier New"/>
+          <w:sz w:val="22"/>
+          <w:szCs w:val="22"/>
+        </w:rPr>
+        <w:t>etekent</w:t>
+      </w:r>
+      <w:r>
+        <w:rPr>
+          <w:rFonts w:ascii="Courier New" w:hAnsi="Courier New" w:cs="Courier New"/>
+          <w:sz w:val="22"/>
+          <w:szCs w:val="22"/>
+        </w:rPr>
+        <w:t xml:space="preserve"> bereidheid om plaatsvervangend voor anderen te handelen en hun nood mede te dragen. Solidariteit is bij hem sociaal of politiek, maar ook spiritueel en mystiek</w:t>
       </w:r>
       <w:r>
         <w:rPr>
@@ -2048,16 +2242,73 @@
           <w:sz w:val="22"/>
           <w:szCs w:val="22"/>
         </w:rPr>
-        <w:t xml:space="preserve">Niet verrassend eindigt de “Conclusie” van dit boek, terwijl zij veel van het voorgaande samenvat en samenbrengt, met de </w:t>
-      </w:r>
-      <w:r>
-        <w:rPr>
-          <w:rFonts w:ascii="Courier New" w:hAnsi="Courier New" w:cs="Courier New"/>
-          <w:sz w:val="22"/>
-          <w:szCs w:val="22"/>
-        </w:rPr>
-        <w:lastRenderedPageBreak/>
-        <w:t>scherpste van vragen: als solidariteit, niet langer gezien als iets wat ik vanuit een wezenlijk onveranderd zelfbegrip aan een ander aanbied, een ontwrichtende prijs vraagt van mijn eigen zelf, dan is er reden om haar te vrezen. Maar is de weigering van dat niveau van communio niet nog meer te vrezen, vanwege de “erosie en verschraling van de wereld” die daarmee gepaard gaat?</w:t>
+        <w:t xml:space="preserve">Het begrip solidariteit dat Williams in zijn boek </w:t>
+      </w:r>
+      <w:r>
+        <w:rPr>
+          <w:rFonts w:ascii="Courier New" w:hAnsi="Courier New" w:cs="Courier New"/>
+          <w:i/>
+          <w:iCs/>
+          <w:sz w:val="22"/>
+          <w:szCs w:val="22"/>
+        </w:rPr>
+        <w:t>Solidarity</w:t>
+      </w:r>
+      <w:r>
+        <w:rPr>
+          <w:rFonts w:ascii="Courier New" w:hAnsi="Courier New" w:cs="Courier New"/>
+          <w:sz w:val="22"/>
+          <w:szCs w:val="22"/>
+        </w:rPr>
+        <w:t xml:space="preserve"> verdedigt is</w:t>
+      </w:r>
+      <w:r>
+        <w:rPr>
+          <w:rFonts w:ascii="Courier New" w:hAnsi="Courier New" w:cs="Courier New"/>
+          <w:sz w:val="22"/>
+          <w:szCs w:val="22"/>
+        </w:rPr>
+        <w:t xml:space="preserve"> niet langer gezien iets </w:t>
+      </w:r>
+      <w:r>
+        <w:rPr>
+          <w:rFonts w:ascii="Courier New" w:hAnsi="Courier New" w:cs="Courier New"/>
+          <w:sz w:val="22"/>
+          <w:szCs w:val="22"/>
+        </w:rPr>
+        <w:t>dat als een</w:t>
+      </w:r>
+      <w:r>
+        <w:rPr>
+          <w:rFonts w:ascii="Courier New" w:hAnsi="Courier New" w:cs="Courier New"/>
+          <w:sz w:val="22"/>
+          <w:szCs w:val="22"/>
+        </w:rPr>
+        <w:t xml:space="preserve"> onveranderd zelfbegrip aan een ander </w:t>
+      </w:r>
+      <w:r>
+        <w:rPr>
+          <w:rFonts w:ascii="Courier New" w:hAnsi="Courier New" w:cs="Courier New"/>
+          <w:sz w:val="22"/>
+          <w:szCs w:val="22"/>
+        </w:rPr>
+        <w:t xml:space="preserve">wordt </w:t>
+      </w:r>
+      <w:r>
+        <w:rPr>
+          <w:rFonts w:ascii="Courier New" w:hAnsi="Courier New" w:cs="Courier New"/>
+          <w:sz w:val="22"/>
+          <w:szCs w:val="22"/>
+        </w:rPr>
+        <w:t>aanb</w:t>
+      </w:r>
+      <w:r>
+        <w:rPr>
+          <w:rFonts w:ascii="Courier New" w:hAnsi="Courier New" w:cs="Courier New"/>
+          <w:sz w:val="22"/>
+          <w:szCs w:val="22"/>
+        </w:rPr>
+        <w:t>oden. Dat vraagt nogal wat van mensen. xxx</w:t>
       </w:r>
       <w:r>
         <w:rPr>
@@ -2066,14 +2317,6 @@
           <w:szCs w:val="22"/>
         </w:rPr>
         <w:t xml:space="preserve"> </w:t>
-      </w:r>
-      <w:r>
-        <w:rPr>
-          <w:rFonts w:ascii="Courier New" w:hAnsi="Courier New" w:cs="Courier New"/>
-          <w:sz w:val="22"/>
-          <w:szCs w:val="22"/>
-        </w:rPr>
-        <w:t>Wanneer de lezer eenmaal bij die conclusie is aangekomen, zal hij waarschijnlijk begrijpen dat wat al die tijd gezegd werd, is dat solidariteit arbeid is — en als zodanig buitengewoon de moeite waard.</w:t>
       </w:r>
     </w:p>
     <w:p>
@@ -2147,7 +2390,48 @@
           <w:sz w:val="22"/>
           <w:szCs w:val="22"/>
         </w:rPr>
-        <w:t xml:space="preserve"> schrijft dat het woord solidariteit te pas en te onpas gebruikt wordt, maar eigenlijk kennen we de betekenis ervan helemaal niet. Zodra we er betekenis aan geven (natuurlijk</w:t>
+        <w:t xml:space="preserve"> </w:t>
+      </w:r>
+      <w:r>
+        <w:rPr>
+          <w:rFonts w:ascii="Courier New" w:hAnsi="Courier New" w:cs="Courier New"/>
+          <w:sz w:val="22"/>
+          <w:szCs w:val="22"/>
+        </w:rPr>
+        <w:lastRenderedPageBreak/>
+        <w:t>schrijft dat het woord solidariteit te pas en te onpas gebruikt wordt</w:t>
+      </w:r>
+      <w:r>
+        <w:rPr>
+          <w:rFonts w:ascii="Courier New" w:hAnsi="Courier New" w:cs="Courier New"/>
+          <w:sz w:val="22"/>
+          <w:szCs w:val="22"/>
+        </w:rPr>
+        <w:t xml:space="preserve"> tegenwoordig</w:t>
+      </w:r>
+      <w:r>
+        <w:rPr>
+          <w:rFonts w:ascii="Courier New" w:hAnsi="Courier New" w:cs="Courier New"/>
+          <w:sz w:val="22"/>
+          <w:szCs w:val="22"/>
+        </w:rPr>
+        <w:t xml:space="preserve">, maar de betekenis ervan </w:t>
+      </w:r>
+      <w:r>
+        <w:rPr>
+          <w:rFonts w:ascii="Courier New" w:hAnsi="Courier New" w:cs="Courier New"/>
+          <w:sz w:val="22"/>
+          <w:szCs w:val="22"/>
+        </w:rPr>
+        <w:t xml:space="preserve">kennen we eigenlijk </w:t>
+      </w:r>
+      <w:r>
+        <w:rPr>
+          <w:rFonts w:ascii="Courier New" w:hAnsi="Courier New" w:cs="Courier New"/>
+          <w:sz w:val="22"/>
+          <w:szCs w:val="22"/>
+        </w:rPr>
+        <w:t>helemaal niet. Zodra we er betekenis aan geven (natuurlijk</w:t>
       </w:r>
       <w:r>
         <w:rPr>
@@ -2179,7 +2463,23 @@
           <w:sz w:val="22"/>
           <w:szCs w:val="22"/>
         </w:rPr>
-        <w:t xml:space="preserve">iets met verbintenis te maken), glipt het door onze handen en verliest het glans. En als we dat proberen, heeft het </w:t>
+        <w:t xml:space="preserve">iets met verbintenis te maken), glipt het door onze handen en verliest het glans. En als we </w:t>
+      </w:r>
+      <w:r>
+        <w:rPr>
+          <w:rFonts w:ascii="Courier New" w:hAnsi="Courier New" w:cs="Courier New"/>
+          <w:sz w:val="22"/>
+          <w:szCs w:val="22"/>
+        </w:rPr>
+        <w:t>het toch</w:t>
+      </w:r>
+      <w:r>
+        <w:rPr>
+          <w:rFonts w:ascii="Courier New" w:hAnsi="Courier New" w:cs="Courier New"/>
+          <w:sz w:val="22"/>
+          <w:szCs w:val="22"/>
+        </w:rPr>
+        <w:t xml:space="preserve"> proberen, heeft het </w:t>
       </w:r>
       <w:r>
         <w:rPr>
@@ -2267,7 +2567,23 @@
           <w:sz w:val="22"/>
           <w:szCs w:val="22"/>
         </w:rPr>
-        <w:t xml:space="preserve"> eerst maar eens zoeken in kleineren, alledaagse gestes en vluchtige solidariteit als een groet, een handdruk, een compliment, een uitnodiging of een grap. </w:t>
+        <w:t xml:space="preserve"> eerst maar eens zoeken in kleinere</w:t>
+      </w:r>
+      <w:r>
+        <w:rPr>
+          <w:rFonts w:ascii="Courier New" w:hAnsi="Courier New" w:cs="Courier New"/>
+          <w:sz w:val="22"/>
+          <w:szCs w:val="22"/>
+        </w:rPr>
+        <w:t>,</w:t>
+      </w:r>
+      <w:r>
+        <w:rPr>
+          <w:rFonts w:ascii="Courier New" w:hAnsi="Courier New" w:cs="Courier New"/>
+          <w:sz w:val="22"/>
+          <w:szCs w:val="22"/>
+        </w:rPr>
+        <w:t xml:space="preserve"> alledaagse gestes en vluchtige solidariteit als een groet, een handdruk, een compliment, een uitnodiging of een grap. </w:t>
       </w:r>
       <w:r>
         <w:rPr>
@@ -2382,7 +2698,22 @@
           <w:szCs w:val="22"/>
         </w:rPr>
         <w:tab/>
-        <w:t xml:space="preserve">Williams gaat verder. </w:t>
+      </w:r>
+      <w:r>
+        <w:rPr>
+          <w:rFonts w:ascii="Courier New" w:hAnsi="Courier New" w:cs="Courier New"/>
+          <w:sz w:val="22"/>
+          <w:szCs w:val="22"/>
+        </w:rPr>
+        <w:t>Hier is Williams niet bang voor</w:t>
+      </w:r>
+      <w:r>
+        <w:rPr>
+          <w:rFonts w:ascii="Courier New" w:hAnsi="Courier New" w:cs="Courier New"/>
+          <w:sz w:val="22"/>
+          <w:szCs w:val="22"/>
+        </w:rPr>
+        <w:t xml:space="preserve">. </w:t>
       </w:r>
       <w:r>
         <w:rPr>
@@ -2406,16 +2737,7 @@
           <w:sz w:val="22"/>
           <w:szCs w:val="22"/>
         </w:rPr>
-        <w:t xml:space="preserve"> dan medelijden of morele steun aan </w:t>
-      </w:r>
-      <w:r>
-        <w:rPr>
-          <w:rFonts w:ascii="Courier New" w:hAnsi="Courier New" w:cs="Courier New"/>
-          <w:sz w:val="22"/>
-          <w:szCs w:val="22"/>
-        </w:rPr>
-        <w:lastRenderedPageBreak/>
-        <w:t xml:space="preserve">slachtoffers. </w:t>
+        <w:t xml:space="preserve"> dan medelijden of morele steun aan slachtoffers. </w:t>
       </w:r>
       <w:r>
         <w:rPr>
@@ -2495,7 +2817,23 @@
           <w:sz w:val="22"/>
           <w:szCs w:val="22"/>
         </w:rPr>
-        <w:t xml:space="preserve">. Ware solidariteit is volgens hem </w:t>
+        <w:t xml:space="preserve">. Ware solidariteit is volgens </w:t>
+      </w:r>
+      <w:r>
+        <w:rPr>
+          <w:rFonts w:ascii="Courier New" w:hAnsi="Courier New" w:cs="Courier New"/>
+          <w:sz w:val="22"/>
+          <w:szCs w:val="22"/>
+        </w:rPr>
+        <w:t>Williams</w:t>
+      </w:r>
+      <w:r>
+        <w:rPr>
+          <w:rFonts w:ascii="Courier New" w:hAnsi="Courier New" w:cs="Courier New"/>
+          <w:sz w:val="22"/>
+          <w:szCs w:val="22"/>
+        </w:rPr>
+        <w:t xml:space="preserve"> </w:t>
       </w:r>
       <w:r>
         <w:rPr>
@@ -2543,15 +2881,15 @@
           <w:sz w:val="22"/>
           <w:szCs w:val="22"/>
         </w:rPr>
-        <w:t xml:space="preserve">Hij </w:t>
-      </w:r>
-      <w:r>
-        <w:rPr>
-          <w:rFonts w:ascii="Courier New" w:hAnsi="Courier New" w:cs="Courier New"/>
-          <w:sz w:val="22"/>
-          <w:szCs w:val="22"/>
-        </w:rPr>
-        <w:t xml:space="preserve">gaat ook verder dan het </w:t>
+        <w:t>Williams wil ook verder gaan</w:t>
+      </w:r>
+      <w:r>
+        <w:rPr>
+          <w:rFonts w:ascii="Courier New" w:hAnsi="Courier New" w:cs="Courier New"/>
+          <w:sz w:val="22"/>
+          <w:szCs w:val="22"/>
+        </w:rPr>
+        <w:t xml:space="preserve"> dan het </w:t>
       </w:r>
       <w:r>
         <w:rPr>
@@ -2575,7 +2913,39 @@
           <w:sz w:val="22"/>
           <w:szCs w:val="22"/>
         </w:rPr>
-        <w:t xml:space="preserve"> als op zichzelf staande individuele aanspraken of </w:t>
+        <w:t xml:space="preserve"> </w:t>
+      </w:r>
+      <w:r>
+        <w:rPr>
+          <w:rFonts w:ascii="Courier New" w:hAnsi="Courier New" w:cs="Courier New"/>
+          <w:sz w:val="22"/>
+          <w:szCs w:val="22"/>
+        </w:rPr>
+        <w:t xml:space="preserve">die door hem als </w:t>
+      </w:r>
+      <w:r>
+        <w:rPr>
+          <w:rFonts w:ascii="Courier New" w:hAnsi="Courier New" w:cs="Courier New"/>
+          <w:sz w:val="22"/>
+          <w:szCs w:val="22"/>
+        </w:rPr>
+        <w:t xml:space="preserve">op zichzelf staande individuele aanspraken </w:t>
+      </w:r>
+      <w:r>
+        <w:rPr>
+          <w:rFonts w:ascii="Courier New" w:hAnsi="Courier New" w:cs="Courier New"/>
+          <w:sz w:val="22"/>
+          <w:szCs w:val="22"/>
+        </w:rPr>
+        <w:t xml:space="preserve">worden gezien </w:t>
+      </w:r>
+      <w:r>
+        <w:rPr>
+          <w:rFonts w:ascii="Courier New" w:hAnsi="Courier New" w:cs="Courier New"/>
+          <w:sz w:val="22"/>
+          <w:szCs w:val="22"/>
+        </w:rPr>
+        <w:t xml:space="preserve">of </w:t>
       </w:r>
       <w:r>
         <w:rPr>
@@ -2607,7 +2977,15 @@
           <w:sz w:val="22"/>
           <w:szCs w:val="22"/>
         </w:rPr>
-        <w:t xml:space="preserve">, waardoor zij gemakkelijk veranderen in </w:t>
+        <w:t xml:space="preserve">. Daardoor kunnen ze </w:t>
+      </w:r>
+      <w:r>
+        <w:rPr>
+          <w:rFonts w:ascii="Courier New" w:hAnsi="Courier New" w:cs="Courier New"/>
+          <w:sz w:val="22"/>
+          <w:szCs w:val="22"/>
+        </w:rPr>
+        <w:t xml:space="preserve">gemakkelijk veranderen in </w:t>
       </w:r>
       <w:r>
         <w:rPr>
@@ -2639,7 +3017,7 @@
           <w:sz w:val="22"/>
           <w:szCs w:val="22"/>
         </w:rPr>
-        <w:t xml:space="preserve"> — de verhitte en eindeloze discussies over de vrijheid van meningsuiting zijn daar een voorbeeld van. De morele onderlinge afhankelijkheid van al het menselijke leven vereist volgens hem een voortdurende dialoog waarin rechten samengaan met verplichtingen.</w:t>
+        <w:t>.</w:t>
       </w:r>
       <w:r>
         <w:rPr>
@@ -2655,103 +3033,15 @@
           <w:sz w:val="22"/>
           <w:szCs w:val="22"/>
         </w:rPr>
-        <w:t xml:space="preserve">Volgens hem ontstaat echte solidariteit uit het besef dat mensen fundamenteel afhankelijk zijn van elkaar en elkaars kwetsbaarheid delen. Wat een ander bedreigt, raakt ook onszelf. Solidariteit is </w:t>
-      </w:r>
-      <w:r>
-        <w:rPr>
-          <w:rFonts w:ascii="Courier New" w:hAnsi="Courier New" w:cs="Courier New"/>
-          <w:sz w:val="22"/>
-          <w:szCs w:val="22"/>
-        </w:rPr>
-        <w:t>voor hem</w:t>
-      </w:r>
-      <w:r>
-        <w:rPr>
-          <w:rFonts w:ascii="Courier New" w:hAnsi="Courier New" w:cs="Courier New"/>
-          <w:sz w:val="22"/>
-          <w:szCs w:val="22"/>
-        </w:rPr>
-        <w:t xml:space="preserve"> geen oppervlakkig gevoel, maar een actieve </w:t>
-      </w:r>
-      <w:r>
-        <w:rPr>
-          <w:rFonts w:ascii="Courier New" w:hAnsi="Courier New" w:cs="Courier New"/>
-          <w:sz w:val="22"/>
-          <w:szCs w:val="22"/>
-        </w:rPr>
-        <w:t>houding van</w:t>
-      </w:r>
-      <w:r>
-        <w:rPr>
-          <w:rFonts w:ascii="Courier New" w:hAnsi="Courier New" w:cs="Courier New"/>
-          <w:sz w:val="22"/>
-          <w:szCs w:val="22"/>
-        </w:rPr>
-        <w:t xml:space="preserve"> samenwerking, wederzijdse erkenning en gezamenlijke verantwoordelijkheid. Mensen bestaan niet als volledig autonome individuen; hun identiteit wordt gevormd in relaties met anderen, via taal, arbeid, communicatie en gedeelde ervaringen. </w:t>
-      </w:r>
-      <w:r>
-        <w:rPr>
-          <w:rFonts w:ascii="Courier New" w:hAnsi="Courier New" w:cs="Courier New"/>
-          <w:sz w:val="22"/>
-          <w:szCs w:val="22"/>
-        </w:rPr>
-        <w:t>Het gaat er</w:t>
-      </w:r>
-      <w:r>
-        <w:rPr>
-          <w:rFonts w:ascii="Courier New" w:hAnsi="Courier New" w:cs="Courier New"/>
-          <w:sz w:val="22"/>
-          <w:szCs w:val="22"/>
-        </w:rPr>
-        <w:t xml:space="preserve">om </w:t>
-      </w:r>
-      <w:r>
-        <w:rPr>
-          <w:rFonts w:ascii="Courier New" w:hAnsi="Courier New" w:cs="Courier New"/>
-          <w:sz w:val="22"/>
-          <w:szCs w:val="22"/>
-        </w:rPr>
-        <w:t xml:space="preserve">dat mensen </w:t>
-      </w:r>
-      <w:r>
-        <w:rPr>
-          <w:rFonts w:ascii="Courier New" w:hAnsi="Courier New" w:cs="Courier New"/>
-          <w:sz w:val="22"/>
-          <w:szCs w:val="22"/>
-        </w:rPr>
-        <w:t xml:space="preserve">serieus </w:t>
-      </w:r>
-      <w:r>
-        <w:rPr>
-          <w:rFonts w:ascii="Courier New" w:hAnsi="Courier New" w:cs="Courier New"/>
-          <w:sz w:val="22"/>
-          <w:szCs w:val="22"/>
-        </w:rPr>
-        <w:t xml:space="preserve">worden </w:t>
-      </w:r>
-      <w:r>
-        <w:rPr>
-          <w:rFonts w:ascii="Courier New" w:hAnsi="Courier New" w:cs="Courier New"/>
-          <w:sz w:val="22"/>
-          <w:szCs w:val="22"/>
-        </w:rPr>
-        <w:t>genome</w:t>
-      </w:r>
-      <w:r>
-        <w:rPr>
-          <w:rFonts w:ascii="Courier New" w:hAnsi="Courier New" w:cs="Courier New"/>
-          <w:sz w:val="22"/>
-          <w:szCs w:val="22"/>
-        </w:rPr>
-        <w:t>n</w:t>
-      </w:r>
-      <w:r>
-        <w:rPr>
-          <w:rFonts w:ascii="Courier New" w:hAnsi="Courier New" w:cs="Courier New"/>
-          <w:sz w:val="22"/>
-          <w:szCs w:val="22"/>
-        </w:rPr>
-        <w:t xml:space="preserve"> als betekenisvolle deelnemer aan een gemeenschappelijke wereld. </w:t>
+        <w:t>D</w:t>
+      </w:r>
+      <w:r>
+        <w:rPr>
+          <w:rFonts w:ascii="Courier New" w:hAnsi="Courier New" w:cs="Courier New"/>
+          <w:sz w:val="22"/>
+          <w:szCs w:val="22"/>
+        </w:rPr>
+        <w:t xml:space="preserve">e verhitte en eindeloze discussies over de vrijheid van meningsuiting zijn daar een voorbeeld van. </w:t>
       </w:r>
     </w:p>
     <w:p>
@@ -2770,159 +3060,7 @@
           <w:sz w:val="22"/>
           <w:szCs w:val="22"/>
         </w:rPr>
-        <w:t>Solidariteit is een</w:t>
-      </w:r>
-      <w:r>
-        <w:rPr>
-          <w:rFonts w:ascii="Courier New" w:hAnsi="Courier New" w:cs="Courier New"/>
-          <w:sz w:val="22"/>
-          <w:szCs w:val="22"/>
-        </w:rPr>
-        <w:t xml:space="preserve"> kernvoorwaarde van een rechtvaardige samenleving en </w:t>
-      </w:r>
-      <w:r>
-        <w:rPr>
-          <w:rFonts w:ascii="Courier New" w:hAnsi="Courier New" w:cs="Courier New"/>
-          <w:sz w:val="22"/>
-          <w:szCs w:val="22"/>
-        </w:rPr>
-        <w:t xml:space="preserve">een </w:t>
-      </w:r>
-      <w:r>
-        <w:rPr>
-          <w:rFonts w:ascii="Courier New" w:hAnsi="Courier New" w:cs="Courier New"/>
-          <w:sz w:val="22"/>
-          <w:szCs w:val="22"/>
-        </w:rPr>
-        <w:t xml:space="preserve">correctie op </w:t>
-      </w:r>
-      <w:r>
-        <w:rPr>
-          <w:rFonts w:ascii="Courier New" w:hAnsi="Courier New" w:cs="Courier New"/>
-          <w:sz w:val="22"/>
-          <w:szCs w:val="22"/>
-        </w:rPr>
-        <w:t xml:space="preserve">het pure </w:t>
-      </w:r>
-      <w:r>
-        <w:rPr>
-          <w:rFonts w:ascii="Courier New" w:hAnsi="Courier New" w:cs="Courier New"/>
-          <w:sz w:val="22"/>
-          <w:szCs w:val="22"/>
-        </w:rPr>
-        <w:t>individualisme. Jan Patočka</w:t>
-      </w:r>
-      <w:r>
-        <w:rPr>
-          <w:rFonts w:ascii="Courier New" w:hAnsi="Courier New" w:cs="Courier New"/>
-          <w:sz w:val="22"/>
-          <w:szCs w:val="22"/>
-        </w:rPr>
-        <w:t>’s</w:t>
-      </w:r>
-      <w:r>
-        <w:rPr>
-          <w:rFonts w:ascii="Courier New" w:hAnsi="Courier New" w:cs="Courier New"/>
-          <w:sz w:val="22"/>
-          <w:szCs w:val="22"/>
-        </w:rPr>
-        <w:t xml:space="preserve"> “solidarity of the shaken” verwijst naar mensen die door oorlog en ontwrichting heen een dieper besef van verbondenheid ontwikkelen. Bij Józef Tischner staat gezamenlijke arbeid centraal</w:t>
-      </w:r>
-      <w:r>
-        <w:rPr>
-          <w:rFonts w:ascii="Courier New" w:hAnsi="Courier New" w:cs="Courier New"/>
-          <w:sz w:val="22"/>
-          <w:szCs w:val="22"/>
-        </w:rPr>
-        <w:t xml:space="preserve"> en dat</w:t>
-      </w:r>
-      <w:r>
-        <w:rPr>
-          <w:rFonts w:ascii="Courier New" w:hAnsi="Courier New" w:cs="Courier New"/>
-          <w:sz w:val="22"/>
-          <w:szCs w:val="22"/>
-        </w:rPr>
-        <w:t xml:space="preserve"> solidariteit groeit in samenwerken, waarheid spreken en elkaars lasten dragen. Dietrich Bonhoeffer verbindt solidariteit met verantwoordelijkheid voor de kwetsbaarheid van anderen, ook wanneer dit morele onzekerheid en risico’s met zich meebrengt. Volgens </w:t>
-      </w:r>
-      <w:r>
-        <w:rPr>
-          <w:rFonts w:ascii="Courier New" w:hAnsi="Courier New" w:cs="Courier New"/>
-          <w:sz w:val="22"/>
-          <w:szCs w:val="22"/>
-        </w:rPr>
-        <w:t xml:space="preserve">Charles </w:t>
-      </w:r>
-      <w:r>
-        <w:rPr>
-          <w:rFonts w:ascii="Courier New" w:hAnsi="Courier New" w:cs="Courier New"/>
-          <w:sz w:val="22"/>
-          <w:szCs w:val="22"/>
-        </w:rPr>
-        <w:t xml:space="preserve">Williams vraagt solidariteit tijd, oefening en geduld. </w:t>
-      </w:r>
-      <w:r>
-        <w:rPr>
-          <w:rFonts w:ascii="Courier New" w:hAnsi="Courier New" w:cs="Courier New"/>
-          <w:sz w:val="22"/>
-          <w:szCs w:val="22"/>
-        </w:rPr>
-        <w:t>Solidariteit</w:t>
-      </w:r>
-      <w:r>
-        <w:rPr>
-          <w:rFonts w:ascii="Courier New" w:hAnsi="Courier New" w:cs="Courier New"/>
-          <w:sz w:val="22"/>
-          <w:szCs w:val="22"/>
-        </w:rPr>
-        <w:t xml:space="preserve"> ontstaat niet door plotselinge zelfopoffering, maar door een langdurig proces van luisteren, leren en wederzijdse correctie. </w:t>
-      </w:r>
-      <w:r>
-        <w:rPr>
-          <w:rFonts w:ascii="Courier New" w:hAnsi="Courier New" w:cs="Courier New"/>
-          <w:sz w:val="22"/>
-          <w:szCs w:val="22"/>
-        </w:rPr>
-        <w:t>Dat is inspanning, dat is arbeid. In onze m</w:t>
-      </w:r>
-      <w:r>
-        <w:rPr>
-          <w:rFonts w:ascii="Courier New" w:hAnsi="Courier New" w:cs="Courier New"/>
-          <w:sz w:val="22"/>
-          <w:szCs w:val="22"/>
-        </w:rPr>
-        <w:t>oderne samenl</w:t>
-      </w:r>
-      <w:r>
-        <w:rPr>
-          <w:rFonts w:ascii="Courier New" w:hAnsi="Courier New" w:cs="Courier New"/>
-          <w:sz w:val="22"/>
-          <w:szCs w:val="22"/>
-        </w:rPr>
-        <w:t>eving wordt deze arbeid vaak</w:t>
-      </w:r>
-      <w:r>
-        <w:rPr>
-          <w:rFonts w:ascii="Courier New" w:hAnsi="Courier New" w:cs="Courier New"/>
-          <w:sz w:val="22"/>
-          <w:szCs w:val="22"/>
-        </w:rPr>
-        <w:t xml:space="preserve"> gereduceerd tot technische taken en verandert </w:t>
-      </w:r>
-      <w:r>
-        <w:rPr>
-          <w:rFonts w:ascii="Courier New" w:hAnsi="Courier New" w:cs="Courier New"/>
-          <w:sz w:val="22"/>
-          <w:szCs w:val="22"/>
-        </w:rPr>
-        <w:t xml:space="preserve">soldiariteit </w:t>
-      </w:r>
-      <w:r>
-        <w:rPr>
-          <w:rFonts w:ascii="Courier New" w:hAnsi="Courier New" w:cs="Courier New"/>
-          <w:sz w:val="22"/>
-          <w:szCs w:val="22"/>
-        </w:rPr>
-        <w:t xml:space="preserve">in simplistische identiteitspolitiek van </w:t>
+        <w:t xml:space="preserve">De morele onderlinge afhankelijkheid van al het menselijke leven vereist volgens hem een voortdurende dialoog waarin rechten </w:t>
       </w:r>
       <w:r>
         <w:rPr>
@@ -2931,47 +3069,127 @@
           <w:szCs w:val="22"/>
         </w:rPr>
         <w:lastRenderedPageBreak/>
-        <w:t>‘</w:t>
-      </w:r>
-      <w:r>
-        <w:rPr>
-          <w:rFonts w:ascii="Courier New" w:hAnsi="Courier New" w:cs="Courier New"/>
-          <w:sz w:val="22"/>
-          <w:szCs w:val="22"/>
-        </w:rPr>
-        <w:t>wij tegen zij</w:t>
-      </w:r>
-      <w:r>
-        <w:rPr>
-          <w:rFonts w:ascii="Courier New" w:hAnsi="Courier New" w:cs="Courier New"/>
-          <w:sz w:val="22"/>
-          <w:szCs w:val="22"/>
-        </w:rPr>
-        <w:t>’</w:t>
-      </w:r>
-      <w:r>
-        <w:rPr>
-          <w:rFonts w:ascii="Courier New" w:hAnsi="Courier New" w:cs="Courier New"/>
-          <w:sz w:val="22"/>
-          <w:szCs w:val="22"/>
-        </w:rPr>
-        <w:t xml:space="preserve">. </w:t>
-      </w:r>
-      <w:r>
-        <w:rPr>
-          <w:rFonts w:ascii="Courier New" w:hAnsi="Courier New" w:cs="Courier New"/>
-          <w:sz w:val="22"/>
-          <w:szCs w:val="22"/>
-        </w:rPr>
-        <w:t>Het zou moeten gaan om het ‘gesprek van de arbeid’</w:t>
-      </w:r>
-      <w:r>
-        <w:rPr>
-          <w:rFonts w:ascii="Courier New" w:hAnsi="Courier New" w:cs="Courier New"/>
-          <w:sz w:val="22"/>
-          <w:szCs w:val="22"/>
-        </w:rPr>
-        <w:t>: samenwerking als een open proces van communicatie en gedeelde verantwoordelijkheid. </w:t>
+        <w:t>samengaan met verplichtingen.</w:t>
+      </w:r>
+      <w:r>
+        <w:rPr>
+          <w:rFonts w:ascii="Courier New" w:hAnsi="Courier New" w:cs="Courier New"/>
+          <w:sz w:val="22"/>
+          <w:szCs w:val="22"/>
+        </w:rPr>
+        <w:t xml:space="preserve"> </w:t>
+      </w:r>
+      <w:r>
+        <w:rPr>
+          <w:rFonts w:ascii="Courier New" w:hAnsi="Courier New" w:cs="Courier New"/>
+          <w:sz w:val="22"/>
+          <w:szCs w:val="22"/>
+        </w:rPr>
+        <w:t xml:space="preserve">Volgens hem ontstaat echte solidariteit uit het besef dat mensen fundamenteel afhankelijk zijn van elkaar en elkaars kwetsbaarheid delen. Wat een ander bedreigt, raakt ook onszelf. Solidariteit is </w:t>
+      </w:r>
+      <w:r>
+        <w:rPr>
+          <w:rFonts w:ascii="Courier New" w:hAnsi="Courier New" w:cs="Courier New"/>
+          <w:sz w:val="22"/>
+          <w:szCs w:val="22"/>
+        </w:rPr>
+        <w:t>voor hem</w:t>
+      </w:r>
+      <w:r>
+        <w:rPr>
+          <w:rFonts w:ascii="Courier New" w:hAnsi="Courier New" w:cs="Courier New"/>
+          <w:sz w:val="22"/>
+          <w:szCs w:val="22"/>
+        </w:rPr>
+        <w:t xml:space="preserve"> geen oppervlakkig gevoel, maar een actieve </w:t>
+      </w:r>
+      <w:r>
+        <w:rPr>
+          <w:rFonts w:ascii="Courier New" w:hAnsi="Courier New" w:cs="Courier New"/>
+          <w:sz w:val="22"/>
+          <w:szCs w:val="22"/>
+        </w:rPr>
+        <w:t>houding van</w:t>
+      </w:r>
+      <w:r>
+        <w:rPr>
+          <w:rFonts w:ascii="Courier New" w:hAnsi="Courier New" w:cs="Courier New"/>
+          <w:sz w:val="22"/>
+          <w:szCs w:val="22"/>
+        </w:rPr>
+        <w:t xml:space="preserve"> samenwerking, wederzijdse erkenning en gezamenlijke verantwoordelijkheid. Mensen bestaan niet als volledig autonome individuen; hun identiteit wordt gevormd in relaties met anderen, via taal, arbeid, communicatie en gedeelde ervaringen. </w:t>
+      </w:r>
+      <w:r>
+        <w:rPr>
+          <w:rFonts w:ascii="Courier New" w:hAnsi="Courier New" w:cs="Courier New"/>
+          <w:sz w:val="22"/>
+          <w:szCs w:val="22"/>
+        </w:rPr>
+        <w:t>Het gaat er</w:t>
+      </w:r>
+      <w:r>
+        <w:rPr>
+          <w:rFonts w:ascii="Courier New" w:hAnsi="Courier New" w:cs="Courier New"/>
+          <w:sz w:val="22"/>
+          <w:szCs w:val="22"/>
+        </w:rPr>
+        <w:t xml:space="preserve">om </w:t>
+      </w:r>
+      <w:r>
+        <w:rPr>
+          <w:rFonts w:ascii="Courier New" w:hAnsi="Courier New" w:cs="Courier New"/>
+          <w:sz w:val="22"/>
+          <w:szCs w:val="22"/>
+        </w:rPr>
+        <w:t xml:space="preserve">dat mensen </w:t>
+      </w:r>
+      <w:r>
+        <w:rPr>
+          <w:rFonts w:ascii="Courier New" w:hAnsi="Courier New" w:cs="Courier New"/>
+          <w:sz w:val="22"/>
+          <w:szCs w:val="22"/>
+        </w:rPr>
+        <w:t xml:space="preserve">serieus </w:t>
+      </w:r>
+      <w:r>
+        <w:rPr>
+          <w:rFonts w:ascii="Courier New" w:hAnsi="Courier New" w:cs="Courier New"/>
+          <w:sz w:val="22"/>
+          <w:szCs w:val="22"/>
+        </w:rPr>
+        <w:t xml:space="preserve">worden </w:t>
+      </w:r>
+      <w:r>
+        <w:rPr>
+          <w:rFonts w:ascii="Courier New" w:hAnsi="Courier New" w:cs="Courier New"/>
+          <w:sz w:val="22"/>
+          <w:szCs w:val="22"/>
+        </w:rPr>
+        <w:t>genome</w:t>
+      </w:r>
+      <w:r>
+        <w:rPr>
+          <w:rFonts w:ascii="Courier New" w:hAnsi="Courier New" w:cs="Courier New"/>
+          <w:sz w:val="22"/>
+          <w:szCs w:val="22"/>
+        </w:rPr>
+        <w:t>n</w:t>
+      </w:r>
+      <w:r>
+        <w:rPr>
+          <w:rFonts w:ascii="Courier New" w:hAnsi="Courier New" w:cs="Courier New"/>
+          <w:sz w:val="22"/>
+          <w:szCs w:val="22"/>
+        </w:rPr>
+        <w:t xml:space="preserve"> als betekenisvolle deelnemer aan een gemeenschappelijke wereld. </w:t>
+      </w:r>
+      <w:r>
+        <w:rPr>
+          <w:rFonts w:ascii="Courier New" w:hAnsi="Courier New" w:cs="Courier New"/>
+          <w:sz w:val="22"/>
+          <w:szCs w:val="22"/>
+        </w:rPr>
+        <w:t>Daarom is solidariteit zo belangrijk.</w:t>
       </w:r>
     </w:p>
     <w:p>
@@ -2990,231 +3208,263 @@
           <w:sz w:val="22"/>
           <w:szCs w:val="22"/>
         </w:rPr>
-        <w:t xml:space="preserve">De klimaatcrisis en de coronapandemie tonen volgens </w:t>
-      </w:r>
-      <w:r>
-        <w:rPr>
-          <w:rFonts w:ascii="Courier New" w:hAnsi="Courier New" w:cs="Courier New"/>
-          <w:sz w:val="22"/>
-          <w:szCs w:val="22"/>
-        </w:rPr>
-        <w:t>Rowan Williams</w:t>
-      </w:r>
-      <w:r>
-        <w:rPr>
-          <w:rFonts w:ascii="Courier New" w:hAnsi="Courier New" w:cs="Courier New"/>
-          <w:sz w:val="22"/>
-          <w:szCs w:val="22"/>
-        </w:rPr>
-        <w:t xml:space="preserve"> hoe diep mensen al met elkaar verbonden zijn. Niemand blijft veilig wanneer anderen onveilig zijn. </w:t>
-      </w:r>
-      <w:r>
-        <w:rPr>
-          <w:rFonts w:ascii="Courier New" w:hAnsi="Courier New" w:cs="Courier New"/>
-          <w:sz w:val="22"/>
-          <w:szCs w:val="22"/>
-        </w:rPr>
-        <w:t>Bij s</w:t>
-      </w:r>
-      <w:r>
-        <w:rPr>
-          <w:rFonts w:ascii="Courier New" w:hAnsi="Courier New" w:cs="Courier New"/>
-          <w:sz w:val="22"/>
-          <w:szCs w:val="22"/>
-        </w:rPr>
-        <w:t xml:space="preserve">olidariteit </w:t>
-      </w:r>
-      <w:r>
-        <w:rPr>
-          <w:rFonts w:ascii="Courier New" w:hAnsi="Courier New" w:cs="Courier New"/>
-          <w:sz w:val="22"/>
-          <w:szCs w:val="22"/>
-        </w:rPr>
-        <w:t>gaat het niet alleen om de</w:t>
-      </w:r>
-      <w:r>
-        <w:rPr>
-          <w:rFonts w:ascii="Courier New" w:hAnsi="Courier New" w:cs="Courier New"/>
-          <w:sz w:val="22"/>
-          <w:szCs w:val="22"/>
-        </w:rPr>
-        <w:t xml:space="preserve"> mensen onderling, maar ook o</w:t>
-      </w:r>
-      <w:r>
-        <w:rPr>
-          <w:rFonts w:ascii="Courier New" w:hAnsi="Courier New" w:cs="Courier New"/>
-          <w:sz w:val="22"/>
-          <w:szCs w:val="22"/>
-        </w:rPr>
-        <w:t xml:space="preserve">m </w:t>
-      </w:r>
-      <w:r>
-        <w:rPr>
-          <w:rFonts w:ascii="Courier New" w:hAnsi="Courier New" w:cs="Courier New"/>
-          <w:sz w:val="22"/>
-          <w:szCs w:val="22"/>
-        </w:rPr>
-        <w:t xml:space="preserve">de bredere wereld waarvan </w:t>
-      </w:r>
-      <w:r>
-        <w:rPr>
-          <w:rFonts w:ascii="Courier New" w:hAnsi="Courier New" w:cs="Courier New"/>
-          <w:sz w:val="22"/>
-          <w:szCs w:val="22"/>
-        </w:rPr>
-        <w:t xml:space="preserve">alle </w:t>
-      </w:r>
-      <w:r>
-        <w:rPr>
-          <w:rFonts w:ascii="Courier New" w:hAnsi="Courier New" w:cs="Courier New"/>
-          <w:sz w:val="22"/>
-          <w:szCs w:val="22"/>
-        </w:rPr>
-        <w:t xml:space="preserve">mensen afhankelijk zijn. </w:t>
-      </w:r>
-      <w:r>
-        <w:rPr>
-          <w:rFonts w:ascii="Courier New" w:hAnsi="Courier New" w:cs="Courier New"/>
-          <w:sz w:val="22"/>
-          <w:szCs w:val="22"/>
-        </w:rPr>
-        <w:t>Daarom is het ook zo belangrijk om onszelf te doordenken</w:t>
-      </w:r>
-      <w:r>
-        <w:rPr>
-          <w:rFonts w:ascii="Courier New" w:hAnsi="Courier New" w:cs="Courier New"/>
-          <w:sz w:val="22"/>
-          <w:szCs w:val="22"/>
-        </w:rPr>
-        <w:t xml:space="preserve">. </w:t>
-      </w:r>
-      <w:r>
-        <w:rPr>
-          <w:rFonts w:ascii="Courier New" w:hAnsi="Courier New" w:cs="Courier New"/>
-          <w:sz w:val="22"/>
-          <w:szCs w:val="22"/>
-        </w:rPr>
-        <w:t>Het is nodig dat we n</w:t>
-      </w:r>
-      <w:r>
-        <w:rPr>
-          <w:rFonts w:ascii="Courier New" w:hAnsi="Courier New" w:cs="Courier New"/>
-          <w:sz w:val="22"/>
-          <w:szCs w:val="22"/>
-        </w:rPr>
-        <w:t xml:space="preserve">iet langer </w:t>
-      </w:r>
-      <w:r>
-        <w:rPr>
-          <w:rFonts w:ascii="Courier New" w:hAnsi="Courier New" w:cs="Courier New"/>
-          <w:sz w:val="22"/>
-          <w:szCs w:val="22"/>
-        </w:rPr>
-        <w:t xml:space="preserve">onszelf zien </w:t>
-      </w:r>
-      <w:r>
-        <w:rPr>
-          <w:rFonts w:ascii="Courier New" w:hAnsi="Courier New" w:cs="Courier New"/>
-          <w:sz w:val="22"/>
-          <w:szCs w:val="22"/>
-        </w:rPr>
-        <w:t xml:space="preserve">als afgesloten individuen, </w:t>
-      </w:r>
-      <w:r>
-        <w:rPr>
-          <w:rFonts w:ascii="Courier New" w:hAnsi="Courier New" w:cs="Courier New"/>
-          <w:sz w:val="22"/>
-          <w:szCs w:val="22"/>
-        </w:rPr>
-        <w:t>dat we verbonden zijn met anderen</w:t>
-      </w:r>
-      <w:r>
-        <w:rPr>
-          <w:rFonts w:ascii="Courier New" w:hAnsi="Courier New" w:cs="Courier New"/>
-          <w:sz w:val="22"/>
-          <w:szCs w:val="22"/>
-        </w:rPr>
-        <w:t xml:space="preserve"> </w:t>
-      </w:r>
-      <w:r>
-        <w:rPr>
-          <w:rFonts w:ascii="Courier New" w:hAnsi="Courier New" w:cs="Courier New"/>
-          <w:sz w:val="22"/>
-          <w:szCs w:val="22"/>
-        </w:rPr>
-        <w:t xml:space="preserve">en pas </w:t>
-      </w:r>
-      <w:r>
-        <w:rPr>
-          <w:rFonts w:ascii="Courier New" w:hAnsi="Courier New" w:cs="Courier New"/>
-          <w:sz w:val="22"/>
-          <w:szCs w:val="22"/>
-        </w:rPr>
-        <w:t xml:space="preserve">werkelijk mens worden in gemeenschap met anderen. Solidariteit betekent </w:t>
-      </w:r>
-      <w:r>
-        <w:rPr>
-          <w:rFonts w:ascii="Courier New" w:hAnsi="Courier New" w:cs="Courier New"/>
-          <w:sz w:val="22"/>
-          <w:szCs w:val="22"/>
-        </w:rPr>
-        <w:t>niet dat de</w:t>
-      </w:r>
-      <w:r>
-        <w:rPr>
-          <w:rFonts w:ascii="Courier New" w:hAnsi="Courier New" w:cs="Courier New"/>
-          <w:sz w:val="22"/>
-          <w:szCs w:val="22"/>
-        </w:rPr>
-        <w:t xml:space="preserve"> verschillen</w:t>
-      </w:r>
-      <w:r>
-        <w:rPr>
-          <w:rFonts w:ascii="Courier New" w:hAnsi="Courier New" w:cs="Courier New"/>
-          <w:sz w:val="22"/>
-          <w:szCs w:val="22"/>
-        </w:rPr>
-        <w:t xml:space="preserve"> tussen mensen verdwijnen</w:t>
-      </w:r>
-      <w:r>
-        <w:rPr>
-          <w:rFonts w:ascii="Courier New" w:hAnsi="Courier New" w:cs="Courier New"/>
-          <w:sz w:val="22"/>
-          <w:szCs w:val="22"/>
-        </w:rPr>
-        <w:t>, maar j</w:t>
-      </w:r>
-      <w:r>
-        <w:rPr>
-          <w:rFonts w:ascii="Courier New" w:hAnsi="Courier New" w:cs="Courier New"/>
-          <w:sz w:val="22"/>
-          <w:szCs w:val="22"/>
-        </w:rPr>
-        <w:t>uist</w:t>
-      </w:r>
-      <w:r>
-        <w:rPr>
-          <w:rFonts w:ascii="Courier New" w:hAnsi="Courier New" w:cs="Courier New"/>
-          <w:sz w:val="22"/>
-          <w:szCs w:val="22"/>
-        </w:rPr>
-        <w:t xml:space="preserve"> leren samen</w:t>
-      </w:r>
-      <w:r>
-        <w:rPr>
-          <w:rFonts w:ascii="Courier New" w:hAnsi="Courier New" w:cs="Courier New"/>
-          <w:sz w:val="22"/>
-          <w:szCs w:val="22"/>
-        </w:rPr>
-        <w:t xml:space="preserve"> te </w:t>
-      </w:r>
-      <w:r>
-        <w:rPr>
-          <w:rFonts w:ascii="Courier New" w:hAnsi="Courier New" w:cs="Courier New"/>
-          <w:sz w:val="22"/>
-          <w:szCs w:val="22"/>
-        </w:rPr>
-        <w:t>leven mét verschil, afstand en wederzijdse afhankelijkheid.</w:t>
+        <w:t xml:space="preserve">Solidariteit </w:t>
+      </w:r>
+      <w:r>
+        <w:rPr>
+          <w:rFonts w:ascii="Courier New" w:hAnsi="Courier New" w:cs="Courier New"/>
+          <w:sz w:val="22"/>
+          <w:szCs w:val="22"/>
+        </w:rPr>
+        <w:t>ziet Williams terecht als</w:t>
+      </w:r>
+      <w:r>
+        <w:rPr>
+          <w:rFonts w:ascii="Courier New" w:hAnsi="Courier New" w:cs="Courier New"/>
+          <w:sz w:val="22"/>
+          <w:szCs w:val="22"/>
+        </w:rPr>
+        <w:t xml:space="preserve"> een</w:t>
+      </w:r>
+      <w:r>
+        <w:rPr>
+          <w:rFonts w:ascii="Courier New" w:hAnsi="Courier New" w:cs="Courier New"/>
+          <w:sz w:val="22"/>
+          <w:szCs w:val="22"/>
+        </w:rPr>
+        <w:t xml:space="preserve"> kernvoorwaarde van een rechtvaardige samenleving en </w:t>
+      </w:r>
+      <w:r>
+        <w:rPr>
+          <w:rFonts w:ascii="Courier New" w:hAnsi="Courier New" w:cs="Courier New"/>
+          <w:sz w:val="22"/>
+          <w:szCs w:val="22"/>
+        </w:rPr>
+        <w:t xml:space="preserve">een </w:t>
+      </w:r>
+      <w:r>
+        <w:rPr>
+          <w:rFonts w:ascii="Courier New" w:hAnsi="Courier New" w:cs="Courier New"/>
+          <w:sz w:val="22"/>
+          <w:szCs w:val="22"/>
+        </w:rPr>
+        <w:t xml:space="preserve">correctie op </w:t>
+      </w:r>
+      <w:r>
+        <w:rPr>
+          <w:rFonts w:ascii="Courier New" w:hAnsi="Courier New" w:cs="Courier New"/>
+          <w:sz w:val="22"/>
+          <w:szCs w:val="22"/>
+        </w:rPr>
+        <w:t xml:space="preserve">het pure </w:t>
+      </w:r>
+      <w:r>
+        <w:rPr>
+          <w:rFonts w:ascii="Courier New" w:hAnsi="Courier New" w:cs="Courier New"/>
+          <w:sz w:val="22"/>
+          <w:szCs w:val="22"/>
+        </w:rPr>
+        <w:t xml:space="preserve">individualisme. </w:t>
+      </w:r>
+      <w:r>
+        <w:rPr>
+          <w:rFonts w:ascii="Courier New" w:hAnsi="Courier New" w:cs="Courier New"/>
+          <w:sz w:val="22"/>
+          <w:szCs w:val="22"/>
+        </w:rPr>
+        <w:t xml:space="preserve">Daarbij kunnen we leren van mensen als </w:t>
+      </w:r>
+      <w:r>
+        <w:rPr>
+          <w:rFonts w:ascii="Courier New" w:hAnsi="Courier New" w:cs="Courier New"/>
+          <w:sz w:val="22"/>
+          <w:szCs w:val="22"/>
+        </w:rPr>
+        <w:t>Patočka</w:t>
+      </w:r>
+      <w:r>
+        <w:rPr>
+          <w:rFonts w:ascii="Courier New" w:hAnsi="Courier New" w:cs="Courier New"/>
+          <w:sz w:val="22"/>
+          <w:szCs w:val="22"/>
+        </w:rPr>
+        <w:t xml:space="preserve">, Tischner, Bonhoeffer en C. Williams. </w:t>
+      </w:r>
+      <w:r>
+        <w:rPr>
+          <w:rFonts w:ascii="Courier New" w:hAnsi="Courier New" w:cs="Courier New"/>
+          <w:sz w:val="22"/>
+          <w:szCs w:val="22"/>
+        </w:rPr>
+        <w:t>Jan Patočka</w:t>
+      </w:r>
+      <w:r>
+        <w:rPr>
+          <w:rFonts w:ascii="Courier New" w:hAnsi="Courier New" w:cs="Courier New"/>
+          <w:sz w:val="22"/>
+          <w:szCs w:val="22"/>
+        </w:rPr>
+        <w:t>’s</w:t>
+      </w:r>
+      <w:r>
+        <w:rPr>
+          <w:rFonts w:ascii="Courier New" w:hAnsi="Courier New" w:cs="Courier New"/>
+          <w:sz w:val="22"/>
+          <w:szCs w:val="22"/>
+        </w:rPr>
+        <w:t xml:space="preserve"> “solidarity of the shaken” verwijst naar mensen die door oorlog en ontwrichting heen een dieper besef van verbondenheid ontwikkelen. Bij Józef Tischner staat gezamenlijke arbeid centraal</w:t>
+      </w:r>
+      <w:r>
+        <w:rPr>
+          <w:rFonts w:ascii="Courier New" w:hAnsi="Courier New" w:cs="Courier New"/>
+          <w:sz w:val="22"/>
+          <w:szCs w:val="22"/>
+        </w:rPr>
+        <w:t xml:space="preserve"> en dat</w:t>
+      </w:r>
+      <w:r>
+        <w:rPr>
+          <w:rFonts w:ascii="Courier New" w:hAnsi="Courier New" w:cs="Courier New"/>
+          <w:sz w:val="22"/>
+          <w:szCs w:val="22"/>
+        </w:rPr>
+        <w:t xml:space="preserve"> solidariteit groeit in samenwerken, waarheid spreken en elkaars lasten dragen. Dietrich Bonhoeffer verbindt solidariteit met verantwoordelijkheid voor de kwetsbaarheid van anderen, ook wanneer dit morele onzekerheid en risico’s met zich meebrengt. Volgens </w:t>
+      </w:r>
+      <w:r>
+        <w:rPr>
+          <w:rFonts w:ascii="Courier New" w:hAnsi="Courier New" w:cs="Courier New"/>
+          <w:sz w:val="22"/>
+          <w:szCs w:val="22"/>
+        </w:rPr>
+        <w:t xml:space="preserve">Charles </w:t>
+      </w:r>
+      <w:r>
+        <w:rPr>
+          <w:rFonts w:ascii="Courier New" w:hAnsi="Courier New" w:cs="Courier New"/>
+          <w:sz w:val="22"/>
+          <w:szCs w:val="22"/>
+        </w:rPr>
+        <w:t xml:space="preserve">Williams vraagt solidariteit tijd, oefening en geduld. </w:t>
+      </w:r>
+      <w:r>
+        <w:rPr>
+          <w:rFonts w:ascii="Courier New" w:hAnsi="Courier New" w:cs="Courier New"/>
+          <w:sz w:val="22"/>
+          <w:szCs w:val="22"/>
+        </w:rPr>
+        <w:t>Solidariteit</w:t>
+      </w:r>
+      <w:r>
+        <w:rPr>
+          <w:rFonts w:ascii="Courier New" w:hAnsi="Courier New" w:cs="Courier New"/>
+          <w:sz w:val="22"/>
+          <w:szCs w:val="22"/>
+        </w:rPr>
+        <w:t xml:space="preserve"> ontstaat door een langdurig proces van luisteren, leren en wederzijdse correctie. </w:t>
+      </w:r>
+      <w:r>
+        <w:rPr>
+          <w:rFonts w:ascii="Courier New" w:hAnsi="Courier New" w:cs="Courier New"/>
+          <w:sz w:val="22"/>
+          <w:szCs w:val="22"/>
+        </w:rPr>
+        <w:t>Dat is inspanning, dat is arbeid. In onze m</w:t>
+      </w:r>
+      <w:r>
+        <w:rPr>
+          <w:rFonts w:ascii="Courier New" w:hAnsi="Courier New" w:cs="Courier New"/>
+          <w:sz w:val="22"/>
+          <w:szCs w:val="22"/>
+        </w:rPr>
+        <w:t>oderne samenl</w:t>
+      </w:r>
+      <w:r>
+        <w:rPr>
+          <w:rFonts w:ascii="Courier New" w:hAnsi="Courier New" w:cs="Courier New"/>
+          <w:sz w:val="22"/>
+          <w:szCs w:val="22"/>
+        </w:rPr>
+        <w:t>eving wordt deze arbeid vaak</w:t>
+      </w:r>
+      <w:r>
+        <w:rPr>
+          <w:rFonts w:ascii="Courier New" w:hAnsi="Courier New" w:cs="Courier New"/>
+          <w:sz w:val="22"/>
+          <w:szCs w:val="22"/>
+        </w:rPr>
+        <w:t xml:space="preserve"> gereduceerd tot technische </w:t>
+      </w:r>
+      <w:r>
+        <w:rPr>
+          <w:rFonts w:ascii="Courier New" w:hAnsi="Courier New" w:cs="Courier New"/>
+          <w:sz w:val="22"/>
+          <w:szCs w:val="22"/>
+        </w:rPr>
+        <w:t xml:space="preserve">en bureaucratische </w:t>
+      </w:r>
+      <w:r>
+        <w:rPr>
+          <w:rFonts w:ascii="Courier New" w:hAnsi="Courier New" w:cs="Courier New"/>
+          <w:sz w:val="22"/>
+          <w:szCs w:val="22"/>
+        </w:rPr>
+        <w:t xml:space="preserve">taken en verandert </w:t>
+      </w:r>
+      <w:r>
+        <w:rPr>
+          <w:rFonts w:ascii="Courier New" w:hAnsi="Courier New" w:cs="Courier New"/>
+          <w:sz w:val="22"/>
+          <w:szCs w:val="22"/>
+        </w:rPr>
+        <w:t xml:space="preserve">soldiariteit </w:t>
+      </w:r>
+      <w:r>
+        <w:rPr>
+          <w:rFonts w:ascii="Courier New" w:hAnsi="Courier New" w:cs="Courier New"/>
+          <w:sz w:val="22"/>
+          <w:szCs w:val="22"/>
+        </w:rPr>
+        <w:t xml:space="preserve">in simplistische identiteitspolitiek van </w:t>
+      </w:r>
+      <w:r>
+        <w:rPr>
+          <w:rFonts w:ascii="Courier New" w:hAnsi="Courier New" w:cs="Courier New"/>
+          <w:sz w:val="22"/>
+          <w:szCs w:val="22"/>
+        </w:rPr>
+        <w:t>‘</w:t>
+      </w:r>
+      <w:r>
+        <w:rPr>
+          <w:rFonts w:ascii="Courier New" w:hAnsi="Courier New" w:cs="Courier New"/>
+          <w:sz w:val="22"/>
+          <w:szCs w:val="22"/>
+        </w:rPr>
+        <w:t>wij tegen zij</w:t>
+      </w:r>
+      <w:r>
+        <w:rPr>
+          <w:rFonts w:ascii="Courier New" w:hAnsi="Courier New" w:cs="Courier New"/>
+          <w:sz w:val="22"/>
+          <w:szCs w:val="22"/>
+        </w:rPr>
+        <w:t>’</w:t>
+      </w:r>
+      <w:r>
+        <w:rPr>
+          <w:rFonts w:ascii="Courier New" w:hAnsi="Courier New" w:cs="Courier New"/>
+          <w:sz w:val="22"/>
+          <w:szCs w:val="22"/>
+        </w:rPr>
+        <w:t xml:space="preserve">, waar het zou moeten gaan om </w:t>
+      </w:r>
+      <w:r>
+        <w:rPr>
+          <w:rFonts w:ascii="Courier New" w:hAnsi="Courier New" w:cs="Courier New"/>
+          <w:sz w:val="22"/>
+          <w:szCs w:val="22"/>
+        </w:rPr>
+        <w:t>samenwerking als een open proces van communicatie en gedeelde verantwoordelijkheid. </w:t>
       </w:r>
     </w:p>
     <w:p>
@@ -3233,7 +3483,309 @@
           <w:sz w:val="22"/>
           <w:szCs w:val="22"/>
         </w:rPr>
-        <w:t>Toch is dit een menselijk en hoopgevend boek, “woke” in de oorspronkelijke en beste betekenis van het woord — al gebruikt Williams dat begrip zelf wijselijk nooit, omdat het door zijn tegenstanders vrijwel betekenisloos is gemaakt. Solidariteit zou ons volgens hem niet moeten verzekeren van onze eigen onschuld, maar ons bewust moeten maken van de mate waarin de meesten van ons betrokken zijn bij de onrechtvaardigheden en ongelijkheden van de wereld. In plaats van een egoïstische vorm van zelfverwijt op te roepen, zou dit ons attent moeten maken op onze gedeelde en gebrekkige menselijkheid — op wat Joseph Conrad noemde “de subtiele maar onoverwinnelijke overtuiging van solidariteit die de eenzaamheid van ontelbare harten samenweeft.”</w:t>
+        <w:t xml:space="preserve">De klimaatcrisis en de coronapandemie </w:t>
+      </w:r>
+      <w:r>
+        <w:rPr>
+          <w:rFonts w:ascii="Courier New" w:hAnsi="Courier New" w:cs="Courier New"/>
+          <w:sz w:val="22"/>
+          <w:szCs w:val="22"/>
+        </w:rPr>
+        <w:t xml:space="preserve">laten </w:t>
+      </w:r>
+      <w:r>
+        <w:rPr>
+          <w:rFonts w:ascii="Courier New" w:hAnsi="Courier New" w:cs="Courier New"/>
+          <w:sz w:val="22"/>
+          <w:szCs w:val="22"/>
+        </w:rPr>
+        <w:t xml:space="preserve">volgens </w:t>
+      </w:r>
+      <w:r>
+        <w:rPr>
+          <w:rFonts w:ascii="Courier New" w:hAnsi="Courier New" w:cs="Courier New"/>
+          <w:sz w:val="22"/>
+          <w:szCs w:val="22"/>
+        </w:rPr>
+        <w:t>Rowan Williams</w:t>
+      </w:r>
+      <w:r>
+        <w:rPr>
+          <w:rFonts w:ascii="Courier New" w:hAnsi="Courier New" w:cs="Courier New"/>
+          <w:sz w:val="22"/>
+          <w:szCs w:val="22"/>
+        </w:rPr>
+        <w:t xml:space="preserve"> </w:t>
+      </w:r>
+      <w:r>
+        <w:rPr>
+          <w:rFonts w:ascii="Courier New" w:hAnsi="Courier New" w:cs="Courier New"/>
+          <w:sz w:val="22"/>
+          <w:szCs w:val="22"/>
+        </w:rPr>
+        <w:t xml:space="preserve">zien </w:t>
+      </w:r>
+      <w:r>
+        <w:rPr>
+          <w:rFonts w:ascii="Courier New" w:hAnsi="Courier New" w:cs="Courier New"/>
+          <w:sz w:val="22"/>
+          <w:szCs w:val="22"/>
+        </w:rPr>
+        <w:t xml:space="preserve">hoe diep mensen al met elkaar verbonden zijn. Niemand blijft veilig wanneer anderen onveilig zijn. </w:t>
+      </w:r>
+      <w:r>
+        <w:rPr>
+          <w:rFonts w:ascii="Courier New" w:hAnsi="Courier New" w:cs="Courier New"/>
+          <w:sz w:val="22"/>
+          <w:szCs w:val="22"/>
+        </w:rPr>
+        <w:t>Bij s</w:t>
+      </w:r>
+      <w:r>
+        <w:rPr>
+          <w:rFonts w:ascii="Courier New" w:hAnsi="Courier New" w:cs="Courier New"/>
+          <w:sz w:val="22"/>
+          <w:szCs w:val="22"/>
+        </w:rPr>
+        <w:t xml:space="preserve">olidariteit </w:t>
+      </w:r>
+      <w:r>
+        <w:rPr>
+          <w:rFonts w:ascii="Courier New" w:hAnsi="Courier New" w:cs="Courier New"/>
+          <w:sz w:val="22"/>
+          <w:szCs w:val="22"/>
+        </w:rPr>
+        <w:t>gaat het niet alleen om de</w:t>
+      </w:r>
+      <w:r>
+        <w:rPr>
+          <w:rFonts w:ascii="Courier New" w:hAnsi="Courier New" w:cs="Courier New"/>
+          <w:sz w:val="22"/>
+          <w:szCs w:val="22"/>
+        </w:rPr>
+        <w:t xml:space="preserve"> mensen onderling, maar ook o</w:t>
+      </w:r>
+      <w:r>
+        <w:rPr>
+          <w:rFonts w:ascii="Courier New" w:hAnsi="Courier New" w:cs="Courier New"/>
+          <w:sz w:val="22"/>
+          <w:szCs w:val="22"/>
+        </w:rPr>
+        <w:t xml:space="preserve">m </w:t>
+      </w:r>
+      <w:r>
+        <w:rPr>
+          <w:rFonts w:ascii="Courier New" w:hAnsi="Courier New" w:cs="Courier New"/>
+          <w:sz w:val="22"/>
+          <w:szCs w:val="22"/>
+        </w:rPr>
+        <w:t xml:space="preserve">de bredere wereld waarvan </w:t>
+      </w:r>
+      <w:r>
+        <w:rPr>
+          <w:rFonts w:ascii="Courier New" w:hAnsi="Courier New" w:cs="Courier New"/>
+          <w:sz w:val="22"/>
+          <w:szCs w:val="22"/>
+        </w:rPr>
+        <w:t xml:space="preserve">alle </w:t>
+      </w:r>
+      <w:r>
+        <w:rPr>
+          <w:rFonts w:ascii="Courier New" w:hAnsi="Courier New" w:cs="Courier New"/>
+          <w:sz w:val="22"/>
+          <w:szCs w:val="22"/>
+        </w:rPr>
+        <w:t xml:space="preserve">mensen afhankelijk zijn. </w:t>
+      </w:r>
+      <w:r>
+        <w:rPr>
+          <w:rFonts w:ascii="Courier New" w:hAnsi="Courier New" w:cs="Courier New"/>
+          <w:sz w:val="22"/>
+          <w:szCs w:val="22"/>
+        </w:rPr>
+        <w:t>Daarom is het ook nodig dat we n</w:t>
+      </w:r>
+      <w:r>
+        <w:rPr>
+          <w:rFonts w:ascii="Courier New" w:hAnsi="Courier New" w:cs="Courier New"/>
+          <w:sz w:val="22"/>
+          <w:szCs w:val="22"/>
+        </w:rPr>
+        <w:t xml:space="preserve">iet langer </w:t>
+      </w:r>
+      <w:r>
+        <w:rPr>
+          <w:rFonts w:ascii="Courier New" w:hAnsi="Courier New" w:cs="Courier New"/>
+          <w:sz w:val="22"/>
+          <w:szCs w:val="22"/>
+        </w:rPr>
+        <w:t xml:space="preserve">onszelf zien </w:t>
+      </w:r>
+      <w:r>
+        <w:rPr>
+          <w:rFonts w:ascii="Courier New" w:hAnsi="Courier New" w:cs="Courier New"/>
+          <w:sz w:val="22"/>
+          <w:szCs w:val="22"/>
+        </w:rPr>
+        <w:t xml:space="preserve">als afgesloten individuen, </w:t>
+      </w:r>
+      <w:r>
+        <w:rPr>
+          <w:rFonts w:ascii="Courier New" w:hAnsi="Courier New" w:cs="Courier New"/>
+          <w:sz w:val="22"/>
+          <w:szCs w:val="22"/>
+        </w:rPr>
+        <w:t>dat we verbonden zijn met anderen</w:t>
+      </w:r>
+      <w:r>
+        <w:rPr>
+          <w:rFonts w:ascii="Courier New" w:hAnsi="Courier New" w:cs="Courier New"/>
+          <w:sz w:val="22"/>
+          <w:szCs w:val="22"/>
+        </w:rPr>
+        <w:t xml:space="preserve"> </w:t>
+      </w:r>
+      <w:r>
+        <w:rPr>
+          <w:rFonts w:ascii="Courier New" w:hAnsi="Courier New" w:cs="Courier New"/>
+          <w:sz w:val="22"/>
+          <w:szCs w:val="22"/>
+        </w:rPr>
+        <w:t xml:space="preserve">en pas </w:t>
+      </w:r>
+      <w:r>
+        <w:rPr>
+          <w:rFonts w:ascii="Courier New" w:hAnsi="Courier New" w:cs="Courier New"/>
+          <w:sz w:val="22"/>
+          <w:szCs w:val="22"/>
+        </w:rPr>
+        <w:t xml:space="preserve">werkelijk mens worden in </w:t>
+      </w:r>
+      <w:r>
+        <w:rPr>
+          <w:rFonts w:ascii="Courier New" w:hAnsi="Courier New" w:cs="Courier New"/>
+          <w:sz w:val="22"/>
+          <w:szCs w:val="22"/>
+        </w:rPr>
+        <w:lastRenderedPageBreak/>
+        <w:t xml:space="preserve">gemeenschap met anderen. Solidariteit betekent </w:t>
+      </w:r>
+      <w:r>
+        <w:rPr>
+          <w:rFonts w:ascii="Courier New" w:hAnsi="Courier New" w:cs="Courier New"/>
+          <w:sz w:val="22"/>
+          <w:szCs w:val="22"/>
+        </w:rPr>
+        <w:t>niet dat de</w:t>
+      </w:r>
+      <w:r>
+        <w:rPr>
+          <w:rFonts w:ascii="Courier New" w:hAnsi="Courier New" w:cs="Courier New"/>
+          <w:sz w:val="22"/>
+          <w:szCs w:val="22"/>
+        </w:rPr>
+        <w:t xml:space="preserve"> verschillen</w:t>
+      </w:r>
+      <w:r>
+        <w:rPr>
+          <w:rFonts w:ascii="Courier New" w:hAnsi="Courier New" w:cs="Courier New"/>
+          <w:sz w:val="22"/>
+          <w:szCs w:val="22"/>
+        </w:rPr>
+        <w:t xml:space="preserve"> tussen mensen verdwijnen</w:t>
+      </w:r>
+      <w:r>
+        <w:rPr>
+          <w:rFonts w:ascii="Courier New" w:hAnsi="Courier New" w:cs="Courier New"/>
+          <w:sz w:val="22"/>
+          <w:szCs w:val="22"/>
+        </w:rPr>
+        <w:t xml:space="preserve">, maar </w:t>
+      </w:r>
+      <w:r>
+        <w:rPr>
+          <w:rFonts w:ascii="Courier New" w:hAnsi="Courier New" w:cs="Courier New"/>
+          <w:sz w:val="22"/>
+          <w:szCs w:val="22"/>
+        </w:rPr>
+        <w:t xml:space="preserve">dat ze </w:t>
+      </w:r>
+      <w:r>
+        <w:rPr>
+          <w:rFonts w:ascii="Courier New" w:hAnsi="Courier New" w:cs="Courier New"/>
+          <w:sz w:val="22"/>
+          <w:szCs w:val="22"/>
+        </w:rPr>
+        <w:t>j</w:t>
+      </w:r>
+      <w:r>
+        <w:rPr>
+          <w:rFonts w:ascii="Courier New" w:hAnsi="Courier New" w:cs="Courier New"/>
+          <w:sz w:val="22"/>
+          <w:szCs w:val="22"/>
+        </w:rPr>
+        <w:t>uist</w:t>
+      </w:r>
+      <w:r>
+        <w:rPr>
+          <w:rFonts w:ascii="Courier New" w:hAnsi="Courier New" w:cs="Courier New"/>
+          <w:sz w:val="22"/>
+          <w:szCs w:val="22"/>
+        </w:rPr>
+        <w:t xml:space="preserve"> leren samen</w:t>
+      </w:r>
+      <w:r>
+        <w:rPr>
+          <w:rFonts w:ascii="Courier New" w:hAnsi="Courier New" w:cs="Courier New"/>
+          <w:sz w:val="22"/>
+          <w:szCs w:val="22"/>
+        </w:rPr>
+        <w:t xml:space="preserve"> te </w:t>
+      </w:r>
+      <w:r>
+        <w:rPr>
+          <w:rFonts w:ascii="Courier New" w:hAnsi="Courier New" w:cs="Courier New"/>
+          <w:sz w:val="22"/>
+          <w:szCs w:val="22"/>
+        </w:rPr>
+        <w:t>leven mét verschil, afstand en wederzijdse afhankelijkheid.</w:t>
+      </w:r>
+      <w:r>
+        <w:rPr>
+          <w:rFonts w:ascii="Courier New" w:hAnsi="Courier New" w:cs="Courier New"/>
+          <w:sz w:val="22"/>
+          <w:szCs w:val="22"/>
+        </w:rPr>
+        <w:t xml:space="preserve"> </w:t>
+      </w:r>
+    </w:p>
+    <w:p>
+      <w:pPr>
+        <w:spacing w:line="360" w:lineRule="auto"/>
+        <w:ind w:firstLine="720"/>
+        <w:rPr>
+          <w:rFonts w:ascii="Courier New" w:hAnsi="Courier New" w:cs="Courier New"/>
+          <w:sz w:val="22"/>
+          <w:szCs w:val="22"/>
+        </w:rPr>
+      </w:pPr>
+      <w:r>
+        <w:rPr>
+          <w:rFonts w:ascii="Courier New" w:hAnsi="Courier New" w:cs="Courier New"/>
+          <w:i/>
+          <w:iCs/>
+          <w:sz w:val="22"/>
+          <w:szCs w:val="22"/>
+        </w:rPr>
+        <w:t>Solidarity: The Work of Recognition</w:t>
+      </w:r>
+      <w:r>
+        <w:rPr>
+          <w:rFonts w:ascii="Courier New" w:hAnsi="Courier New" w:cs="Courier New"/>
+          <w:sz w:val="22"/>
+          <w:szCs w:val="22"/>
+        </w:rPr>
+        <w:t xml:space="preserve"> is geen gemakkelijk boek en soms vraag je jezelf af of je het wel helemaal goed begrijpt. Het is een boek dat je soms opnieuw moet pakken om bepaalde delen nog eens te lezen. Het is ook een christelijk boek waar ik soms, met excuses, omheen lees. Maar het is ook een boek dat ons op een orginele manier naar de wereld en de mens laat kijken. </w:t>
       </w:r>
     </w:p>
     <w:p>
@@ -4232,6 +4784,7 @@
   <w:style w:type="character" w:default="1" w:styleId="DefaultParagraphFont">
     <w:name w:val="Default Paragraph Font"/>
     <w:uiPriority w:val="1"/>
+    <w:semiHidden/>
     <w:unhideWhenUsed/>
   </w:style>
   <w:style w:type="table" w:default="1" w:styleId="TableNormal">

--- a/BlogsWord/Werkmakenvansolidariteit.docx
+++ b/BlogsWord/Werkmakenvansolidariteit.docx
@@ -1010,7 +1010,23 @@
           <w:sz w:val="22"/>
           <w:szCs w:val="22"/>
         </w:rPr>
-        <w:t xml:space="preserve">. Er zijn veel krachten die het moeilijk maken om voldoende gelijkenis met de vreemde te herkennen </w:t>
+        <w:t xml:space="preserve">. Er zijn veel krachten die het moeilijk maken om </w:t>
+      </w:r>
+      <w:r>
+        <w:rPr>
+          <w:rFonts w:ascii="Courier New" w:hAnsi="Courier New" w:cs="Courier New"/>
+          <w:sz w:val="22"/>
+          <w:szCs w:val="22"/>
+        </w:rPr>
+        <w:t xml:space="preserve">goed met </w:t>
+      </w:r>
+      <w:r>
+        <w:rPr>
+          <w:rFonts w:ascii="Courier New" w:hAnsi="Courier New" w:cs="Courier New"/>
+          <w:sz w:val="22"/>
+          <w:szCs w:val="22"/>
+        </w:rPr>
+        <w:t xml:space="preserve">de vreemde </w:t>
       </w:r>
       <w:r>
         <w:rPr>
@@ -1074,15 +1090,23 @@
           <w:sz w:val="22"/>
           <w:szCs w:val="22"/>
         </w:rPr>
-        <w:t xml:space="preserve">te zijn </w:t>
-      </w:r>
-      <w:r>
-        <w:rPr>
-          <w:rFonts w:ascii="Courier New" w:hAnsi="Courier New" w:cs="Courier New"/>
-          <w:sz w:val="22"/>
-          <w:szCs w:val="22"/>
-        </w:rPr>
-        <w:t xml:space="preserve">en dan hoef je alleen maar aan alles rondom </w:t>
+        <w:t>te zijn</w:t>
+      </w:r>
+      <w:r>
+        <w:rPr>
+          <w:rFonts w:ascii="Courier New" w:hAnsi="Courier New" w:cs="Courier New"/>
+          <w:sz w:val="22"/>
+          <w:szCs w:val="22"/>
+        </w:rPr>
+        <w:t>,</w:t>
+      </w:r>
+      <w:r>
+        <w:rPr>
+          <w:rFonts w:ascii="Courier New" w:hAnsi="Courier New" w:cs="Courier New"/>
+          <w:sz w:val="22"/>
+          <w:szCs w:val="22"/>
+        </w:rPr>
+        <w:t xml:space="preserve"> dan hoef je alleen maar aan </w:t>
       </w:r>
       <w:r>
         <w:rPr>
@@ -1099,6 +1123,14 @@
           <w:szCs w:val="22"/>
         </w:rPr>
         <w:t>te denken</w:t>
+      </w:r>
+      <w:r>
+        <w:rPr>
+          <w:rFonts w:ascii="Courier New" w:hAnsi="Courier New" w:cs="Courier New"/>
+          <w:sz w:val="22"/>
+          <w:szCs w:val="22"/>
+        </w:rPr>
+        <w:t xml:space="preserve"> zoals AI</w:t>
       </w:r>
       <w:r>
         <w:rPr>
@@ -1381,7 +1413,23 @@
           <w:sz w:val="22"/>
           <w:szCs w:val="22"/>
         </w:rPr>
-        <w:t xml:space="preserve">Op basis van een studie van een aantal filosofen en theologen bouwt hij zijn theorie </w:t>
+        <w:t xml:space="preserve">Op basis van een studie van een aantal </w:t>
+      </w:r>
+      <w:r>
+        <w:rPr>
+          <w:rFonts w:ascii="Courier New" w:hAnsi="Courier New" w:cs="Courier New"/>
+          <w:sz w:val="22"/>
+          <w:szCs w:val="22"/>
+        </w:rPr>
+        <w:t>denkers</w:t>
+      </w:r>
+      <w:r>
+        <w:rPr>
+          <w:rFonts w:ascii="Courier New" w:hAnsi="Courier New" w:cs="Courier New"/>
+          <w:sz w:val="22"/>
+          <w:szCs w:val="22"/>
+        </w:rPr>
+        <w:t xml:space="preserve"> bouwt hij zijn theorie </w:t>
       </w:r>
       <w:r>
         <w:rPr>
@@ -1437,23 +1485,7 @@
           <w:sz w:val="22"/>
           <w:szCs w:val="22"/>
         </w:rPr>
-        <w:t xml:space="preserve">gevormd door </w:t>
-      </w:r>
-      <w:r>
-        <w:rPr>
-          <w:rFonts w:ascii="Courier New" w:hAnsi="Courier New" w:cs="Courier New"/>
-          <w:sz w:val="22"/>
-          <w:szCs w:val="22"/>
-        </w:rPr>
-        <w:t>zwa</w:t>
-      </w:r>
-      <w:r>
-        <w:rPr>
-          <w:rFonts w:ascii="Courier New" w:hAnsi="Courier New" w:cs="Courier New"/>
-          <w:sz w:val="22"/>
-          <w:szCs w:val="22"/>
-        </w:rPr>
-        <w:t>re</w:t>
+        <w:t>gevormd door</w:t>
       </w:r>
       <w:r>
         <w:rPr>
@@ -1573,7 +1605,39 @@
           <w:sz w:val="22"/>
           <w:szCs w:val="22"/>
         </w:rPr>
-        <w:t xml:space="preserve">Daar hoorde het </w:t>
+        <w:t xml:space="preserve">Daar hoorde </w:t>
+      </w:r>
+      <w:r>
+        <w:rPr>
+          <w:rFonts w:ascii="Courier New" w:hAnsi="Courier New" w:cs="Courier New"/>
+          <w:sz w:val="22"/>
+          <w:szCs w:val="22"/>
+        </w:rPr>
+        <w:t xml:space="preserve">voor </w:t>
+      </w:r>
+      <w:r>
+        <w:rPr>
+          <w:rFonts w:ascii="Courier New" w:hAnsi="Courier New" w:cs="Courier New"/>
+          <w:sz w:val="22"/>
+          <w:szCs w:val="22"/>
+        </w:rPr>
+        <w:t>Patočka</w:t>
+      </w:r>
+      <w:r>
+        <w:rPr>
+          <w:rFonts w:ascii="Courier New" w:hAnsi="Courier New" w:cs="Courier New"/>
+          <w:sz w:val="22"/>
+          <w:szCs w:val="22"/>
+        </w:rPr>
+        <w:t xml:space="preserve"> </w:t>
+      </w:r>
+      <w:r>
+        <w:rPr>
+          <w:rFonts w:ascii="Courier New" w:hAnsi="Courier New" w:cs="Courier New"/>
+          <w:sz w:val="22"/>
+          <w:szCs w:val="22"/>
+        </w:rPr>
+        <w:t xml:space="preserve">het </w:t>
       </w:r>
       <w:r>
         <w:rPr>
@@ -1621,7 +1685,7 @@
           <w:sz w:val="22"/>
           <w:szCs w:val="22"/>
         </w:rPr>
-        <w:t xml:space="preserve"> ontwikkelde een eigen filosofie rond vrijheid, verantwoordelijkheid en de geestelijke crisis van de moderne wereld. Patočka benadrukte dat menselijk bestaan gekenmerkt wordt door zorg voor de ziel en door morele verantwoordelijkheid tegenover anderen. Hij werd internationaal bekend door zijn idee van de </w:t>
+        <w:t xml:space="preserve"> ontwikkelde een eigen filosofie rond vrijheid, verantwoordelijkheid en de geestelijke crisis van de moderne wereld. Hij werd internationaal bekend door zijn idee van de </w:t>
       </w:r>
       <w:r>
         <w:rPr>
@@ -1776,7 +1840,23 @@
           <w:sz w:val="22"/>
           <w:szCs w:val="22"/>
         </w:rPr>
-        <w:t xml:space="preserve">. In zijn denken over solidariteit benadrukte hij dat echte solidariteit niet gebouwd mag zijn op haat of op het creëren van vijanden. </w:t>
+        <w:t xml:space="preserve">. In zijn denken over solidariteit benadrukte </w:t>
+      </w:r>
+      <w:r>
+        <w:rPr>
+          <w:rFonts w:ascii="Courier New" w:hAnsi="Courier New" w:cs="Courier New"/>
+          <w:sz w:val="22"/>
+          <w:szCs w:val="22"/>
+        </w:rPr>
+        <w:t xml:space="preserve">Tischner </w:t>
+      </w:r>
+      <w:r>
+        <w:rPr>
+          <w:rFonts w:ascii="Courier New" w:hAnsi="Courier New" w:cs="Courier New"/>
+          <w:sz w:val="22"/>
+          <w:szCs w:val="22"/>
+        </w:rPr>
+        <w:t xml:space="preserve">dat echte solidariteit niet gebouwd mag zijn op haat of op het creëren van vijanden. </w:t>
       </w:r>
       <w:r>
         <w:rPr>
@@ -1832,7 +1912,23 @@
           <w:sz w:val="22"/>
           <w:szCs w:val="22"/>
         </w:rPr>
-        <w:t xml:space="preserve">. Voor hem gaat het bij solidariteit om </w:t>
+        <w:t xml:space="preserve">. Voor </w:t>
+      </w:r>
+      <w:r>
+        <w:rPr>
+          <w:rFonts w:ascii="Courier New" w:hAnsi="Courier New" w:cs="Courier New"/>
+          <w:sz w:val="22"/>
+          <w:szCs w:val="22"/>
+        </w:rPr>
+        <w:t>Tischner</w:t>
+      </w:r>
+      <w:r>
+        <w:rPr>
+          <w:rFonts w:ascii="Courier New" w:hAnsi="Courier New" w:cs="Courier New"/>
+          <w:sz w:val="22"/>
+          <w:szCs w:val="22"/>
+        </w:rPr>
+        <w:t xml:space="preserve"> gaat het bij solidariteit om </w:t>
       </w:r>
       <w:r>
         <w:rPr>
@@ -1856,8 +1952,16 @@
           <w:sz w:val="22"/>
           <w:szCs w:val="22"/>
         </w:rPr>
+        <w:t xml:space="preserve">Werkelijke solidariteit vraagt dialoog, </w:t>
+      </w:r>
+      <w:r>
+        <w:rPr>
+          <w:rFonts w:ascii="Courier New" w:hAnsi="Courier New" w:cs="Courier New"/>
+          <w:sz w:val="22"/>
+          <w:szCs w:val="22"/>
+        </w:rPr>
         <w:lastRenderedPageBreak/>
-        <w:t xml:space="preserve">Werkelijke solidariteit vraagt dialoog, gewetensvorming en bereidheid om ook de ander als mens te blijven zien, zelfs in conflict en politieke strijd. </w:t>
+        <w:t xml:space="preserve">gewetensvorming en bereidheid om ook de ander als mens te blijven zien, zelfs in conflict en politieke strijd. </w:t>
       </w:r>
     </w:p>
     <w:p>
@@ -2079,23 +2183,79 @@
           <w:sz w:val="22"/>
           <w:szCs w:val="22"/>
         </w:rPr>
-        <w:t xml:space="preserve">wederzijds verbonden-zijn van mensen, waarin niemand volledig op zichzelf staat. </w:t>
-      </w:r>
-      <w:r>
-        <w:rPr>
-          <w:rFonts w:ascii="Courier New" w:hAnsi="Courier New" w:cs="Courier New"/>
-          <w:sz w:val="22"/>
-          <w:szCs w:val="22"/>
-        </w:rPr>
-        <w:t xml:space="preserve">‘Jouw leven en jouw dood zijn met je naaste’. </w:t>
-      </w:r>
-      <w:r>
-        <w:rPr>
-          <w:rFonts w:ascii="Courier New" w:hAnsi="Courier New" w:cs="Courier New"/>
-          <w:sz w:val="22"/>
-          <w:szCs w:val="22"/>
-        </w:rPr>
-        <w:t>Mensen dragen volgens Williams elkaars lasten, schuld, vreugde en verantwoordelijkheid. Liefde b</w:t>
+        <w:t>wederzijds verbonden-zijn van mensen</w:t>
+      </w:r>
+      <w:r>
+        <w:rPr>
+          <w:rFonts w:ascii="Courier New" w:hAnsi="Courier New" w:cs="Courier New"/>
+          <w:sz w:val="22"/>
+          <w:szCs w:val="22"/>
+        </w:rPr>
+        <w:t xml:space="preserve">. Daarin staat </w:t>
+      </w:r>
+      <w:r>
+        <w:rPr>
+          <w:rFonts w:ascii="Courier New" w:hAnsi="Courier New" w:cs="Courier New"/>
+          <w:sz w:val="22"/>
+          <w:szCs w:val="22"/>
+        </w:rPr>
+        <w:t xml:space="preserve">niemand volledig op zichzelf </w:t>
+      </w:r>
+      <w:r>
+        <w:rPr>
+          <w:rFonts w:ascii="Courier New" w:hAnsi="Courier New" w:cs="Courier New"/>
+          <w:sz w:val="22"/>
+          <w:szCs w:val="22"/>
+        </w:rPr>
+        <w:t>(</w:t>
+      </w:r>
+      <w:r>
+        <w:rPr>
+          <w:rFonts w:ascii="Courier New" w:hAnsi="Courier New" w:cs="Courier New"/>
+          <w:sz w:val="22"/>
+          <w:szCs w:val="22"/>
+        </w:rPr>
+        <w:t>‘Jouw leven en jouw dood zijn met je naaste’</w:t>
+      </w:r>
+      <w:r>
+        <w:rPr>
+          <w:rFonts w:ascii="Courier New" w:hAnsi="Courier New" w:cs="Courier New"/>
+          <w:sz w:val="22"/>
+          <w:szCs w:val="22"/>
+        </w:rPr>
+        <w:t>)</w:t>
+      </w:r>
+      <w:r>
+        <w:rPr>
+          <w:rFonts w:ascii="Courier New" w:hAnsi="Courier New" w:cs="Courier New"/>
+          <w:sz w:val="22"/>
+          <w:szCs w:val="22"/>
+        </w:rPr>
+        <w:t xml:space="preserve">. </w:t>
+      </w:r>
+      <w:r>
+        <w:rPr>
+          <w:rFonts w:ascii="Courier New" w:hAnsi="Courier New" w:cs="Courier New"/>
+          <w:sz w:val="22"/>
+          <w:szCs w:val="22"/>
+        </w:rPr>
+        <w:t xml:space="preserve">Mensen dragen volgens </w:t>
+      </w:r>
+      <w:r>
+        <w:rPr>
+          <w:rFonts w:ascii="Courier New" w:hAnsi="Courier New" w:cs="Courier New"/>
+          <w:sz w:val="22"/>
+          <w:szCs w:val="22"/>
+        </w:rPr>
+        <w:t xml:space="preserve">deze </w:t>
+      </w:r>
+      <w:r>
+        <w:rPr>
+          <w:rFonts w:ascii="Courier New" w:hAnsi="Courier New" w:cs="Courier New"/>
+          <w:sz w:val="22"/>
+          <w:szCs w:val="22"/>
+        </w:rPr>
+        <w:t>Williams elkaars lasten, schuld, vreugde en verantwoordelijkheid. Liefde b</w:t>
       </w:r>
       <w:r>
         <w:rPr>
@@ -2151,7 +2311,39 @@
           <w:sz w:val="22"/>
           <w:szCs w:val="22"/>
         </w:rPr>
-        <w:t>zich opent naar communio … die een wederkerige betrokkenheid en — mogelijk — verrijking ontsluit, waarin geen van beide subjecten onveranderd blijft, en waarin ieder een geschiedenis verwerft waarin de ander constitutief is</w:t>
+        <w:t>zich opent naar communio … die een wederkerige betrokkenheid en</w:t>
+      </w:r>
+      <w:r>
+        <w:rPr>
+          <w:rFonts w:ascii="Courier New" w:hAnsi="Courier New" w:cs="Courier New"/>
+          <w:sz w:val="22"/>
+          <w:szCs w:val="22"/>
+        </w:rPr>
+        <w:t>,</w:t>
+      </w:r>
+      <w:r>
+        <w:rPr>
+          <w:rFonts w:ascii="Courier New" w:hAnsi="Courier New" w:cs="Courier New"/>
+          <w:sz w:val="22"/>
+          <w:szCs w:val="22"/>
+        </w:rPr>
+        <w:t xml:space="preserve"> mogelijk</w:t>
+      </w:r>
+      <w:r>
+        <w:rPr>
+          <w:rFonts w:ascii="Courier New" w:hAnsi="Courier New" w:cs="Courier New"/>
+          <w:sz w:val="22"/>
+          <w:szCs w:val="22"/>
+        </w:rPr>
+        <w:t>,</w:t>
+      </w:r>
+      <w:r>
+        <w:rPr>
+          <w:rFonts w:ascii="Courier New" w:hAnsi="Courier New" w:cs="Courier New"/>
+          <w:sz w:val="22"/>
+          <w:szCs w:val="22"/>
+        </w:rPr>
+        <w:t xml:space="preserve"> verrijking ontsluit, waarin geen van beide subjecten onveranderd blijft en waarin ieder een geschiedenis verwerft waarin de ander constitutief is</w:t>
       </w:r>
       <w:r>
         <w:rPr>
@@ -2268,7 +2460,23 @@
           <w:sz w:val="22"/>
           <w:szCs w:val="22"/>
         </w:rPr>
-        <w:t xml:space="preserve"> niet langer gezien iets </w:t>
+        <w:t xml:space="preserve"> niet </w:t>
+      </w:r>
+      <w:r>
+        <w:rPr>
+          <w:rFonts w:ascii="Courier New" w:hAnsi="Courier New" w:cs="Courier New"/>
+          <w:sz w:val="22"/>
+          <w:szCs w:val="22"/>
+        </w:rPr>
+        <w:t xml:space="preserve">meer </w:t>
+      </w:r>
+      <w:r>
+        <w:rPr>
+          <w:rFonts w:ascii="Courier New" w:hAnsi="Courier New" w:cs="Courier New"/>
+          <w:sz w:val="22"/>
+          <w:szCs w:val="22"/>
+        </w:rPr>
+        <w:t xml:space="preserve">iets </w:t>
       </w:r>
       <w:r>
         <w:rPr>
@@ -2284,7 +2492,23 @@
           <w:sz w:val="22"/>
           <w:szCs w:val="22"/>
         </w:rPr>
-        <w:t xml:space="preserve"> onveranderd zelfbegrip aan een ander </w:t>
+        <w:t xml:space="preserve"> onveranderd </w:t>
+      </w:r>
+      <w:r>
+        <w:rPr>
+          <w:rFonts w:ascii="Courier New" w:hAnsi="Courier New" w:cs="Courier New"/>
+          <w:sz w:val="22"/>
+          <w:szCs w:val="22"/>
+        </w:rPr>
+        <w:t xml:space="preserve">en vaststaand </w:t>
+      </w:r>
+      <w:r>
+        <w:rPr>
+          <w:rFonts w:ascii="Courier New" w:hAnsi="Courier New" w:cs="Courier New"/>
+          <w:sz w:val="22"/>
+          <w:szCs w:val="22"/>
+        </w:rPr>
+        <w:t xml:space="preserve">zelfbegrip aan een ander </w:t>
       </w:r>
       <w:r>
         <w:rPr>
@@ -2308,15 +2532,15 @@
           <w:sz w:val="22"/>
           <w:szCs w:val="22"/>
         </w:rPr>
-        <w:t>oden. Dat vraagt nogal wat van mensen. xxx</w:t>
-      </w:r>
-      <w:r>
-        <w:rPr>
-          <w:rFonts w:ascii="Courier New" w:hAnsi="Courier New" w:cs="Courier New"/>
-          <w:sz w:val="22"/>
-          <w:szCs w:val="22"/>
-        </w:rPr>
-        <w:t xml:space="preserve"> </w:t>
+        <w:t>oden. Dat vraagt nogal wat van mensen</w:t>
+      </w:r>
+      <w:r>
+        <w:rPr>
+          <w:rFonts w:ascii="Courier New" w:hAnsi="Courier New" w:cs="Courier New"/>
+          <w:sz w:val="22"/>
+          <w:szCs w:val="22"/>
+        </w:rPr>
+        <w:t>.</w:t>
       </w:r>
     </w:p>
     <w:p>
@@ -2390,7 +2614,7 @@
           <w:sz w:val="22"/>
           <w:szCs w:val="22"/>
         </w:rPr>
-        <w:t xml:space="preserve"> </w:t>
+        <w:t xml:space="preserve"> schrijft dat het woord solidariteit te pas en te onpas gebruikt </w:t>
       </w:r>
       <w:r>
         <w:rPr>
@@ -2399,7 +2623,7 @@
           <w:szCs w:val="22"/>
         </w:rPr>
         <w:lastRenderedPageBreak/>
-        <w:t>schrijft dat het woord solidariteit te pas en te onpas gebruikt wordt</w:t>
+        <w:t>wordt</w:t>
       </w:r>
       <w:r>
         <w:rPr>
@@ -2415,7 +2639,15 @@
           <w:sz w:val="22"/>
           <w:szCs w:val="22"/>
         </w:rPr>
-        <w:t xml:space="preserve">, maar de betekenis ervan </w:t>
+        <w:t>. D</w:t>
+      </w:r>
+      <w:r>
+        <w:rPr>
+          <w:rFonts w:ascii="Courier New" w:hAnsi="Courier New" w:cs="Courier New"/>
+          <w:sz w:val="22"/>
+          <w:szCs w:val="22"/>
+        </w:rPr>
+        <w:t xml:space="preserve">e betekenis ervan </w:t>
       </w:r>
       <w:r>
         <w:rPr>
@@ -2527,39 +2759,47 @@
           <w:sz w:val="22"/>
           <w:szCs w:val="22"/>
         </w:rPr>
-        <w:t>waarom solidariteit zo belangrijk is, daar gaat het natuurlijk om, blijven we stil.  Dat is wat Bos duidelijk wil maken. Daar durft hij zich ook niet aan te wagen</w:t>
-      </w:r>
-      <w:r>
-        <w:rPr>
-          <w:rFonts w:ascii="Courier New" w:hAnsi="Courier New" w:cs="Courier New"/>
-          <w:sz w:val="22"/>
-          <w:szCs w:val="22"/>
-        </w:rPr>
-        <w:t xml:space="preserve">, alleen de richting </w:t>
-      </w:r>
-      <w:r>
-        <w:rPr>
-          <w:rFonts w:ascii="Courier New" w:hAnsi="Courier New" w:cs="Courier New"/>
-          <w:sz w:val="22"/>
-          <w:szCs w:val="22"/>
-        </w:rPr>
-        <w:t xml:space="preserve">ervan aangeven </w:t>
-      </w:r>
-      <w:r>
-        <w:rPr>
-          <w:rFonts w:ascii="Courier New" w:hAnsi="Courier New" w:cs="Courier New"/>
-          <w:sz w:val="22"/>
-          <w:szCs w:val="22"/>
-        </w:rPr>
-        <w:t xml:space="preserve">misschien en dat nog in een postscriptum aan het einde van het boek. Dat we eigenlijk met z’n allen blind zijn geworden om verbindingen aan te gaan met mensen die we niet kennen of waar we niets van weten. Dat het goed is om meer gemeenschappelijkheid te creëren en om diepere, stabielere en eerlijkere vormen van solidariteit aan te gaan. Misschien moeten we </w:t>
-      </w:r>
-      <w:r>
-        <w:rPr>
-          <w:rFonts w:ascii="Courier New" w:hAnsi="Courier New" w:cs="Courier New"/>
-          <w:sz w:val="22"/>
-          <w:szCs w:val="22"/>
-        </w:rPr>
-        <w:t>solidariteit</w:t>
+        <w:t xml:space="preserve">waarom solidariteit zo belangrijk is, daar gaat het natuurlijk om, blijven we stil. Dat is wat Bos duidelijk wil maken. </w:t>
+      </w:r>
+      <w:r>
+        <w:rPr>
+          <w:rFonts w:ascii="Courier New" w:hAnsi="Courier New" w:cs="Courier New"/>
+          <w:sz w:val="22"/>
+          <w:szCs w:val="22"/>
+        </w:rPr>
+        <w:t>Dat we eigenlijk met z’n allen blind zijn geworden om verbindingen aan te gaan met mensen die we niet kennen of waar we niets van weten. Dat het goed is om meer gemeenschappe</w:t>
+      </w:r>
+      <w:r>
+        <w:rPr>
+          <w:rFonts w:ascii="Courier New" w:hAnsi="Courier New" w:cs="Courier New"/>
+          <w:sz w:val="22"/>
+          <w:szCs w:val="22"/>
+        </w:rPr>
+        <w:t>-</w:t>
+      </w:r>
+      <w:r>
+        <w:rPr>
+          <w:rFonts w:ascii="Courier New" w:hAnsi="Courier New" w:cs="Courier New"/>
+          <w:sz w:val="22"/>
+          <w:szCs w:val="22"/>
+        </w:rPr>
+        <w:t xml:space="preserve">lijkheid te creëren en om diepere, stabielere en eerlijkere vormen van solidariteit aan te gaan. </w:t>
+      </w:r>
+      <w:r>
+        <w:rPr>
+          <w:rFonts w:ascii="Courier New" w:hAnsi="Courier New" w:cs="Courier New"/>
+          <w:sz w:val="22"/>
+          <w:szCs w:val="22"/>
+        </w:rPr>
+        <w:t>S</w:t>
+      </w:r>
+      <w:r>
+        <w:rPr>
+          <w:rFonts w:ascii="Courier New" w:hAnsi="Courier New" w:cs="Courier New"/>
+          <w:sz w:val="22"/>
+          <w:szCs w:val="22"/>
+        </w:rPr>
+        <w:t>olidariteit</w:t>
       </w:r>
       <w:r>
         <w:rPr>
@@ -2599,15 +2839,15 @@
           <w:sz w:val="22"/>
           <w:szCs w:val="22"/>
         </w:rPr>
-        <w:t>durft h</w:t>
-      </w:r>
-      <w:r>
-        <w:rPr>
-          <w:rFonts w:ascii="Courier New" w:hAnsi="Courier New" w:cs="Courier New"/>
-          <w:sz w:val="22"/>
-          <w:szCs w:val="22"/>
-        </w:rPr>
-        <w:t>ij</w:t>
+        <w:t xml:space="preserve">durft </w:t>
+      </w:r>
+      <w:r>
+        <w:rPr>
+          <w:rFonts w:ascii="Courier New" w:hAnsi="Courier New" w:cs="Courier New"/>
+          <w:sz w:val="22"/>
+          <w:szCs w:val="22"/>
+        </w:rPr>
+        <w:t>Bos</w:t>
       </w:r>
       <w:r>
         <w:rPr>
@@ -2713,6 +2953,14 @@
           <w:sz w:val="22"/>
           <w:szCs w:val="22"/>
         </w:rPr>
+        <w:t xml:space="preserve"> en ook niet om aan te geven waarom solidariteit belangrijk is</w:t>
+      </w:r>
+      <w:r>
+        <w:rPr>
+          <w:rFonts w:ascii="Courier New" w:hAnsi="Courier New" w:cs="Courier New"/>
+          <w:sz w:val="22"/>
+          <w:szCs w:val="22"/>
+        </w:rPr>
         <w:t xml:space="preserve">. </w:t>
       </w:r>
       <w:r>
@@ -2745,15 +2993,55 @@
           <w:sz w:val="22"/>
           <w:szCs w:val="22"/>
         </w:rPr>
-        <w:t xml:space="preserve">Het is iets anders dan empathie. </w:t>
-      </w:r>
-      <w:r>
-        <w:rPr>
-          <w:rFonts w:ascii="Courier New" w:hAnsi="Courier New" w:cs="Courier New"/>
-          <w:sz w:val="22"/>
-          <w:szCs w:val="22"/>
-        </w:rPr>
-        <w:t xml:space="preserve">als moderne allesoplossende houding, wanneer die al te vaak tegemoetkomt aan de behoeften van </w:t>
+        <w:t>Het is iets anders dan empathie</w:t>
+      </w:r>
+      <w:r>
+        <w:rPr>
+          <w:rFonts w:ascii="Courier New" w:hAnsi="Courier New" w:cs="Courier New"/>
+          <w:sz w:val="22"/>
+          <w:szCs w:val="22"/>
+        </w:rPr>
+        <w:t xml:space="preserve">, </w:t>
+      </w:r>
+      <w:r>
+        <w:rPr>
+          <w:rFonts w:ascii="Courier New" w:hAnsi="Courier New" w:cs="Courier New"/>
+          <w:sz w:val="22"/>
+          <w:szCs w:val="22"/>
+        </w:rPr>
+        <w:t xml:space="preserve">als moderne allesoplossende houding, </w:t>
+      </w:r>
+      <w:r>
+        <w:rPr>
+          <w:rFonts w:ascii="Courier New" w:hAnsi="Courier New" w:cs="Courier New"/>
+          <w:sz w:val="22"/>
+          <w:szCs w:val="22"/>
+        </w:rPr>
+        <w:t>zoals we die</w:t>
+      </w:r>
+      <w:r>
+        <w:rPr>
+          <w:rFonts w:ascii="Courier New" w:hAnsi="Courier New" w:cs="Courier New"/>
+          <w:sz w:val="22"/>
+          <w:szCs w:val="22"/>
+        </w:rPr>
+        <w:t xml:space="preserve"> vaak tegemoetkom</w:t>
+      </w:r>
+      <w:r>
+        <w:rPr>
+          <w:rFonts w:ascii="Courier New" w:hAnsi="Courier New" w:cs="Courier New"/>
+          <w:sz w:val="22"/>
+          <w:szCs w:val="22"/>
+        </w:rPr>
+        <w:t>en bij mensen met</w:t>
+      </w:r>
+      <w:r>
+        <w:rPr>
+          <w:rFonts w:ascii="Courier New" w:hAnsi="Courier New" w:cs="Courier New"/>
+          <w:sz w:val="22"/>
+          <w:szCs w:val="22"/>
+        </w:rPr>
+        <w:t xml:space="preserve"> de behoeften van </w:t>
       </w:r>
       <w:r>
         <w:rPr>
@@ -2785,7 +3073,23 @@
           <w:sz w:val="22"/>
           <w:szCs w:val="22"/>
         </w:rPr>
-        <w:t xml:space="preserve"> dat </w:t>
+        <w:t xml:space="preserve"> d</w:t>
+      </w:r>
+      <w:r>
+        <w:rPr>
+          <w:rFonts w:ascii="Courier New" w:hAnsi="Courier New" w:cs="Courier New"/>
+          <w:sz w:val="22"/>
+          <w:szCs w:val="22"/>
+        </w:rPr>
+        <w:t>ie</w:t>
+      </w:r>
+      <w:r>
+        <w:rPr>
+          <w:rFonts w:ascii="Courier New" w:hAnsi="Courier New" w:cs="Courier New"/>
+          <w:sz w:val="22"/>
+          <w:szCs w:val="22"/>
+        </w:rPr>
+        <w:t xml:space="preserve"> </w:t>
       </w:r>
       <w:r>
         <w:rPr>
@@ -2857,7 +3161,31 @@
           <w:sz w:val="22"/>
           <w:szCs w:val="22"/>
         </w:rPr>
-        <w:t xml:space="preserve">en meer </w:t>
+        <w:t xml:space="preserve">en </w:t>
+      </w:r>
+      <w:r>
+        <w:rPr>
+          <w:rFonts w:ascii="Courier New" w:hAnsi="Courier New" w:cs="Courier New"/>
+          <w:sz w:val="22"/>
+          <w:szCs w:val="22"/>
+        </w:rPr>
+        <w:t xml:space="preserve">ook </w:t>
+      </w:r>
+      <w:r>
+        <w:rPr>
+          <w:rFonts w:ascii="Courier New" w:hAnsi="Courier New" w:cs="Courier New"/>
+          <w:sz w:val="22"/>
+          <w:szCs w:val="22"/>
+        </w:rPr>
+        <w:t xml:space="preserve">meer </w:t>
+      </w:r>
+      <w:r>
+        <w:rPr>
+          <w:rFonts w:ascii="Courier New" w:hAnsi="Courier New" w:cs="Courier New"/>
+          <w:sz w:val="22"/>
+          <w:szCs w:val="22"/>
+        </w:rPr>
+        <w:t xml:space="preserve">dan </w:t>
       </w:r>
       <w:r>
         <w:rPr>
@@ -2881,7 +3209,7 @@
           <w:sz w:val="22"/>
           <w:szCs w:val="22"/>
         </w:rPr>
-        <w:t>Williams wil ook verder gaan</w:t>
+        <w:t>Williams wil verder gaan</w:t>
       </w:r>
       <w:r>
         <w:rPr>
@@ -2977,7 +3305,23 @@
           <w:sz w:val="22"/>
           <w:szCs w:val="22"/>
         </w:rPr>
-        <w:t xml:space="preserve">. Daardoor kunnen ze </w:t>
+        <w:t xml:space="preserve">. Daardoor kunnen </w:t>
+      </w:r>
+      <w:r>
+        <w:rPr>
+          <w:rFonts w:ascii="Courier New" w:hAnsi="Courier New" w:cs="Courier New"/>
+          <w:sz w:val="22"/>
+          <w:szCs w:val="22"/>
+        </w:rPr>
+        <w:t>die rechten</w:t>
+      </w:r>
+      <w:r>
+        <w:rPr>
+          <w:rFonts w:ascii="Courier New" w:hAnsi="Courier New" w:cs="Courier New"/>
+          <w:sz w:val="22"/>
+          <w:szCs w:val="22"/>
+        </w:rPr>
+        <w:t xml:space="preserve"> </w:t>
       </w:r>
       <w:r>
         <w:rPr>
@@ -3060,7 +3404,63 @@
           <w:sz w:val="22"/>
           <w:szCs w:val="22"/>
         </w:rPr>
-        <w:t xml:space="preserve">De morele onderlinge afhankelijkheid van al het menselijke leven vereist volgens hem een voortdurende dialoog waarin rechten </w:t>
+        <w:t xml:space="preserve">De morele onderlinge afhankelijkheid van al het menselijke leven </w:t>
+      </w:r>
+      <w:r>
+        <w:rPr>
+          <w:rFonts w:ascii="Courier New" w:hAnsi="Courier New" w:cs="Courier New"/>
+          <w:sz w:val="22"/>
+          <w:szCs w:val="22"/>
+        </w:rPr>
+        <w:t xml:space="preserve">(daar gaat het hem om) </w:t>
+      </w:r>
+      <w:r>
+        <w:rPr>
+          <w:rFonts w:ascii="Courier New" w:hAnsi="Courier New" w:cs="Courier New"/>
+          <w:sz w:val="22"/>
+          <w:szCs w:val="22"/>
+        </w:rPr>
+        <w:t>vereist een voortdurende dialoog waarin rechten samengaan met verplichtingen.</w:t>
+      </w:r>
+      <w:r>
+        <w:rPr>
+          <w:rFonts w:ascii="Courier New" w:hAnsi="Courier New" w:cs="Courier New"/>
+          <w:sz w:val="22"/>
+          <w:szCs w:val="22"/>
+        </w:rPr>
+        <w:t xml:space="preserve"> </w:t>
+      </w:r>
+      <w:r>
+        <w:rPr>
+          <w:rFonts w:ascii="Courier New" w:hAnsi="Courier New" w:cs="Courier New"/>
+          <w:sz w:val="22"/>
+          <w:szCs w:val="22"/>
+        </w:rPr>
+        <w:t>S</w:t>
+      </w:r>
+      <w:r>
+        <w:rPr>
+          <w:rFonts w:ascii="Courier New" w:hAnsi="Courier New" w:cs="Courier New"/>
+          <w:sz w:val="22"/>
+          <w:szCs w:val="22"/>
+        </w:rPr>
+        <w:t xml:space="preserve">olidariteit </w:t>
+      </w:r>
+      <w:r>
+        <w:rPr>
+          <w:rFonts w:ascii="Courier New" w:hAnsi="Courier New" w:cs="Courier New"/>
+          <w:sz w:val="22"/>
+          <w:szCs w:val="22"/>
+        </w:rPr>
+        <w:t xml:space="preserve">die hij voor ogen heeft ontstaat </w:t>
+      </w:r>
+      <w:r>
+        <w:rPr>
+          <w:rFonts w:ascii="Courier New" w:hAnsi="Courier New" w:cs="Courier New"/>
+          <w:sz w:val="22"/>
+          <w:szCs w:val="22"/>
+        </w:rPr>
+        <w:t xml:space="preserve">uit het besef dat mensen fundamenteel afhankelijk </w:t>
       </w:r>
       <w:r>
         <w:rPr>
@@ -3069,39 +3469,55 @@
           <w:szCs w:val="22"/>
         </w:rPr>
         <w:lastRenderedPageBreak/>
-        <w:t>samengaan met verplichtingen.</w:t>
-      </w:r>
-      <w:r>
-        <w:rPr>
-          <w:rFonts w:ascii="Courier New" w:hAnsi="Courier New" w:cs="Courier New"/>
-          <w:sz w:val="22"/>
-          <w:szCs w:val="22"/>
-        </w:rPr>
-        <w:t xml:space="preserve"> </w:t>
-      </w:r>
-      <w:r>
-        <w:rPr>
-          <w:rFonts w:ascii="Courier New" w:hAnsi="Courier New" w:cs="Courier New"/>
-          <w:sz w:val="22"/>
-          <w:szCs w:val="22"/>
-        </w:rPr>
-        <w:t xml:space="preserve">Volgens hem ontstaat echte solidariteit uit het besef dat mensen fundamenteel afhankelijk zijn van elkaar en elkaars kwetsbaarheid delen. Wat een ander bedreigt, raakt ook onszelf. Solidariteit is </w:t>
-      </w:r>
-      <w:r>
-        <w:rPr>
-          <w:rFonts w:ascii="Courier New" w:hAnsi="Courier New" w:cs="Courier New"/>
-          <w:sz w:val="22"/>
-          <w:szCs w:val="22"/>
-        </w:rPr>
-        <w:t>voor hem</w:t>
-      </w:r>
-      <w:r>
-        <w:rPr>
-          <w:rFonts w:ascii="Courier New" w:hAnsi="Courier New" w:cs="Courier New"/>
-          <w:sz w:val="22"/>
-          <w:szCs w:val="22"/>
-        </w:rPr>
-        <w:t xml:space="preserve"> geen oppervlakkig gevoel, maar een actieve </w:t>
+        <w:t xml:space="preserve">zijn van elkaar en </w:t>
+      </w:r>
+      <w:r>
+        <w:rPr>
+          <w:rFonts w:ascii="Courier New" w:hAnsi="Courier New" w:cs="Courier New"/>
+          <w:sz w:val="22"/>
+          <w:szCs w:val="22"/>
+        </w:rPr>
+        <w:t xml:space="preserve">ze </w:t>
+      </w:r>
+      <w:r>
+        <w:rPr>
+          <w:rFonts w:ascii="Courier New" w:hAnsi="Courier New" w:cs="Courier New"/>
+          <w:sz w:val="22"/>
+          <w:szCs w:val="22"/>
+        </w:rPr>
+        <w:t xml:space="preserve">elkaars kwetsbaarheid delen. Wat een ander bedreigt, raakt ook onszelf. Solidariteit </w:t>
+      </w:r>
+      <w:r>
+        <w:rPr>
+          <w:rFonts w:ascii="Courier New" w:hAnsi="Courier New" w:cs="Courier New"/>
+          <w:sz w:val="22"/>
+          <w:szCs w:val="22"/>
+        </w:rPr>
+        <w:t>dus niet als een</w:t>
+      </w:r>
+      <w:r>
+        <w:rPr>
+          <w:rFonts w:ascii="Courier New" w:hAnsi="Courier New" w:cs="Courier New"/>
+          <w:sz w:val="22"/>
+          <w:szCs w:val="22"/>
+        </w:rPr>
+        <w:t xml:space="preserve"> oppervlakkig gevoel, maar </w:t>
+      </w:r>
+      <w:r>
+        <w:rPr>
+          <w:rFonts w:ascii="Courier New" w:hAnsi="Courier New" w:cs="Courier New"/>
+          <w:sz w:val="22"/>
+          <w:szCs w:val="22"/>
+        </w:rPr>
+        <w:t xml:space="preserve">als </w:t>
+      </w:r>
+      <w:r>
+        <w:rPr>
+          <w:rFonts w:ascii="Courier New" w:hAnsi="Courier New" w:cs="Courier New"/>
+          <w:sz w:val="22"/>
+          <w:szCs w:val="22"/>
+        </w:rPr>
+        <w:t xml:space="preserve">een actieve </w:t>
       </w:r>
       <w:r>
         <w:rPr>
@@ -3117,7 +3533,23 @@
           <w:sz w:val="22"/>
           <w:szCs w:val="22"/>
         </w:rPr>
-        <w:t xml:space="preserve"> samenwerking, wederzijdse erkenning en gezamenlijke verantwoordelijkheid. Mensen bestaan niet als volledig autonome individuen; hun identiteit wordt gevormd in relaties met anderen, via taal, arbeid, communicatie en gedeelde ervaringen. </w:t>
+        <w:t xml:space="preserve"> samenwerking, wederzijdse erkenning en gezamenlijke verantwoordelijkheid. Mensen bestaan niet als volledig autonome individuen</w:t>
+      </w:r>
+      <w:r>
+        <w:rPr>
+          <w:rFonts w:ascii="Courier New" w:hAnsi="Courier New" w:cs="Courier New"/>
+          <w:sz w:val="22"/>
+          <w:szCs w:val="22"/>
+        </w:rPr>
+        <w:t>. H</w:t>
+      </w:r>
+      <w:r>
+        <w:rPr>
+          <w:rFonts w:ascii="Courier New" w:hAnsi="Courier New" w:cs="Courier New"/>
+          <w:sz w:val="22"/>
+          <w:szCs w:val="22"/>
+        </w:rPr>
+        <w:t xml:space="preserve">un identiteit wordt gevormd in relaties met anderen, via taal, arbeid, communicatie en gedeelde ervaringen. </w:t>
       </w:r>
       <w:r>
         <w:rPr>
@@ -3304,31 +3736,47 @@
           <w:sz w:val="22"/>
           <w:szCs w:val="22"/>
         </w:rPr>
-        <w:t>’s</w:t>
-      </w:r>
-      <w:r>
-        <w:rPr>
-          <w:rFonts w:ascii="Courier New" w:hAnsi="Courier New" w:cs="Courier New"/>
-          <w:sz w:val="22"/>
-          <w:szCs w:val="22"/>
-        </w:rPr>
-        <w:t xml:space="preserve"> “solidarity of the shaken” verwijst naar mensen die door oorlog en ontwrichting heen een dieper besef van verbondenheid ontwikkelen. Bij Józef Tischner staat gezamenlijke arbeid centraal</w:t>
-      </w:r>
-      <w:r>
-        <w:rPr>
-          <w:rFonts w:ascii="Courier New" w:hAnsi="Courier New" w:cs="Courier New"/>
-          <w:sz w:val="22"/>
-          <w:szCs w:val="22"/>
-        </w:rPr>
-        <w:t xml:space="preserve"> en dat</w:t>
-      </w:r>
-      <w:r>
-        <w:rPr>
-          <w:rFonts w:ascii="Courier New" w:hAnsi="Courier New" w:cs="Courier New"/>
-          <w:sz w:val="22"/>
-          <w:szCs w:val="22"/>
-        </w:rPr>
-        <w:t xml:space="preserve"> solidariteit groeit in samenwerken, waarheid spreken en elkaars lasten dragen. Dietrich Bonhoeffer verbindt solidariteit met verantwoordelijkheid voor de kwetsbaarheid van anderen, ook wanneer dit morele onzekerheid en risico’s met zich meebrengt. Volgens </w:t>
+        <w:t xml:space="preserve"> die </w:t>
+      </w:r>
+      <w:r>
+        <w:rPr>
+          <w:rFonts w:ascii="Courier New" w:hAnsi="Courier New" w:cs="Courier New"/>
+          <w:sz w:val="22"/>
+          <w:szCs w:val="22"/>
+        </w:rPr>
+        <w:t>verwijst naar mensen die door oorlog en ontwrichting heen een dieper besef van verbondenheid ontwikkelen. Bij Józef Tischner staat gezamenlijke arbeid centraal</w:t>
+      </w:r>
+      <w:r>
+        <w:rPr>
+          <w:rFonts w:ascii="Courier New" w:hAnsi="Courier New" w:cs="Courier New"/>
+          <w:sz w:val="22"/>
+          <w:szCs w:val="22"/>
+        </w:rPr>
+        <w:t xml:space="preserve"> en</w:t>
+      </w:r>
+      <w:r>
+        <w:rPr>
+          <w:rFonts w:ascii="Courier New" w:hAnsi="Courier New" w:cs="Courier New"/>
+          <w:sz w:val="22"/>
+          <w:szCs w:val="22"/>
+        </w:rPr>
+        <w:t xml:space="preserve"> solidariteit </w:t>
+      </w:r>
+      <w:r>
+        <w:rPr>
+          <w:rFonts w:ascii="Courier New" w:hAnsi="Courier New" w:cs="Courier New"/>
+          <w:sz w:val="22"/>
+          <w:szCs w:val="22"/>
+        </w:rPr>
+        <w:t xml:space="preserve">die </w:t>
+      </w:r>
+      <w:r>
+        <w:rPr>
+          <w:rFonts w:ascii="Courier New" w:hAnsi="Courier New" w:cs="Courier New"/>
+          <w:sz w:val="22"/>
+          <w:szCs w:val="22"/>
+        </w:rPr>
+        <w:t xml:space="preserve">groeit in samenwerken, waarheid spreken en elkaars lasten dragen. Dietrich Bonhoeffer verbindt solidariteit met verantwoordelijkheid voor de kwetsbaarheid van anderen, ook wanneer dit morele onzekerheid en risico’s met zich meebrengt. Volgens </w:t>
       </w:r>
       <w:r>
         <w:rPr>
@@ -3344,7 +3792,23 @@
           <w:sz w:val="22"/>
           <w:szCs w:val="22"/>
         </w:rPr>
-        <w:t xml:space="preserve">Williams vraagt solidariteit tijd, oefening en geduld. </w:t>
+        <w:t>Williams</w:t>
+      </w:r>
+      <w:r>
+        <w:rPr>
+          <w:rFonts w:ascii="Courier New" w:hAnsi="Courier New" w:cs="Courier New"/>
+          <w:sz w:val="22"/>
+          <w:szCs w:val="22"/>
+        </w:rPr>
+        <w:t>, ten slotte,</w:t>
+      </w:r>
+      <w:r>
+        <w:rPr>
+          <w:rFonts w:ascii="Courier New" w:hAnsi="Courier New" w:cs="Courier New"/>
+          <w:sz w:val="22"/>
+          <w:szCs w:val="22"/>
+        </w:rPr>
+        <w:t xml:space="preserve"> vraagt solidariteit tijd, oefening en geduld. </w:t>
       </w:r>
       <w:r>
         <w:rPr>
@@ -3368,103 +3832,7 @@
           <w:sz w:val="22"/>
           <w:szCs w:val="22"/>
         </w:rPr>
-        <w:t>Dat is inspanning, dat is arbeid. In onze m</w:t>
-      </w:r>
-      <w:r>
-        <w:rPr>
-          <w:rFonts w:ascii="Courier New" w:hAnsi="Courier New" w:cs="Courier New"/>
-          <w:sz w:val="22"/>
-          <w:szCs w:val="22"/>
-        </w:rPr>
-        <w:t>oderne samenl</w:t>
-      </w:r>
-      <w:r>
-        <w:rPr>
-          <w:rFonts w:ascii="Courier New" w:hAnsi="Courier New" w:cs="Courier New"/>
-          <w:sz w:val="22"/>
-          <w:szCs w:val="22"/>
-        </w:rPr>
-        <w:t>eving wordt deze arbeid vaak</w:t>
-      </w:r>
-      <w:r>
-        <w:rPr>
-          <w:rFonts w:ascii="Courier New" w:hAnsi="Courier New" w:cs="Courier New"/>
-          <w:sz w:val="22"/>
-          <w:szCs w:val="22"/>
-        </w:rPr>
-        <w:t xml:space="preserve"> gereduceerd tot technische </w:t>
-      </w:r>
-      <w:r>
-        <w:rPr>
-          <w:rFonts w:ascii="Courier New" w:hAnsi="Courier New" w:cs="Courier New"/>
-          <w:sz w:val="22"/>
-          <w:szCs w:val="22"/>
-        </w:rPr>
-        <w:t xml:space="preserve">en bureaucratische </w:t>
-      </w:r>
-      <w:r>
-        <w:rPr>
-          <w:rFonts w:ascii="Courier New" w:hAnsi="Courier New" w:cs="Courier New"/>
-          <w:sz w:val="22"/>
-          <w:szCs w:val="22"/>
-        </w:rPr>
-        <w:t xml:space="preserve">taken en verandert </w:t>
-      </w:r>
-      <w:r>
-        <w:rPr>
-          <w:rFonts w:ascii="Courier New" w:hAnsi="Courier New" w:cs="Courier New"/>
-          <w:sz w:val="22"/>
-          <w:szCs w:val="22"/>
-        </w:rPr>
-        <w:t xml:space="preserve">soldiariteit </w:t>
-      </w:r>
-      <w:r>
-        <w:rPr>
-          <w:rFonts w:ascii="Courier New" w:hAnsi="Courier New" w:cs="Courier New"/>
-          <w:sz w:val="22"/>
-          <w:szCs w:val="22"/>
-        </w:rPr>
-        <w:t xml:space="preserve">in simplistische identiteitspolitiek van </w:t>
-      </w:r>
-      <w:r>
-        <w:rPr>
-          <w:rFonts w:ascii="Courier New" w:hAnsi="Courier New" w:cs="Courier New"/>
-          <w:sz w:val="22"/>
-          <w:szCs w:val="22"/>
-        </w:rPr>
-        <w:t>‘</w:t>
-      </w:r>
-      <w:r>
-        <w:rPr>
-          <w:rFonts w:ascii="Courier New" w:hAnsi="Courier New" w:cs="Courier New"/>
-          <w:sz w:val="22"/>
-          <w:szCs w:val="22"/>
-        </w:rPr>
-        <w:t>wij tegen zij</w:t>
-      </w:r>
-      <w:r>
-        <w:rPr>
-          <w:rFonts w:ascii="Courier New" w:hAnsi="Courier New" w:cs="Courier New"/>
-          <w:sz w:val="22"/>
-          <w:szCs w:val="22"/>
-        </w:rPr>
-        <w:t>’</w:t>
-      </w:r>
-      <w:r>
-        <w:rPr>
-          <w:rFonts w:ascii="Courier New" w:hAnsi="Courier New" w:cs="Courier New"/>
-          <w:sz w:val="22"/>
-          <w:szCs w:val="22"/>
-        </w:rPr>
-        <w:t xml:space="preserve">, waar het zou moeten gaan om </w:t>
-      </w:r>
-      <w:r>
-        <w:rPr>
-          <w:rFonts w:ascii="Courier New" w:hAnsi="Courier New" w:cs="Courier New"/>
-          <w:sz w:val="22"/>
-          <w:szCs w:val="22"/>
-        </w:rPr>
-        <w:t>samenwerking als een open proces van communicatie en gedeelde verantwoordelijkheid. </w:t>
+        <w:t xml:space="preserve">Dat is inspanning, dat is arbeid. </w:t>
       </w:r>
     </w:p>
     <w:p>
@@ -3483,7 +3851,103 @@
           <w:sz w:val="22"/>
           <w:szCs w:val="22"/>
         </w:rPr>
-        <w:t xml:space="preserve">De klimaatcrisis en de coronapandemie </w:t>
+        <w:t>In onze m</w:t>
+      </w:r>
+      <w:r>
+        <w:rPr>
+          <w:rFonts w:ascii="Courier New" w:hAnsi="Courier New" w:cs="Courier New"/>
+          <w:sz w:val="22"/>
+          <w:szCs w:val="22"/>
+        </w:rPr>
+        <w:t>oderne samenl</w:t>
+      </w:r>
+      <w:r>
+        <w:rPr>
+          <w:rFonts w:ascii="Courier New" w:hAnsi="Courier New" w:cs="Courier New"/>
+          <w:sz w:val="22"/>
+          <w:szCs w:val="22"/>
+        </w:rPr>
+        <w:t>eving wordt deze arbeid vaak</w:t>
+      </w:r>
+      <w:r>
+        <w:rPr>
+          <w:rFonts w:ascii="Courier New" w:hAnsi="Courier New" w:cs="Courier New"/>
+          <w:sz w:val="22"/>
+          <w:szCs w:val="22"/>
+        </w:rPr>
+        <w:t xml:space="preserve"> gereduceerd tot technische </w:t>
+      </w:r>
+      <w:r>
+        <w:rPr>
+          <w:rFonts w:ascii="Courier New" w:hAnsi="Courier New" w:cs="Courier New"/>
+          <w:sz w:val="22"/>
+          <w:szCs w:val="22"/>
+        </w:rPr>
+        <w:t xml:space="preserve">en bureaucratische </w:t>
+      </w:r>
+      <w:r>
+        <w:rPr>
+          <w:rFonts w:ascii="Courier New" w:hAnsi="Courier New" w:cs="Courier New"/>
+          <w:sz w:val="22"/>
+          <w:szCs w:val="22"/>
+        </w:rPr>
+        <w:t xml:space="preserve">taken en verandert </w:t>
+      </w:r>
+      <w:r>
+        <w:rPr>
+          <w:rFonts w:ascii="Courier New" w:hAnsi="Courier New" w:cs="Courier New"/>
+          <w:sz w:val="22"/>
+          <w:szCs w:val="22"/>
+        </w:rPr>
+        <w:t xml:space="preserve">soldiariteit </w:t>
+      </w:r>
+      <w:r>
+        <w:rPr>
+          <w:rFonts w:ascii="Courier New" w:hAnsi="Courier New" w:cs="Courier New"/>
+          <w:sz w:val="22"/>
+          <w:szCs w:val="22"/>
+        </w:rPr>
+        <w:t xml:space="preserve">in simplistische identiteitspolitiek van </w:t>
+      </w:r>
+      <w:r>
+        <w:rPr>
+          <w:rFonts w:ascii="Courier New" w:hAnsi="Courier New" w:cs="Courier New"/>
+          <w:sz w:val="22"/>
+          <w:szCs w:val="22"/>
+        </w:rPr>
+        <w:t>‘</w:t>
+      </w:r>
+      <w:r>
+        <w:rPr>
+          <w:rFonts w:ascii="Courier New" w:hAnsi="Courier New" w:cs="Courier New"/>
+          <w:sz w:val="22"/>
+          <w:szCs w:val="22"/>
+        </w:rPr>
+        <w:t>wij tegen zij</w:t>
+      </w:r>
+      <w:r>
+        <w:rPr>
+          <w:rFonts w:ascii="Courier New" w:hAnsi="Courier New" w:cs="Courier New"/>
+          <w:sz w:val="22"/>
+          <w:szCs w:val="22"/>
+        </w:rPr>
+        <w:t>’</w:t>
+      </w:r>
+      <w:r>
+        <w:rPr>
+          <w:rFonts w:ascii="Courier New" w:hAnsi="Courier New" w:cs="Courier New"/>
+          <w:sz w:val="22"/>
+          <w:szCs w:val="22"/>
+        </w:rPr>
+        <w:t xml:space="preserve">, waar het zou moeten gaan om </w:t>
+      </w:r>
+      <w:r>
+        <w:rPr>
+          <w:rFonts w:ascii="Courier New" w:hAnsi="Courier New" w:cs="Courier New"/>
+          <w:sz w:val="22"/>
+          <w:szCs w:val="22"/>
+        </w:rPr>
+        <w:t xml:space="preserve">samenwerking als een open proces van communicatie en gedeelde verantwoordelijkheid. De klimaatcrisis en de coronapandemie </w:t>
       </w:r>
       <w:r>
         <w:rPr>
@@ -3659,7 +4123,47 @@
           <w:sz w:val="22"/>
           <w:szCs w:val="22"/>
         </w:rPr>
-        <w:t xml:space="preserve">werkelijk mens worden in </w:t>
+        <w:t xml:space="preserve">werkelijk mens worden in gemeenschap met anderen. Solidariteit betekent </w:t>
+      </w:r>
+      <w:r>
+        <w:rPr>
+          <w:rFonts w:ascii="Courier New" w:hAnsi="Courier New" w:cs="Courier New"/>
+          <w:sz w:val="22"/>
+          <w:szCs w:val="22"/>
+        </w:rPr>
+        <w:t>niet dat de</w:t>
+      </w:r>
+      <w:r>
+        <w:rPr>
+          <w:rFonts w:ascii="Courier New" w:hAnsi="Courier New" w:cs="Courier New"/>
+          <w:sz w:val="22"/>
+          <w:szCs w:val="22"/>
+        </w:rPr>
+        <w:t xml:space="preserve"> verschillen</w:t>
+      </w:r>
+      <w:r>
+        <w:rPr>
+          <w:rFonts w:ascii="Courier New" w:hAnsi="Courier New" w:cs="Courier New"/>
+          <w:sz w:val="22"/>
+          <w:szCs w:val="22"/>
+        </w:rPr>
+        <w:t xml:space="preserve"> tussen mensen verdwijnen</w:t>
+      </w:r>
+      <w:r>
+        <w:rPr>
+          <w:rFonts w:ascii="Courier New" w:hAnsi="Courier New" w:cs="Courier New"/>
+          <w:sz w:val="22"/>
+          <w:szCs w:val="22"/>
+        </w:rPr>
+        <w:t xml:space="preserve">, maar </w:t>
+      </w:r>
+      <w:r>
+        <w:rPr>
+          <w:rFonts w:ascii="Courier New" w:hAnsi="Courier New" w:cs="Courier New"/>
+          <w:sz w:val="22"/>
+          <w:szCs w:val="22"/>
+        </w:rPr>
+        <w:t xml:space="preserve">dat </w:t>
       </w:r>
       <w:r>
         <w:rPr>
@@ -3668,47 +4172,7 @@
           <w:szCs w:val="22"/>
         </w:rPr>
         <w:lastRenderedPageBreak/>
-        <w:t xml:space="preserve">gemeenschap met anderen. Solidariteit betekent </w:t>
-      </w:r>
-      <w:r>
-        <w:rPr>
-          <w:rFonts w:ascii="Courier New" w:hAnsi="Courier New" w:cs="Courier New"/>
-          <w:sz w:val="22"/>
-          <w:szCs w:val="22"/>
-        </w:rPr>
-        <w:t>niet dat de</w:t>
-      </w:r>
-      <w:r>
-        <w:rPr>
-          <w:rFonts w:ascii="Courier New" w:hAnsi="Courier New" w:cs="Courier New"/>
-          <w:sz w:val="22"/>
-          <w:szCs w:val="22"/>
-        </w:rPr>
-        <w:t xml:space="preserve"> verschillen</w:t>
-      </w:r>
-      <w:r>
-        <w:rPr>
-          <w:rFonts w:ascii="Courier New" w:hAnsi="Courier New" w:cs="Courier New"/>
-          <w:sz w:val="22"/>
-          <w:szCs w:val="22"/>
-        </w:rPr>
-        <w:t xml:space="preserve"> tussen mensen verdwijnen</w:t>
-      </w:r>
-      <w:r>
-        <w:rPr>
-          <w:rFonts w:ascii="Courier New" w:hAnsi="Courier New" w:cs="Courier New"/>
-          <w:sz w:val="22"/>
-          <w:szCs w:val="22"/>
-        </w:rPr>
-        <w:t xml:space="preserve">, maar </w:t>
-      </w:r>
-      <w:r>
-        <w:rPr>
-          <w:rFonts w:ascii="Courier New" w:hAnsi="Courier New" w:cs="Courier New"/>
-          <w:sz w:val="22"/>
-          <w:szCs w:val="22"/>
-        </w:rPr>
-        <w:t xml:space="preserve">dat ze </w:t>
+        <w:t xml:space="preserve">ze </w:t>
       </w:r>
       <w:r>
         <w:rPr>
@@ -3785,7 +4249,23 @@
           <w:sz w:val="22"/>
           <w:szCs w:val="22"/>
         </w:rPr>
-        <w:t xml:space="preserve"> is geen gemakkelijk boek en soms vraag je jezelf af of je het wel helemaal goed begrijpt. Het is een boek dat je soms opnieuw moet pakken om bepaalde delen nog eens te lezen. Het is ook een christelijk boek waar ik soms, met excuses, omheen lees. Maar het is ook een boek dat ons op een orginele manier naar de wereld en de mens laat kijken. </w:t>
+        <w:t xml:space="preserve"> is geen gemakkelijk boek en soms vraag je jezelf af of je het wel helemaal goed begrijpt. Het is een boek dat je soms opnieuw moet pakken om bepaalde delen nog eens te lezen. Het is ook een christelijk boek waar ik soms, met excuses, omheen lees. Maar het is ook een boek dat ons op een orginele manier naar de wereld en de mens laat kijken.</w:t>
+      </w:r>
+      <w:r>
+        <w:rPr>
+          <w:rFonts w:ascii="Courier New" w:hAnsi="Courier New" w:cs="Courier New"/>
+          <w:sz w:val="22"/>
+          <w:szCs w:val="22"/>
+        </w:rPr>
+        <w:t xml:space="preserve"> Een boek dat ons uitnodigt om van solidariteit werk te maken.</w:t>
+      </w:r>
+      <w:r>
+        <w:rPr>
+          <w:rFonts w:ascii="Courier New" w:hAnsi="Courier New" w:cs="Courier New"/>
+          <w:sz w:val="22"/>
+          <w:szCs w:val="22"/>
+        </w:rPr>
+        <w:t xml:space="preserve"> </w:t>
       </w:r>
     </w:p>
     <w:p>

--- a/BlogsWord/Werkmakenvansolidariteit.docx
+++ b/BlogsWord/Werkmakenvansolidariteit.docx
@@ -174,23 +174,31 @@
           <w:sz w:val="22"/>
           <w:szCs w:val="22"/>
         </w:rPr>
-        <w:t>. H</w:t>
-      </w:r>
-      <w:r>
-        <w:rPr>
-          <w:rFonts w:ascii="Courier New" w:hAnsi="Courier New" w:cs="Courier New"/>
-          <w:sz w:val="22"/>
-          <w:szCs w:val="22"/>
-        </w:rPr>
-        <w:t xml:space="preserve">ij </w:t>
-      </w:r>
-      <w:r>
-        <w:rPr>
-          <w:rFonts w:ascii="Courier New" w:hAnsi="Courier New" w:cs="Courier New"/>
-          <w:sz w:val="22"/>
-          <w:szCs w:val="22"/>
-        </w:rPr>
-        <w:t>was van 2002 tot in 2012 a</w:t>
+        <w:t xml:space="preserve"> </w:t>
+      </w:r>
+      <w:r>
+        <w:rPr>
+          <w:rFonts w:ascii="Courier New" w:hAnsi="Courier New" w:cs="Courier New"/>
+          <w:sz w:val="22"/>
+          <w:szCs w:val="22"/>
+        </w:rPr>
+        <w:t xml:space="preserve">van 2002 tot 2012 </w:t>
+      </w:r>
+      <w:r>
+        <w:rPr>
+          <w:rFonts w:ascii="Courier New" w:hAnsi="Courier New" w:cs="Courier New"/>
+          <w:sz w:val="22"/>
+          <w:szCs w:val="22"/>
+        </w:rPr>
+        <w:t xml:space="preserve">was hij </w:t>
+      </w:r>
+      <w:r>
+        <w:rPr>
+          <w:rFonts w:ascii="Courier New" w:hAnsi="Courier New" w:cs="Courier New"/>
+          <w:sz w:val="22"/>
+          <w:szCs w:val="22"/>
+        </w:rPr>
+        <w:t>a</w:t>
       </w:r>
       <w:r>
         <w:rPr>
@@ -222,7 +230,7 @@
           <w:sz w:val="22"/>
           <w:szCs w:val="22"/>
         </w:rPr>
-        <w:t xml:space="preserve">soms </w:t>
+        <w:t xml:space="preserve">niet zelden </w:t>
       </w:r>
       <w:r>
         <w:rPr>
@@ -556,7 +564,23 @@
           <w:sz w:val="22"/>
           <w:szCs w:val="22"/>
         </w:rPr>
-        <w:t xml:space="preserve">wat het eigenlijk betekent. Op allerlei plekken in de wereld </w:t>
+        <w:t xml:space="preserve">wat het eigenlijk betekent. Op </w:t>
+      </w:r>
+      <w:r>
+        <w:rPr>
+          <w:rFonts w:ascii="Courier New" w:hAnsi="Courier New" w:cs="Courier New"/>
+          <w:sz w:val="22"/>
+          <w:szCs w:val="22"/>
+        </w:rPr>
+        <w:t>heel veel</w:t>
+      </w:r>
+      <w:r>
+        <w:rPr>
+          <w:rFonts w:ascii="Courier New" w:hAnsi="Courier New" w:cs="Courier New"/>
+          <w:sz w:val="22"/>
+          <w:szCs w:val="22"/>
+        </w:rPr>
+        <w:t xml:space="preserve"> plekken in de wereld </w:t>
       </w:r>
       <w:r>
         <w:rPr>
@@ -588,7 +612,39 @@
           <w:sz w:val="22"/>
           <w:szCs w:val="22"/>
         </w:rPr>
-        <w:t xml:space="preserve">lezingen en seminars over houden. </w:t>
+        <w:t xml:space="preserve">lezingen en seminars over </w:t>
+      </w:r>
+      <w:r>
+        <w:rPr>
+          <w:rFonts w:ascii="Courier New" w:hAnsi="Courier New" w:cs="Courier New"/>
+          <w:sz w:val="22"/>
+          <w:szCs w:val="22"/>
+        </w:rPr>
+        <w:t>ge</w:t>
+      </w:r>
+      <w:r>
+        <w:rPr>
+          <w:rFonts w:ascii="Courier New" w:hAnsi="Courier New" w:cs="Courier New"/>
+          <w:sz w:val="22"/>
+          <w:szCs w:val="22"/>
+        </w:rPr>
+        <w:t>houden</w:t>
+      </w:r>
+      <w:r>
+        <w:rPr>
+          <w:rFonts w:ascii="Courier New" w:hAnsi="Courier New" w:cs="Courier New"/>
+          <w:sz w:val="22"/>
+          <w:szCs w:val="22"/>
+        </w:rPr>
+        <w:t xml:space="preserve"> en met dit boek heeft hij daar een geheel van gemaakt</w:t>
+      </w:r>
+      <w:r>
+        <w:rPr>
+          <w:rFonts w:ascii="Courier New" w:hAnsi="Courier New" w:cs="Courier New"/>
+          <w:sz w:val="22"/>
+          <w:szCs w:val="22"/>
+        </w:rPr>
+        <w:t xml:space="preserve">. </w:t>
       </w:r>
     </w:p>
     <w:p>
@@ -601,22 +657,6 @@
           <w:szCs w:val="22"/>
         </w:rPr>
       </w:pPr>
-      <w:r>
-        <w:rPr>
-          <w:rFonts w:ascii="Courier New" w:hAnsi="Courier New" w:cs="Courier New"/>
-          <w:sz w:val="22"/>
-          <w:szCs w:val="22"/>
-        </w:rPr>
-        <w:t xml:space="preserve">Solidariteit </w:t>
-      </w:r>
-      <w:r>
-        <w:rPr>
-          <w:rFonts w:ascii="Courier New" w:hAnsi="Courier New" w:cs="Courier New"/>
-          <w:sz w:val="22"/>
-          <w:szCs w:val="22"/>
-        </w:rPr>
-        <w:t xml:space="preserve">heeft te maken met dat voortdurende werk van erkenning en jezelf bevragen te maken. </w:t>
-      </w:r>
       <w:r>
         <w:rPr>
           <w:rFonts w:ascii="Courier New" w:hAnsi="Courier New" w:cs="Courier New"/>
@@ -938,7 +978,7 @@
           <w:sz w:val="22"/>
           <w:szCs w:val="22"/>
         </w:rPr>
-        <w:t>vreemde</w:t>
+        <w:t>ander</w:t>
       </w:r>
       <w:r>
         <w:rPr>
@@ -1010,7 +1050,87 @@
           <w:sz w:val="22"/>
           <w:szCs w:val="22"/>
         </w:rPr>
-        <w:t xml:space="preserve">. Er zijn veel krachten die het moeilijk maken om </w:t>
+        <w:t xml:space="preserve">. </w:t>
+      </w:r>
+      <w:r>
+        <w:rPr>
+          <w:rFonts w:ascii="Courier New" w:hAnsi="Courier New" w:cs="Courier New"/>
+          <w:sz w:val="22"/>
+          <w:szCs w:val="22"/>
+        </w:rPr>
+        <w:t>Solidariteit heeft te maken met dat voortdurende werk van erkenning en jezelf bevragen te maken.</w:t>
+      </w:r>
+      <w:r>
+        <w:rPr>
+          <w:rFonts w:ascii="Courier New" w:hAnsi="Courier New" w:cs="Courier New"/>
+          <w:sz w:val="22"/>
+          <w:szCs w:val="22"/>
+        </w:rPr>
+        <w:t xml:space="preserve"> </w:t>
+      </w:r>
+      <w:r>
+        <w:rPr>
+          <w:rFonts w:ascii="Courier New" w:hAnsi="Courier New" w:cs="Courier New"/>
+          <w:sz w:val="22"/>
+          <w:szCs w:val="22"/>
+        </w:rPr>
+        <w:t>Het gaat over lezen en gelezen worden</w:t>
+      </w:r>
+      <w:r>
+        <w:rPr>
+          <w:rFonts w:ascii="Courier New" w:hAnsi="Courier New" w:cs="Courier New"/>
+          <w:sz w:val="22"/>
+          <w:szCs w:val="22"/>
+        </w:rPr>
+        <w:t xml:space="preserve"> en dat is voor Williams een wederkerig proces van erkenning</w:t>
+      </w:r>
+      <w:r>
+        <w:rPr>
+          <w:rFonts w:ascii="Courier New" w:hAnsi="Courier New" w:cs="Courier New"/>
+          <w:sz w:val="22"/>
+          <w:szCs w:val="22"/>
+        </w:rPr>
+        <w:t>. Daarin spelen allerlei</w:t>
+      </w:r>
+      <w:r>
+        <w:rPr>
+          <w:rFonts w:ascii="Courier New" w:hAnsi="Courier New" w:cs="Courier New"/>
+          <w:sz w:val="22"/>
+          <w:szCs w:val="22"/>
+        </w:rPr>
+        <w:t xml:space="preserve"> krachten </w:t>
+      </w:r>
+      <w:r>
+        <w:rPr>
+          <w:rFonts w:ascii="Courier New" w:hAnsi="Courier New" w:cs="Courier New"/>
+          <w:sz w:val="22"/>
+          <w:szCs w:val="22"/>
+        </w:rPr>
+        <w:t xml:space="preserve">mee </w:t>
+      </w:r>
+      <w:r>
+        <w:rPr>
+          <w:rFonts w:ascii="Courier New" w:hAnsi="Courier New" w:cs="Courier New"/>
+          <w:sz w:val="22"/>
+          <w:szCs w:val="22"/>
+        </w:rPr>
+        <w:t xml:space="preserve">die het </w:t>
+      </w:r>
+      <w:r>
+        <w:rPr>
+          <w:rFonts w:ascii="Courier New" w:hAnsi="Courier New" w:cs="Courier New"/>
+          <w:sz w:val="22"/>
+          <w:szCs w:val="22"/>
+        </w:rPr>
+        <w:t xml:space="preserve">ons </w:t>
+      </w:r>
+      <w:r>
+        <w:rPr>
+          <w:rFonts w:ascii="Courier New" w:hAnsi="Courier New" w:cs="Courier New"/>
+          <w:sz w:val="22"/>
+          <w:szCs w:val="22"/>
+        </w:rPr>
+        <w:t xml:space="preserve">moeilijk maken om </w:t>
       </w:r>
       <w:r>
         <w:rPr>
@@ -1026,23 +1146,39 @@
           <w:sz w:val="22"/>
           <w:szCs w:val="22"/>
         </w:rPr>
-        <w:t xml:space="preserve">de vreemde </w:t>
-      </w:r>
-      <w:r>
-        <w:rPr>
-          <w:rFonts w:ascii="Courier New" w:hAnsi="Courier New" w:cs="Courier New"/>
-          <w:sz w:val="22"/>
-          <w:szCs w:val="22"/>
-        </w:rPr>
-        <w:t xml:space="preserve">en </w:t>
-      </w:r>
-      <w:r>
-        <w:rPr>
-          <w:rFonts w:ascii="Courier New" w:hAnsi="Courier New" w:cs="Courier New"/>
-          <w:sz w:val="22"/>
-          <w:szCs w:val="22"/>
-        </w:rPr>
-        <w:t>om solidair te kunnen zijn</w:t>
+        <w:t>‘de ander’</w:t>
+      </w:r>
+      <w:r>
+        <w:rPr>
+          <w:rFonts w:ascii="Courier New" w:hAnsi="Courier New" w:cs="Courier New"/>
+          <w:sz w:val="22"/>
+          <w:szCs w:val="22"/>
+        </w:rPr>
+        <w:t xml:space="preserve"> </w:t>
+      </w:r>
+      <w:r>
+        <w:rPr>
+          <w:rFonts w:ascii="Courier New" w:hAnsi="Courier New" w:cs="Courier New"/>
+          <w:sz w:val="22"/>
+          <w:szCs w:val="22"/>
+        </w:rPr>
+        <w:t xml:space="preserve">om te gaan </w:t>
+      </w:r>
+      <w:r>
+        <w:rPr>
+          <w:rFonts w:ascii="Courier New" w:hAnsi="Courier New" w:cs="Courier New"/>
+          <w:sz w:val="22"/>
+          <w:szCs w:val="22"/>
+        </w:rPr>
+        <w:t>en</w:t>
+      </w:r>
+      <w:r>
+        <w:rPr>
+          <w:rFonts w:ascii="Courier New" w:hAnsi="Courier New" w:cs="Courier New"/>
+          <w:sz w:val="22"/>
+          <w:szCs w:val="22"/>
+        </w:rPr>
+        <w:t xml:space="preserve"> solidair te kunnen zijn</w:t>
       </w:r>
       <w:r>
         <w:rPr>
@@ -1098,15 +1234,15 @@
           <w:sz w:val="22"/>
           <w:szCs w:val="22"/>
         </w:rPr>
-        <w:t>,</w:t>
-      </w:r>
-      <w:r>
-        <w:rPr>
-          <w:rFonts w:ascii="Courier New" w:hAnsi="Courier New" w:cs="Courier New"/>
-          <w:sz w:val="22"/>
-          <w:szCs w:val="22"/>
-        </w:rPr>
-        <w:t xml:space="preserve"> dan hoef je alleen maar aan </w:t>
+        <w:t xml:space="preserve"> en </w:t>
+      </w:r>
+      <w:r>
+        <w:rPr>
+          <w:rFonts w:ascii="Courier New" w:hAnsi="Courier New" w:cs="Courier New"/>
+          <w:sz w:val="22"/>
+          <w:szCs w:val="22"/>
+        </w:rPr>
+        <w:t xml:space="preserve">dan hoef je alleen maar aan </w:t>
       </w:r>
       <w:r>
         <w:rPr>
@@ -1210,7 +1346,7 @@
           <w:sz w:val="22"/>
           <w:szCs w:val="22"/>
         </w:rPr>
-        <w:t>,</w:t>
+        <w:t xml:space="preserve"> dat je serieus en waar je de tijd voor moet nemen.</w:t>
       </w:r>
       <w:r>
         <w:rPr>
@@ -1226,15 +1362,15 @@
           <w:sz w:val="22"/>
           <w:szCs w:val="22"/>
         </w:rPr>
-        <w:t xml:space="preserve">want </w:t>
-      </w:r>
-      <w:r>
-        <w:rPr>
-          <w:rFonts w:ascii="Courier New" w:hAnsi="Courier New" w:cs="Courier New"/>
-          <w:sz w:val="22"/>
-          <w:szCs w:val="22"/>
-        </w:rPr>
-        <w:t xml:space="preserve">er </w:t>
+        <w:t>Er</w:t>
+      </w:r>
+      <w:r>
+        <w:rPr>
+          <w:rFonts w:ascii="Courier New" w:hAnsi="Courier New" w:cs="Courier New"/>
+          <w:sz w:val="22"/>
+          <w:szCs w:val="22"/>
+        </w:rPr>
+        <w:t xml:space="preserve"> </w:t>
       </w:r>
       <w:r>
         <w:rPr>
@@ -1258,55 +1394,7 @@
           <w:sz w:val="22"/>
           <w:szCs w:val="22"/>
         </w:rPr>
-        <w:t>,</w:t>
-      </w:r>
-      <w:r>
-        <w:rPr>
-          <w:rFonts w:ascii="Courier New" w:hAnsi="Courier New" w:cs="Courier New"/>
-          <w:sz w:val="22"/>
-          <w:szCs w:val="22"/>
-        </w:rPr>
-        <w:t xml:space="preserve"> </w:t>
-      </w:r>
-      <w:r>
-        <w:rPr>
-          <w:rFonts w:ascii="Courier New" w:hAnsi="Courier New" w:cs="Courier New"/>
-          <w:sz w:val="22"/>
-          <w:szCs w:val="22"/>
-        </w:rPr>
-        <w:t xml:space="preserve">en </w:t>
-      </w:r>
-      <w:r>
-        <w:rPr>
-          <w:rFonts w:ascii="Courier New" w:hAnsi="Courier New" w:cs="Courier New"/>
-          <w:sz w:val="22"/>
-          <w:szCs w:val="22"/>
-        </w:rPr>
-        <w:t>dat</w:t>
-      </w:r>
-      <w:r>
-        <w:rPr>
-          <w:rFonts w:ascii="Courier New" w:hAnsi="Courier New" w:cs="Courier New"/>
-          <w:sz w:val="22"/>
-          <w:szCs w:val="22"/>
-        </w:rPr>
-        <w:t xml:space="preserve"> </w:t>
-      </w:r>
-      <w:r>
-        <w:rPr>
-          <w:rFonts w:ascii="Courier New" w:hAnsi="Courier New" w:cs="Courier New"/>
-          <w:sz w:val="22"/>
-          <w:szCs w:val="22"/>
-        </w:rPr>
-        <w:t xml:space="preserve">moet </w:t>
-      </w:r>
-      <w:r>
-        <w:rPr>
-          <w:rFonts w:ascii="Courier New" w:hAnsi="Courier New" w:cs="Courier New"/>
-          <w:sz w:val="22"/>
-          <w:szCs w:val="22"/>
-        </w:rPr>
-        <w:t>verricht moet wil solidariteit werkelijk</w:t>
+        <w:t xml:space="preserve"> wil solidariteit werkelijk</w:t>
       </w:r>
       <w:r>
         <w:rPr>
@@ -1323,70 +1411,6 @@
           <w:szCs w:val="22"/>
         </w:rPr>
         <w:t>.</w:t>
-      </w:r>
-      <w:r>
-        <w:rPr>
-          <w:rFonts w:ascii="Courier New" w:hAnsi="Courier New" w:cs="Courier New"/>
-          <w:sz w:val="22"/>
-          <w:szCs w:val="22"/>
-        </w:rPr>
-        <w:t xml:space="preserve"> </w:t>
-      </w:r>
-      <w:r>
-        <w:rPr>
-          <w:rFonts w:ascii="Courier New" w:hAnsi="Courier New" w:cs="Courier New"/>
-          <w:sz w:val="22"/>
-          <w:szCs w:val="22"/>
-        </w:rPr>
-        <w:t xml:space="preserve">Het delen van </w:t>
-      </w:r>
-      <w:r>
-        <w:rPr>
-          <w:rFonts w:ascii="Courier New" w:hAnsi="Courier New" w:cs="Courier New"/>
-          <w:sz w:val="22"/>
-          <w:szCs w:val="22"/>
-        </w:rPr>
-        <w:t xml:space="preserve">gevoelens </w:t>
-      </w:r>
-      <w:r>
-        <w:rPr>
-          <w:rFonts w:ascii="Courier New" w:hAnsi="Courier New" w:cs="Courier New"/>
-          <w:sz w:val="22"/>
-          <w:szCs w:val="22"/>
-        </w:rPr>
-        <w:t>met</w:t>
-      </w:r>
-      <w:r>
-        <w:rPr>
-          <w:rFonts w:ascii="Courier New" w:hAnsi="Courier New" w:cs="Courier New"/>
-          <w:sz w:val="22"/>
-          <w:szCs w:val="22"/>
-        </w:rPr>
-        <w:t xml:space="preserve"> een ander </w:t>
-      </w:r>
-      <w:r>
-        <w:rPr>
-          <w:rFonts w:ascii="Courier New" w:hAnsi="Courier New" w:cs="Courier New"/>
-          <w:sz w:val="22"/>
-          <w:szCs w:val="22"/>
-        </w:rPr>
-        <w:t>is geen eenvoudige kwestie</w:t>
-      </w:r>
-      <w:r>
-        <w:rPr>
-          <w:rFonts w:ascii="Courier New" w:hAnsi="Courier New" w:cs="Courier New"/>
-          <w:sz w:val="22"/>
-          <w:szCs w:val="22"/>
-        </w:rPr>
-        <w:t>.</w:t>
-      </w:r>
-      <w:r>
-        <w:rPr>
-          <w:rFonts w:ascii="Courier New" w:hAnsi="Courier New" w:cs="Courier New"/>
-          <w:sz w:val="22"/>
-          <w:szCs w:val="22"/>
-        </w:rPr>
-        <w:t xml:space="preserve"> </w:t>
       </w:r>
       <w:r>
         <w:rPr>
@@ -1445,47 +1469,39 @@
           <w:sz w:val="22"/>
           <w:szCs w:val="22"/>
         </w:rPr>
-        <w:t xml:space="preserve">op. </w:t>
-      </w:r>
-      <w:r>
-        <w:rPr>
-          <w:rFonts w:ascii="Courier New" w:hAnsi="Courier New" w:cs="Courier New"/>
-          <w:sz w:val="22"/>
-          <w:szCs w:val="22"/>
-        </w:rPr>
-        <w:t xml:space="preserve">De ervaringen van deze </w:t>
-      </w:r>
-      <w:r>
-        <w:rPr>
-          <w:rFonts w:ascii="Courier New" w:hAnsi="Courier New" w:cs="Courier New"/>
-          <w:sz w:val="22"/>
-          <w:szCs w:val="22"/>
-        </w:rPr>
-        <w:t xml:space="preserve">denkers </w:t>
-      </w:r>
-      <w:r>
-        <w:rPr>
-          <w:rFonts w:ascii="Courier New" w:hAnsi="Courier New" w:cs="Courier New"/>
-          <w:sz w:val="22"/>
-          <w:szCs w:val="22"/>
-        </w:rPr>
-        <w:t xml:space="preserve">waar Williams zijn ideeën op baseert </w:t>
-      </w:r>
-      <w:r>
-        <w:rPr>
-          <w:rFonts w:ascii="Courier New" w:hAnsi="Courier New" w:cs="Courier New"/>
-          <w:sz w:val="22"/>
-          <w:szCs w:val="22"/>
-        </w:rPr>
-        <w:t xml:space="preserve">zijn </w:t>
-      </w:r>
-      <w:r>
-        <w:rPr>
-          <w:rFonts w:ascii="Courier New" w:hAnsi="Courier New" w:cs="Courier New"/>
-          <w:sz w:val="22"/>
-          <w:szCs w:val="22"/>
-        </w:rPr>
-        <w:t>gevormd door</w:t>
+        <w:t>verder uit</w:t>
+      </w:r>
+      <w:r>
+        <w:rPr>
+          <w:rFonts w:ascii="Courier New" w:hAnsi="Courier New" w:cs="Courier New"/>
+          <w:sz w:val="22"/>
+          <w:szCs w:val="22"/>
+        </w:rPr>
+        <w:t xml:space="preserve">. </w:t>
+      </w:r>
+      <w:r>
+        <w:rPr>
+          <w:rFonts w:ascii="Courier New" w:hAnsi="Courier New" w:cs="Courier New"/>
+          <w:sz w:val="22"/>
+          <w:szCs w:val="22"/>
+        </w:rPr>
+        <w:t xml:space="preserve">Hun werk is </w:t>
+      </w:r>
+      <w:r>
+        <w:rPr>
+          <w:rFonts w:ascii="Courier New" w:hAnsi="Courier New" w:cs="Courier New"/>
+          <w:sz w:val="22"/>
+          <w:szCs w:val="22"/>
+        </w:rPr>
+        <w:t xml:space="preserve">gevormd </w:t>
+      </w:r>
+      <w:r>
+        <w:rPr>
+          <w:rFonts w:ascii="Courier New" w:hAnsi="Courier New" w:cs="Courier New"/>
+          <w:sz w:val="22"/>
+          <w:szCs w:val="22"/>
+        </w:rPr>
+        <w:t>in</w:t>
       </w:r>
       <w:r>
         <w:rPr>
@@ -1605,15 +1621,15 @@
           <w:sz w:val="22"/>
           <w:szCs w:val="22"/>
         </w:rPr>
-        <w:t xml:space="preserve">Daar hoorde </w:t>
-      </w:r>
-      <w:r>
-        <w:rPr>
-          <w:rFonts w:ascii="Courier New" w:hAnsi="Courier New" w:cs="Courier New"/>
-          <w:sz w:val="22"/>
-          <w:szCs w:val="22"/>
-        </w:rPr>
-        <w:t xml:space="preserve">voor </w:t>
+        <w:t>Daar</w:t>
+      </w:r>
+      <w:r>
+        <w:rPr>
+          <w:rFonts w:ascii="Courier New" w:hAnsi="Courier New" w:cs="Courier New"/>
+          <w:sz w:val="22"/>
+          <w:szCs w:val="22"/>
+        </w:rPr>
+        <w:t xml:space="preserve">voor wilde </w:t>
       </w:r>
       <w:r>
         <w:rPr>
@@ -1629,6 +1645,22 @@
           <w:sz w:val="22"/>
           <w:szCs w:val="22"/>
         </w:rPr>
+        <w:t xml:space="preserve"> de</w:t>
+      </w:r>
+      <w:r>
+        <w:rPr>
+          <w:rFonts w:ascii="Courier New" w:hAnsi="Courier New" w:cs="Courier New"/>
+          <w:sz w:val="22"/>
+          <w:szCs w:val="22"/>
+        </w:rPr>
+        <w:t xml:space="preserve"> politieke macht en morele doelen</w:t>
+      </w:r>
+      <w:r>
+        <w:rPr>
+          <w:rFonts w:ascii="Courier New" w:hAnsi="Courier New" w:cs="Courier New"/>
+          <w:sz w:val="22"/>
+          <w:szCs w:val="22"/>
+        </w:rPr>
         <w:t xml:space="preserve"> </w:t>
       </w:r>
       <w:r>
@@ -1637,14 +1669,6 @@
           <w:sz w:val="22"/>
           <w:szCs w:val="22"/>
         </w:rPr>
-        <w:t xml:space="preserve">het </w:t>
-      </w:r>
-      <w:r>
-        <w:rPr>
-          <w:rFonts w:ascii="Courier New" w:hAnsi="Courier New" w:cs="Courier New"/>
-          <w:sz w:val="22"/>
-          <w:szCs w:val="22"/>
-        </w:rPr>
         <w:t>opnieuw doordenken</w:t>
       </w:r>
       <w:r>
@@ -1653,22 +1677,6 @@
           <w:sz w:val="22"/>
           <w:szCs w:val="22"/>
         </w:rPr>
-        <w:t xml:space="preserve"> van politieke macht en morele doelen</w:t>
-      </w:r>
-      <w:r>
-        <w:rPr>
-          <w:rFonts w:ascii="Courier New" w:hAnsi="Courier New" w:cs="Courier New"/>
-          <w:sz w:val="22"/>
-          <w:szCs w:val="22"/>
-        </w:rPr>
-        <w:t xml:space="preserve"> bij</w:t>
-      </w:r>
-      <w:r>
-        <w:rPr>
-          <w:rFonts w:ascii="Courier New" w:hAnsi="Courier New" w:cs="Courier New"/>
-          <w:sz w:val="22"/>
-          <w:szCs w:val="22"/>
-        </w:rPr>
         <w:t xml:space="preserve">. </w:t>
       </w:r>
       <w:r>
@@ -1677,15 +1685,31 @@
           <w:sz w:val="22"/>
           <w:szCs w:val="22"/>
         </w:rPr>
-        <w:t>Patočka</w:t>
-      </w:r>
-      <w:r>
-        <w:rPr>
-          <w:rFonts w:ascii="Courier New" w:hAnsi="Courier New" w:cs="Courier New"/>
-          <w:sz w:val="22"/>
-          <w:szCs w:val="22"/>
-        </w:rPr>
-        <w:t xml:space="preserve"> ontwikkelde een eigen filosofie rond vrijheid, verantwoordelijkheid en de geestelijke crisis van de moderne wereld. Hij werd internationaal bekend door zijn idee van de </w:t>
+        <w:t>Zijn filosofie</w:t>
+      </w:r>
+      <w:r>
+        <w:rPr>
+          <w:rFonts w:ascii="Courier New" w:hAnsi="Courier New" w:cs="Courier New"/>
+          <w:sz w:val="22"/>
+          <w:szCs w:val="22"/>
+        </w:rPr>
+        <w:t xml:space="preserve"> </w:t>
+      </w:r>
+      <w:r>
+        <w:rPr>
+          <w:rFonts w:ascii="Courier New" w:hAnsi="Courier New" w:cs="Courier New"/>
+          <w:sz w:val="22"/>
+          <w:szCs w:val="22"/>
+        </w:rPr>
+        <w:t>gaat over</w:t>
+      </w:r>
+      <w:r>
+        <w:rPr>
+          <w:rFonts w:ascii="Courier New" w:hAnsi="Courier New" w:cs="Courier New"/>
+          <w:sz w:val="22"/>
+          <w:szCs w:val="22"/>
+        </w:rPr>
+        <w:t xml:space="preserve"> vrijheid, verantwoordelijkheid en de geestelijke crisis van de moderne wereld. Hij werd internationaal bekend door zijn idee van de </w:t>
       </w:r>
       <w:r>
         <w:rPr>
@@ -2012,7 +2036,7 @@
           <w:sz w:val="22"/>
           <w:szCs w:val="22"/>
         </w:rPr>
-        <w:t xml:space="preserve">betrokken bij concrete menselijke nood en onrecht. Hij sprak over </w:t>
+        <w:t xml:space="preserve">betrokken bij menselijke nood en onrecht. Hij sprak over </w:t>
       </w:r>
       <w:r>
         <w:rPr>
@@ -2127,23 +2151,15 @@
           <w:sz w:val="22"/>
           <w:szCs w:val="22"/>
         </w:rPr>
-        <w:t>‘</w:t>
-      </w:r>
-      <w:r>
-        <w:rPr>
-          <w:rFonts w:ascii="Courier New" w:hAnsi="Courier New" w:cs="Courier New"/>
-          <w:sz w:val="22"/>
-          <w:szCs w:val="22"/>
-        </w:rPr>
-        <w:t>co-inherence</w:t>
-      </w:r>
-      <w:r>
-        <w:rPr>
-          <w:rFonts w:ascii="Courier New" w:hAnsi="Courier New" w:cs="Courier New"/>
-          <w:sz w:val="22"/>
-          <w:szCs w:val="22"/>
-        </w:rPr>
-        <w:t>’ (wederzijdse verbondenheid)</w:t>
+        <w:t>‘wederzijdse verbondenheid</w:t>
+      </w:r>
+      <w:r>
+        <w:rPr>
+          <w:rFonts w:ascii="Courier New" w:hAnsi="Courier New" w:cs="Courier New"/>
+          <w:sz w:val="22"/>
+          <w:szCs w:val="22"/>
+        </w:rPr>
+        <w:t>’</w:t>
       </w:r>
       <w:r>
         <w:rPr>
@@ -2614,7 +2630,79 @@
           <w:sz w:val="22"/>
           <w:szCs w:val="22"/>
         </w:rPr>
-        <w:t xml:space="preserve"> schrijft dat het woord solidariteit te pas en te onpas gebruikt </w:t>
+        <w:t xml:space="preserve"> schrijft dat het woord solidariteit te pas en te onpas gebruikt wordt</w:t>
+      </w:r>
+      <w:r>
+        <w:rPr>
+          <w:rFonts w:ascii="Courier New" w:hAnsi="Courier New" w:cs="Courier New"/>
+          <w:sz w:val="22"/>
+          <w:szCs w:val="22"/>
+        </w:rPr>
+        <w:t xml:space="preserve"> tegenwoordig</w:t>
+      </w:r>
+      <w:r>
+        <w:rPr>
+          <w:rFonts w:ascii="Courier New" w:hAnsi="Courier New" w:cs="Courier New"/>
+          <w:sz w:val="22"/>
+          <w:szCs w:val="22"/>
+        </w:rPr>
+        <w:t>. D</w:t>
+      </w:r>
+      <w:r>
+        <w:rPr>
+          <w:rFonts w:ascii="Courier New" w:hAnsi="Courier New" w:cs="Courier New"/>
+          <w:sz w:val="22"/>
+          <w:szCs w:val="22"/>
+        </w:rPr>
+        <w:t xml:space="preserve">e betekenis ervan </w:t>
+      </w:r>
+      <w:r>
+        <w:rPr>
+          <w:rFonts w:ascii="Courier New" w:hAnsi="Courier New" w:cs="Courier New"/>
+          <w:sz w:val="22"/>
+          <w:szCs w:val="22"/>
+        </w:rPr>
+        <w:t xml:space="preserve">kennen we eigenlijk </w:t>
+      </w:r>
+      <w:r>
+        <w:rPr>
+          <w:rFonts w:ascii="Courier New" w:hAnsi="Courier New" w:cs="Courier New"/>
+          <w:sz w:val="22"/>
+          <w:szCs w:val="22"/>
+        </w:rPr>
+        <w:t>helemaal niet. Zodra we er betekenis aan geven (natuurlijk</w:t>
+      </w:r>
+      <w:r>
+        <w:rPr>
+          <w:rFonts w:ascii="Courier New" w:hAnsi="Courier New" w:cs="Courier New"/>
+          <w:sz w:val="22"/>
+          <w:szCs w:val="22"/>
+        </w:rPr>
+        <w:t>,</w:t>
+      </w:r>
+      <w:r>
+        <w:rPr>
+          <w:rFonts w:ascii="Courier New" w:hAnsi="Courier New" w:cs="Courier New"/>
+          <w:sz w:val="22"/>
+          <w:szCs w:val="22"/>
+        </w:rPr>
+        <w:t xml:space="preserve"> het </w:t>
+      </w:r>
+      <w:r>
+        <w:rPr>
+          <w:rFonts w:ascii="Courier New" w:hAnsi="Courier New" w:cs="Courier New"/>
+          <w:sz w:val="22"/>
+          <w:szCs w:val="22"/>
+        </w:rPr>
+        <w:t xml:space="preserve">heeft </w:t>
+      </w:r>
+      <w:r>
+        <w:rPr>
+          <w:rFonts w:ascii="Courier New" w:hAnsi="Courier New" w:cs="Courier New"/>
+          <w:sz w:val="22"/>
+          <w:szCs w:val="22"/>
+        </w:rPr>
+        <w:t xml:space="preserve">iets </w:t>
       </w:r>
       <w:r>
         <w:rPr>
@@ -2623,47 +2711,119 @@
           <w:szCs w:val="22"/>
         </w:rPr>
         <w:lastRenderedPageBreak/>
-        <w:t>wordt</w:t>
-      </w:r>
-      <w:r>
-        <w:rPr>
-          <w:rFonts w:ascii="Courier New" w:hAnsi="Courier New" w:cs="Courier New"/>
-          <w:sz w:val="22"/>
-          <w:szCs w:val="22"/>
-        </w:rPr>
-        <w:t xml:space="preserve"> tegenwoordig</w:t>
-      </w:r>
-      <w:r>
-        <w:rPr>
-          <w:rFonts w:ascii="Courier New" w:hAnsi="Courier New" w:cs="Courier New"/>
-          <w:sz w:val="22"/>
-          <w:szCs w:val="22"/>
-        </w:rPr>
-        <w:t>. D</w:t>
-      </w:r>
-      <w:r>
-        <w:rPr>
-          <w:rFonts w:ascii="Courier New" w:hAnsi="Courier New" w:cs="Courier New"/>
-          <w:sz w:val="22"/>
-          <w:szCs w:val="22"/>
-        </w:rPr>
-        <w:t xml:space="preserve">e betekenis ervan </w:t>
-      </w:r>
-      <w:r>
-        <w:rPr>
-          <w:rFonts w:ascii="Courier New" w:hAnsi="Courier New" w:cs="Courier New"/>
-          <w:sz w:val="22"/>
-          <w:szCs w:val="22"/>
-        </w:rPr>
-        <w:t xml:space="preserve">kennen we eigenlijk </w:t>
-      </w:r>
-      <w:r>
-        <w:rPr>
-          <w:rFonts w:ascii="Courier New" w:hAnsi="Courier New" w:cs="Courier New"/>
-          <w:sz w:val="22"/>
-          <w:szCs w:val="22"/>
-        </w:rPr>
-        <w:t>helemaal niet. Zodra we er betekenis aan geven (natuurlijk</w:t>
+        <w:t xml:space="preserve">met verbintenis te maken), glipt het door onze handen en verliest het glans. En als we </w:t>
+      </w:r>
+      <w:r>
+        <w:rPr>
+          <w:rFonts w:ascii="Courier New" w:hAnsi="Courier New" w:cs="Courier New"/>
+          <w:sz w:val="22"/>
+          <w:szCs w:val="22"/>
+        </w:rPr>
+        <w:t>het toch</w:t>
+      </w:r>
+      <w:r>
+        <w:rPr>
+          <w:rFonts w:ascii="Courier New" w:hAnsi="Courier New" w:cs="Courier New"/>
+          <w:sz w:val="22"/>
+          <w:szCs w:val="22"/>
+        </w:rPr>
+        <w:t xml:space="preserve"> proberen, heeft het </w:t>
+      </w:r>
+      <w:r>
+        <w:rPr>
+          <w:rFonts w:ascii="Courier New" w:hAnsi="Courier New" w:cs="Courier New"/>
+          <w:sz w:val="22"/>
+          <w:szCs w:val="22"/>
+        </w:rPr>
+        <w:t>uiteindelijk vaak</w:t>
+      </w:r>
+      <w:r>
+        <w:rPr>
+          <w:rFonts w:ascii="Courier New" w:hAnsi="Courier New" w:cs="Courier New"/>
+          <w:sz w:val="22"/>
+          <w:szCs w:val="22"/>
+        </w:rPr>
+        <w:t xml:space="preserve"> met de hoe-vraag te maken, </w:t>
+      </w:r>
+      <w:r>
+        <w:rPr>
+          <w:rFonts w:ascii="Courier New" w:hAnsi="Courier New" w:cs="Courier New"/>
+          <w:sz w:val="22"/>
+          <w:szCs w:val="22"/>
+        </w:rPr>
+        <w:t>zoiets als:</w:t>
+      </w:r>
+      <w:r>
+        <w:rPr>
+          <w:rFonts w:ascii="Courier New" w:hAnsi="Courier New" w:cs="Courier New"/>
+          <w:sz w:val="22"/>
+          <w:szCs w:val="22"/>
+        </w:rPr>
+        <w:t xml:space="preserve"> iedereen moet zijn of haar steente bijdragen. Op </w:t>
+      </w:r>
+      <w:r>
+        <w:rPr>
+          <w:rFonts w:ascii="Courier New" w:hAnsi="Courier New" w:cs="Courier New"/>
+          <w:sz w:val="22"/>
+          <w:szCs w:val="22"/>
+        </w:rPr>
+        <w:t xml:space="preserve">de vraag </w:t>
+      </w:r>
+      <w:r>
+        <w:rPr>
+          <w:rFonts w:ascii="Courier New" w:hAnsi="Courier New" w:cs="Courier New"/>
+          <w:sz w:val="22"/>
+          <w:szCs w:val="22"/>
+        </w:rPr>
+        <w:t xml:space="preserve">waarom solidariteit zo belangrijk is, daar gaat het natuurlijk om, blijven we stil. Dat is wat Bos duidelijk wil maken. </w:t>
+      </w:r>
+      <w:r>
+        <w:rPr>
+          <w:rFonts w:ascii="Courier New" w:hAnsi="Courier New" w:cs="Courier New"/>
+          <w:sz w:val="22"/>
+          <w:szCs w:val="22"/>
+        </w:rPr>
+        <w:t>Dat we eigenlijk met z’n allen blind zijn geworden om verbindingen aan te gaan met mensen die we niet kennen of waar we niets van weten. Dat het goed is om meer gemeenschappe</w:t>
+      </w:r>
+      <w:r>
+        <w:rPr>
+          <w:rFonts w:ascii="Courier New" w:hAnsi="Courier New" w:cs="Courier New"/>
+          <w:sz w:val="22"/>
+          <w:szCs w:val="22"/>
+        </w:rPr>
+        <w:t>-</w:t>
+      </w:r>
+      <w:r>
+        <w:rPr>
+          <w:rFonts w:ascii="Courier New" w:hAnsi="Courier New" w:cs="Courier New"/>
+          <w:sz w:val="22"/>
+          <w:szCs w:val="22"/>
+        </w:rPr>
+        <w:t xml:space="preserve">lijkheid te creëren en om diepere, stabielere en eerlijkere vormen van solidariteit aan te gaan. </w:t>
+      </w:r>
+      <w:r>
+        <w:rPr>
+          <w:rFonts w:ascii="Courier New" w:hAnsi="Courier New" w:cs="Courier New"/>
+          <w:sz w:val="22"/>
+          <w:szCs w:val="22"/>
+        </w:rPr>
+        <w:t>S</w:t>
+      </w:r>
+      <w:r>
+        <w:rPr>
+          <w:rFonts w:ascii="Courier New" w:hAnsi="Courier New" w:cs="Courier New"/>
+          <w:sz w:val="22"/>
+          <w:szCs w:val="22"/>
+        </w:rPr>
+        <w:t>olidariteit</w:t>
+      </w:r>
+      <w:r>
+        <w:rPr>
+          <w:rFonts w:ascii="Courier New" w:hAnsi="Courier New" w:cs="Courier New"/>
+          <w:sz w:val="22"/>
+          <w:szCs w:val="22"/>
+        </w:rPr>
+        <w:t xml:space="preserve"> eerst maar eens zoeken in kleinere</w:t>
       </w:r>
       <w:r>
         <w:rPr>
@@ -2679,135 +2839,87 @@
           <w:sz w:val="22"/>
           <w:szCs w:val="22"/>
         </w:rPr>
-        <w:t xml:space="preserve"> het </w:t>
-      </w:r>
-      <w:r>
-        <w:rPr>
-          <w:rFonts w:ascii="Courier New" w:hAnsi="Courier New" w:cs="Courier New"/>
-          <w:sz w:val="22"/>
-          <w:szCs w:val="22"/>
-        </w:rPr>
-        <w:t xml:space="preserve">heeft </w:t>
-      </w:r>
-      <w:r>
-        <w:rPr>
-          <w:rFonts w:ascii="Courier New" w:hAnsi="Courier New" w:cs="Courier New"/>
-          <w:sz w:val="22"/>
-          <w:szCs w:val="22"/>
-        </w:rPr>
-        <w:t xml:space="preserve">iets met verbintenis te maken), glipt het door onze handen en verliest het glans. En als we </w:t>
-      </w:r>
-      <w:r>
-        <w:rPr>
-          <w:rFonts w:ascii="Courier New" w:hAnsi="Courier New" w:cs="Courier New"/>
-          <w:sz w:val="22"/>
-          <w:szCs w:val="22"/>
-        </w:rPr>
-        <w:t>het toch</w:t>
-      </w:r>
-      <w:r>
-        <w:rPr>
-          <w:rFonts w:ascii="Courier New" w:hAnsi="Courier New" w:cs="Courier New"/>
-          <w:sz w:val="22"/>
-          <w:szCs w:val="22"/>
-        </w:rPr>
-        <w:t xml:space="preserve"> proberen, heeft het </w:t>
-      </w:r>
-      <w:r>
-        <w:rPr>
-          <w:rFonts w:ascii="Courier New" w:hAnsi="Courier New" w:cs="Courier New"/>
-          <w:sz w:val="22"/>
-          <w:szCs w:val="22"/>
-        </w:rPr>
-        <w:t>uiteindelijk vaak</w:t>
-      </w:r>
-      <w:r>
-        <w:rPr>
-          <w:rFonts w:ascii="Courier New" w:hAnsi="Courier New" w:cs="Courier New"/>
-          <w:sz w:val="22"/>
-          <w:szCs w:val="22"/>
-        </w:rPr>
-        <w:t xml:space="preserve"> met de hoe-vraag te maken, </w:t>
-      </w:r>
-      <w:r>
-        <w:rPr>
-          <w:rFonts w:ascii="Courier New" w:hAnsi="Courier New" w:cs="Courier New"/>
-          <w:sz w:val="22"/>
-          <w:szCs w:val="22"/>
-        </w:rPr>
-        <w:t>zoiets als:</w:t>
-      </w:r>
-      <w:r>
-        <w:rPr>
-          <w:rFonts w:ascii="Courier New" w:hAnsi="Courier New" w:cs="Courier New"/>
-          <w:sz w:val="22"/>
-          <w:szCs w:val="22"/>
-        </w:rPr>
-        <w:t xml:space="preserve"> iedereen moet zijn of haar steente bijdragen. Op </w:t>
-      </w:r>
-      <w:r>
-        <w:rPr>
-          <w:rFonts w:ascii="Courier New" w:hAnsi="Courier New" w:cs="Courier New"/>
-          <w:sz w:val="22"/>
-          <w:szCs w:val="22"/>
-        </w:rPr>
-        <w:t xml:space="preserve">de vraag </w:t>
-      </w:r>
-      <w:r>
-        <w:rPr>
-          <w:rFonts w:ascii="Courier New" w:hAnsi="Courier New" w:cs="Courier New"/>
-          <w:sz w:val="22"/>
-          <w:szCs w:val="22"/>
-        </w:rPr>
-        <w:t xml:space="preserve">waarom solidariteit zo belangrijk is, daar gaat het natuurlijk om, blijven we stil. Dat is wat Bos duidelijk wil maken. </w:t>
-      </w:r>
-      <w:r>
-        <w:rPr>
-          <w:rFonts w:ascii="Courier New" w:hAnsi="Courier New" w:cs="Courier New"/>
-          <w:sz w:val="22"/>
-          <w:szCs w:val="22"/>
-        </w:rPr>
-        <w:t>Dat we eigenlijk met z’n allen blind zijn geworden om verbindingen aan te gaan met mensen die we niet kennen of waar we niets van weten. Dat het goed is om meer gemeenschappe</w:t>
-      </w:r>
-      <w:r>
-        <w:rPr>
-          <w:rFonts w:ascii="Courier New" w:hAnsi="Courier New" w:cs="Courier New"/>
-          <w:sz w:val="22"/>
-          <w:szCs w:val="22"/>
-        </w:rPr>
-        <w:t>-</w:t>
-      </w:r>
-      <w:r>
-        <w:rPr>
-          <w:rFonts w:ascii="Courier New" w:hAnsi="Courier New" w:cs="Courier New"/>
-          <w:sz w:val="22"/>
-          <w:szCs w:val="22"/>
-        </w:rPr>
-        <w:t xml:space="preserve">lijkheid te creëren en om diepere, stabielere en eerlijkere vormen van solidariteit aan te gaan. </w:t>
-      </w:r>
-      <w:r>
-        <w:rPr>
-          <w:rFonts w:ascii="Courier New" w:hAnsi="Courier New" w:cs="Courier New"/>
-          <w:sz w:val="22"/>
-          <w:szCs w:val="22"/>
-        </w:rPr>
-        <w:t>S</w:t>
-      </w:r>
-      <w:r>
-        <w:rPr>
-          <w:rFonts w:ascii="Courier New" w:hAnsi="Courier New" w:cs="Courier New"/>
-          <w:sz w:val="22"/>
-          <w:szCs w:val="22"/>
-        </w:rPr>
-        <w:t>olidariteit</w:t>
-      </w:r>
-      <w:r>
-        <w:rPr>
-          <w:rFonts w:ascii="Courier New" w:hAnsi="Courier New" w:cs="Courier New"/>
-          <w:sz w:val="22"/>
-          <w:szCs w:val="22"/>
-        </w:rPr>
-        <w:t xml:space="preserve"> eerst maar eens zoeken in kleinere</w:t>
+        <w:t xml:space="preserve"> alledaagse gestes en vluchtige solidariteit als een groet, een handdruk, een compliment, een uitnodiging of een grap. </w:t>
+      </w:r>
+      <w:r>
+        <w:rPr>
+          <w:rFonts w:ascii="Courier New" w:hAnsi="Courier New" w:cs="Courier New"/>
+          <w:sz w:val="22"/>
+          <w:szCs w:val="22"/>
+        </w:rPr>
+        <w:t xml:space="preserve">Zelfs dit </w:t>
+      </w:r>
+      <w:r>
+        <w:rPr>
+          <w:rFonts w:ascii="Courier New" w:hAnsi="Courier New" w:cs="Courier New"/>
+          <w:sz w:val="22"/>
+          <w:szCs w:val="22"/>
+        </w:rPr>
+        <w:t xml:space="preserve">durft </w:t>
+      </w:r>
+      <w:r>
+        <w:rPr>
+          <w:rFonts w:ascii="Courier New" w:hAnsi="Courier New" w:cs="Courier New"/>
+          <w:sz w:val="22"/>
+          <w:szCs w:val="22"/>
+        </w:rPr>
+        <w:t>Bos</w:t>
+      </w:r>
+      <w:r>
+        <w:rPr>
+          <w:rFonts w:ascii="Courier New" w:hAnsi="Courier New" w:cs="Courier New"/>
+          <w:sz w:val="22"/>
+          <w:szCs w:val="22"/>
+        </w:rPr>
+        <w:t xml:space="preserve"> nauwelijks echt uit te spreken omdat hij weet dat het </w:t>
+      </w:r>
+      <w:r>
+        <w:rPr>
+          <w:rFonts w:ascii="Courier New" w:hAnsi="Courier New" w:cs="Courier New"/>
+          <w:sz w:val="22"/>
+          <w:szCs w:val="22"/>
+        </w:rPr>
+        <w:t xml:space="preserve">er op dit moment </w:t>
+      </w:r>
+      <w:r>
+        <w:rPr>
+          <w:rFonts w:ascii="Courier New" w:hAnsi="Courier New" w:cs="Courier New"/>
+          <w:sz w:val="22"/>
+          <w:szCs w:val="22"/>
+        </w:rPr>
+        <w:t>niet de wereld naar is</w:t>
+      </w:r>
+      <w:r>
+        <w:rPr>
+          <w:rFonts w:ascii="Courier New" w:hAnsi="Courier New" w:cs="Courier New"/>
+          <w:sz w:val="22"/>
+          <w:szCs w:val="22"/>
+        </w:rPr>
+        <w:t>; e</w:t>
+      </w:r>
+      <w:r>
+        <w:rPr>
+          <w:rFonts w:ascii="Courier New" w:hAnsi="Courier New" w:cs="Courier New"/>
+          <w:sz w:val="22"/>
+          <w:szCs w:val="22"/>
+        </w:rPr>
+        <w:t xml:space="preserve">r </w:t>
+      </w:r>
+      <w:r>
+        <w:rPr>
+          <w:rFonts w:ascii="Courier New" w:hAnsi="Courier New" w:cs="Courier New"/>
+          <w:sz w:val="22"/>
+          <w:szCs w:val="22"/>
+        </w:rPr>
+        <w:t xml:space="preserve">zijn </w:t>
+      </w:r>
+      <w:r>
+        <w:rPr>
+          <w:rFonts w:ascii="Courier New" w:hAnsi="Courier New" w:cs="Courier New"/>
+          <w:sz w:val="22"/>
+          <w:szCs w:val="22"/>
+        </w:rPr>
+        <w:t>genoeg mensen die dit</w:t>
       </w:r>
       <w:r>
         <w:rPr>
@@ -2823,87 +2935,23 @@
           <w:sz w:val="22"/>
           <w:szCs w:val="22"/>
         </w:rPr>
-        <w:t xml:space="preserve"> alledaagse gestes en vluchtige solidariteit als een groet, een handdruk, een compliment, een uitnodiging of een grap. </w:t>
-      </w:r>
-      <w:r>
-        <w:rPr>
-          <w:rFonts w:ascii="Courier New" w:hAnsi="Courier New" w:cs="Courier New"/>
-          <w:sz w:val="22"/>
-          <w:szCs w:val="22"/>
-        </w:rPr>
-        <w:t xml:space="preserve">Zelfs dit </w:t>
-      </w:r>
-      <w:r>
-        <w:rPr>
-          <w:rFonts w:ascii="Courier New" w:hAnsi="Courier New" w:cs="Courier New"/>
-          <w:sz w:val="22"/>
-          <w:szCs w:val="22"/>
-        </w:rPr>
-        <w:t xml:space="preserve">durft </w:t>
-      </w:r>
-      <w:r>
-        <w:rPr>
-          <w:rFonts w:ascii="Courier New" w:hAnsi="Courier New" w:cs="Courier New"/>
-          <w:sz w:val="22"/>
-          <w:szCs w:val="22"/>
-        </w:rPr>
-        <w:t>Bos</w:t>
-      </w:r>
-      <w:r>
-        <w:rPr>
-          <w:rFonts w:ascii="Courier New" w:hAnsi="Courier New" w:cs="Courier New"/>
-          <w:sz w:val="22"/>
-          <w:szCs w:val="22"/>
-        </w:rPr>
-        <w:t xml:space="preserve"> nauwelijks echt uit te spreken omdat hij weet dat het </w:t>
-      </w:r>
-      <w:r>
-        <w:rPr>
-          <w:rFonts w:ascii="Courier New" w:hAnsi="Courier New" w:cs="Courier New"/>
-          <w:sz w:val="22"/>
-          <w:szCs w:val="22"/>
-        </w:rPr>
-        <w:t xml:space="preserve">er op dit moment </w:t>
-      </w:r>
-      <w:r>
-        <w:rPr>
-          <w:rFonts w:ascii="Courier New" w:hAnsi="Courier New" w:cs="Courier New"/>
-          <w:sz w:val="22"/>
-          <w:szCs w:val="22"/>
-        </w:rPr>
-        <w:t>niet de wereld naar is</w:t>
-      </w:r>
-      <w:r>
-        <w:rPr>
-          <w:rFonts w:ascii="Courier New" w:hAnsi="Courier New" w:cs="Courier New"/>
-          <w:sz w:val="22"/>
-          <w:szCs w:val="22"/>
-        </w:rPr>
-        <w:t>; e</w:t>
-      </w:r>
-      <w:r>
-        <w:rPr>
-          <w:rFonts w:ascii="Courier New" w:hAnsi="Courier New" w:cs="Courier New"/>
-          <w:sz w:val="22"/>
-          <w:szCs w:val="22"/>
-        </w:rPr>
-        <w:t xml:space="preserve">r </w:t>
-      </w:r>
-      <w:r>
-        <w:rPr>
-          <w:rFonts w:ascii="Courier New" w:hAnsi="Courier New" w:cs="Courier New"/>
-          <w:sz w:val="22"/>
-          <w:szCs w:val="22"/>
-        </w:rPr>
-        <w:t xml:space="preserve">zijn </w:t>
-      </w:r>
-      <w:r>
-        <w:rPr>
-          <w:rFonts w:ascii="Courier New" w:hAnsi="Courier New" w:cs="Courier New"/>
-          <w:sz w:val="22"/>
-          <w:szCs w:val="22"/>
-        </w:rPr>
-        <w:t xml:space="preserve">genoeg mensen die dit om welke reden dan ook onderuit zullen halen. Bos laat </w:t>
+        <w:t xml:space="preserve"> om welke reden dan ook</w:t>
+      </w:r>
+      <w:r>
+        <w:rPr>
+          <w:rFonts w:ascii="Courier New" w:hAnsi="Courier New" w:cs="Courier New"/>
+          <w:sz w:val="22"/>
+          <w:szCs w:val="22"/>
+        </w:rPr>
+        <w:t>,</w:t>
+      </w:r>
+      <w:r>
+        <w:rPr>
+          <w:rFonts w:ascii="Courier New" w:hAnsi="Courier New" w:cs="Courier New"/>
+          <w:sz w:val="22"/>
+          <w:szCs w:val="22"/>
+        </w:rPr>
+        <w:t xml:space="preserve"> onderuit zullen halen. Bos laat </w:t>
       </w:r>
       <w:r>
         <w:rPr>
@@ -3460,7 +3508,39 @@
           <w:sz w:val="22"/>
           <w:szCs w:val="22"/>
         </w:rPr>
-        <w:t xml:space="preserve">uit het besef dat mensen fundamenteel afhankelijk </w:t>
+        <w:t xml:space="preserve">uit het besef dat mensen fundamenteel afhankelijk zijn van elkaar en </w:t>
+      </w:r>
+      <w:r>
+        <w:rPr>
+          <w:rFonts w:ascii="Courier New" w:hAnsi="Courier New" w:cs="Courier New"/>
+          <w:sz w:val="22"/>
+          <w:szCs w:val="22"/>
+        </w:rPr>
+        <w:t xml:space="preserve">ze </w:t>
+      </w:r>
+      <w:r>
+        <w:rPr>
+          <w:rFonts w:ascii="Courier New" w:hAnsi="Courier New" w:cs="Courier New"/>
+          <w:sz w:val="22"/>
+          <w:szCs w:val="22"/>
+        </w:rPr>
+        <w:t xml:space="preserve">elkaars kwetsbaarheid delen. Wat een ander bedreigt, raakt ook onszelf. Solidariteit </w:t>
+      </w:r>
+      <w:r>
+        <w:rPr>
+          <w:rFonts w:ascii="Courier New" w:hAnsi="Courier New" w:cs="Courier New"/>
+          <w:sz w:val="22"/>
+          <w:szCs w:val="22"/>
+        </w:rPr>
+        <w:t>dus niet als een</w:t>
+      </w:r>
+      <w:r>
+        <w:rPr>
+          <w:rFonts w:ascii="Courier New" w:hAnsi="Courier New" w:cs="Courier New"/>
+          <w:sz w:val="22"/>
+          <w:szCs w:val="22"/>
+        </w:rPr>
+        <w:t xml:space="preserve"> </w:t>
       </w:r>
       <w:r>
         <w:rPr>
@@ -3469,39 +3549,7 @@
           <w:szCs w:val="22"/>
         </w:rPr>
         <w:lastRenderedPageBreak/>
-        <w:t xml:space="preserve">zijn van elkaar en </w:t>
-      </w:r>
-      <w:r>
-        <w:rPr>
-          <w:rFonts w:ascii="Courier New" w:hAnsi="Courier New" w:cs="Courier New"/>
-          <w:sz w:val="22"/>
-          <w:szCs w:val="22"/>
-        </w:rPr>
-        <w:t xml:space="preserve">ze </w:t>
-      </w:r>
-      <w:r>
-        <w:rPr>
-          <w:rFonts w:ascii="Courier New" w:hAnsi="Courier New" w:cs="Courier New"/>
-          <w:sz w:val="22"/>
-          <w:szCs w:val="22"/>
-        </w:rPr>
-        <w:t xml:space="preserve">elkaars kwetsbaarheid delen. Wat een ander bedreigt, raakt ook onszelf. Solidariteit </w:t>
-      </w:r>
-      <w:r>
-        <w:rPr>
-          <w:rFonts w:ascii="Courier New" w:hAnsi="Courier New" w:cs="Courier New"/>
-          <w:sz w:val="22"/>
-          <w:szCs w:val="22"/>
-        </w:rPr>
-        <w:t>dus niet als een</w:t>
-      </w:r>
-      <w:r>
-        <w:rPr>
-          <w:rFonts w:ascii="Courier New" w:hAnsi="Courier New" w:cs="Courier New"/>
-          <w:sz w:val="22"/>
-          <w:szCs w:val="22"/>
-        </w:rPr>
-        <w:t xml:space="preserve"> oppervlakkig gevoel, maar </w:t>
+        <w:t xml:space="preserve">oppervlakkig gevoel, maar </w:t>
       </w:r>
       <w:r>
         <w:rPr>
@@ -4163,16 +4211,7 @@
           <w:sz w:val="22"/>
           <w:szCs w:val="22"/>
         </w:rPr>
-        <w:t xml:space="preserve">dat </w:t>
-      </w:r>
-      <w:r>
-        <w:rPr>
-          <w:rFonts w:ascii="Courier New" w:hAnsi="Courier New" w:cs="Courier New"/>
-          <w:sz w:val="22"/>
-          <w:szCs w:val="22"/>
-        </w:rPr>
-        <w:lastRenderedPageBreak/>
-        <w:t xml:space="preserve">ze </w:t>
+        <w:t xml:space="preserve">dat ze </w:t>
       </w:r>
       <w:r>
         <w:rPr>
@@ -4241,6 +4280,7 @@
           <w:sz w:val="22"/>
           <w:szCs w:val="22"/>
         </w:rPr>
+        <w:lastRenderedPageBreak/>
         <w:t>Solidarity: The Work of Recognition</w:t>
       </w:r>
       <w:r>
@@ -4249,15 +4289,31 @@
           <w:sz w:val="22"/>
           <w:szCs w:val="22"/>
         </w:rPr>
-        <w:t xml:space="preserve"> is geen gemakkelijk boek en soms vraag je jezelf af of je het wel helemaal goed begrijpt. Het is een boek dat je soms opnieuw moet pakken om bepaalde delen nog eens te lezen. Het is ook een christelijk boek waar ik soms, met excuses, omheen lees. Maar het is ook een boek dat ons op een orginele manier naar de wereld en de mens laat kijken.</w:t>
-      </w:r>
-      <w:r>
-        <w:rPr>
-          <w:rFonts w:ascii="Courier New" w:hAnsi="Courier New" w:cs="Courier New"/>
-          <w:sz w:val="22"/>
-          <w:szCs w:val="22"/>
-        </w:rPr>
-        <w:t xml:space="preserve"> Een boek dat ons uitnodigt om van solidariteit werk te maken.</w:t>
+        <w:t xml:space="preserve"> is geen gemakkelijk boek en soms vraag je jezelf af of je het wel helemaal goed begrijpt. Het is een boek dat je soms opnieuw moet pakken om bepaalde delen nog eens te lezen. Het is ook een christelijk boek waar ik, met excuses, omheen lees. Maar het is een boek dat ons op een orginele manier naar de wereld en de mens laat kijken.</w:t>
+      </w:r>
+      <w:r>
+        <w:rPr>
+          <w:rFonts w:ascii="Courier New" w:hAnsi="Courier New" w:cs="Courier New"/>
+          <w:sz w:val="22"/>
+          <w:szCs w:val="22"/>
+        </w:rPr>
+        <w:t xml:space="preserve"> Een boek dat ons </w:t>
+      </w:r>
+      <w:r>
+        <w:rPr>
+          <w:rFonts w:ascii="Courier New" w:hAnsi="Courier New" w:cs="Courier New"/>
+          <w:sz w:val="22"/>
+          <w:szCs w:val="22"/>
+        </w:rPr>
+        <w:t xml:space="preserve">van harte </w:t>
+      </w:r>
+      <w:r>
+        <w:rPr>
+          <w:rFonts w:ascii="Courier New" w:hAnsi="Courier New" w:cs="Courier New"/>
+          <w:sz w:val="22"/>
+          <w:szCs w:val="22"/>
+        </w:rPr>
+        <w:t>uitnodigt om van solidariteit werk te maken.</w:t>
       </w:r>
       <w:r>
         <w:rPr>
@@ -4385,6 +4441,14 @@
           <w:szCs w:val="22"/>
         </w:rPr>
         <w:t xml:space="preserve"> London: Bloomsbury Continuum. </w:t>
+      </w:r>
+      <w:r>
+        <w:rPr>
+          <w:rFonts w:ascii="Courier New" w:hAnsi="Courier New" w:cs="Courier New"/>
+          <w:sz w:val="22"/>
+          <w:szCs w:val="22"/>
+        </w:rPr>
+        <w:t>320 pagina’s</w:t>
       </w:r>
       <w:r>
         <w:rPr>
